--- a/docs/03-report/实训文档/23030301曹磊-1/6-实训报告-项目1.docx
+++ b/docs/03-report/实训文档/23030301曹磊-1/6-实训报告-项目1.docx
@@ -1,6 +1,6 @@
 
 <file path=word/document.xml><?xml version="1.0" encoding="utf-8"?>
-<w:document xmlns:wpc="http://schemas.microsoft.com/office/word/2010/wordprocessingCanvas" xmlns:cx="http://schemas.microsoft.com/office/drawing/2014/chartex" xmlns:cx1="http://schemas.microsoft.com/office/drawing/2015/9/8/chartex" xmlns:cx2="http://schemas.microsoft.com/office/drawing/2015/10/21/chartex" xmlns:cx3="http://schemas.microsoft.com/office/drawing/2016/5/9/chartex" xmlns:cx4="http://schemas.microsoft.com/office/drawing/2016/5/10/chartex" xmlns:cx5="http://schemas.microsoft.com/office/drawing/2016/5/11/chartex" xmlns:cx6="http://schemas.microsoft.com/office/drawing/2016/5/12/chartex" xmlns:cx7="http://schemas.microsoft.com/office/drawing/2016/5/13/chartex" xmlns:cx8="http://schemas.microsoft.com/office/drawing/2016/5/14/chartex" xmlns:mc="http://schemas.openxmlformats.org/markup-compatibility/2006" xmlns:aink="http://schemas.microsoft.com/office/drawing/2016/ink" xmlns:am3d="http://schemas.microsoft.com/office/drawing/2017/model3d" xmlns:o="urn:schemas-microsoft-com:office:office" xmlns:oel="http://schemas.microsoft.com/office/2019/extlst" xmlns:r="http://schemas.openxmlformats.org/officeDocument/2006/relationships" xmlns:m="http://schemas.openxmlformats.org/officeDocument/2006/math" xmlns:v="urn:schemas-microsoft-com:vml" xmlns:wp14="http://schemas.microsoft.com/office/word/2010/wordprocessingDrawing" xmlns:wp="http://schemas.openxmlformats.org/drawingml/2006/wordprocessingDrawing" xmlns:w10="urn:schemas-microsoft-com:office:word" xmlns:w="http://schemas.openxmlformats.org/wordprocessingml/2006/main" xmlns:w14="http://schemas.microsoft.com/office/word/2010/wordml" xmlns:w15="http://schemas.microsoft.com/office/word/2012/wordml" xmlns:w16cex="http://schemas.microsoft.com/office/word/2018/wordml/cex" xmlns:w16cid="http://schemas.microsoft.com/office/word/2016/wordml/cid" xmlns:w16="http://schemas.microsoft.com/office/word/2018/wordml" xmlns:w16du="http://schemas.microsoft.com/office/word/2023/wordml/word16du" xmlns:w16sdtdh="http://schemas.microsoft.com/office/word/2020/wordml/sdtdatahash" xmlns:w16sdtfl="http://schemas.microsoft.com/office/word/2024/wordml/sdtformatlock" xmlns:w16se="http://schemas.microsoft.com/office/word/2015/wordml/symex" xmlns:wpg="http://schemas.microsoft.com/office/word/2010/wordprocessingGroup" xmlns:wpi="http://schemas.microsoft.com/office/word/2010/wordprocessingInk" xmlns:wne="http://schemas.microsoft.com/office/word/2006/wordml" xmlns:wps="http://schemas.microsoft.com/office/word/2010/wordprocessingShape" mc:Ignorable="w14 w15 w16se w16cid w16 w16cex w16sdtdh w16sdtfl w16du wp14">
+<w:document xmlns:a="http://schemas.openxmlformats.org/drawingml/2006/main" xmlns:pic="http://schemas.openxmlformats.org/drawingml/2006/picture" xmlns:a14="http://schemas.microsoft.com/office/drawing/2010/main" xmlns:wpc="http://schemas.microsoft.com/office/word/2010/wordprocessingCanvas" xmlns:cx="http://schemas.microsoft.com/office/drawing/2014/chartex" xmlns:cx1="http://schemas.microsoft.com/office/drawing/2015/9/8/chartex" xmlns:cx2="http://schemas.microsoft.com/office/drawing/2015/10/21/chartex" xmlns:cx3="http://schemas.microsoft.com/office/drawing/2016/5/9/chartex" xmlns:cx4="http://schemas.microsoft.com/office/drawing/2016/5/10/chartex" xmlns:cx5="http://schemas.microsoft.com/office/drawing/2016/5/11/chartex" xmlns:cx6="http://schemas.microsoft.com/office/drawing/2016/5/12/chartex" xmlns:cx7="http://schemas.microsoft.com/office/drawing/2016/5/13/chartex" xmlns:cx8="http://schemas.microsoft.com/office/drawing/2016/5/14/chartex" xmlns:mc="http://schemas.openxmlformats.org/markup-compatibility/2006" xmlns:aink="http://schemas.microsoft.com/office/drawing/2016/ink" xmlns:am3d="http://schemas.microsoft.com/office/drawing/2017/model3d" xmlns:o="urn:schemas-microsoft-com:office:office" xmlns:oel="http://schemas.microsoft.com/office/2019/extlst" xmlns:r="http://schemas.openxmlformats.org/officeDocument/2006/relationships" xmlns:m="http://schemas.openxmlformats.org/officeDocument/2006/math" xmlns:v="urn:schemas-microsoft-com:vml" xmlns:wp14="http://schemas.microsoft.com/office/word/2010/wordprocessingDrawing" xmlns:wp="http://schemas.openxmlformats.org/drawingml/2006/wordprocessingDrawing" xmlns:w10="urn:schemas-microsoft-com:office:word" xmlns:w="http://schemas.openxmlformats.org/wordprocessingml/2006/main" xmlns:w14="http://schemas.microsoft.com/office/word/2010/wordml" xmlns:w15="http://schemas.microsoft.com/office/word/2012/wordml" xmlns:w16cex="http://schemas.microsoft.com/office/word/2018/wordml/cex" xmlns:w16cid="http://schemas.microsoft.com/office/word/2016/wordml/cid" xmlns:w16="http://schemas.microsoft.com/office/word/2018/wordml" xmlns:w16du="http://schemas.microsoft.com/office/word/2023/wordml/word16du" xmlns:w16sdtdh="http://schemas.microsoft.com/office/word/2020/wordml/sdtdatahash" xmlns:w16sdtfl="http://schemas.microsoft.com/office/word/2024/wordml/sdtformatlock" xmlns:w16se="http://schemas.microsoft.com/office/word/2015/wordml/symex" xmlns:wpg="http://schemas.microsoft.com/office/word/2010/wordprocessingGroup" xmlns:wpi="http://schemas.microsoft.com/office/word/2010/wordprocessingInk" xmlns:wne="http://schemas.microsoft.com/office/word/2006/wordml" xmlns:wps="http://schemas.microsoft.com/office/word/2010/wordprocessingShape" mc:Ignorable="w14 w15 w16se w16cid w16 w16cex w16sdtdh w16sdtfl w16du wp14">
   <w:body>
     <w:p>
       <w:r>
@@ -9,7 +9,7 @@
           <w:sz w:val="20"/>
         </w:rPr>
         <w:drawing>
-          <wp:anchor distT="0" distB="0" distL="114300" distR="114300" simplePos="0" relativeHeight="251659264" behindDoc="0" locked="0" layoutInCell="1" allowOverlap="1" wp14:anchorId="6F668CBB" wp14:editId="4C31D33E">
+          <wp:anchor distT="0" distB="0" distL="114300" distR="114300" simplePos="0" relativeHeight="251659264" behindDoc="0" locked="0" layoutInCell="1" allowOverlap="1" wp14:editId="4C31D33E" wp14:anchorId="6F668CBB">
             <wp:simplePos x="0" y="0"/>
             <wp:positionH relativeFrom="column">
               <wp:posOffset>1257300</wp:posOffset>
@@ -82,7 +82,7 @@
       </w:pPr>
       <w:r>
         <w:rPr>
-          <w:rFonts w:ascii="Times" w:hAnsi="Times" w:hint="eastAsia"/>
+          <w:rFonts w:hint="eastAsia" w:ascii="Times" w:hAnsi="Times"/>
         </w:rPr>
         <w:t>CHANGZHOU   INSTITUTE   OF   TECHNOLOGY</w:t>
       </w:r>
@@ -100,14 +100,14 @@
         <w:pStyle w:val="1"/>
         <w:jc w:val="center"/>
         <w:rPr>
-          <w:rFonts w:ascii="微软雅黑" w:eastAsia="微软雅黑" w:hAnsi="微软雅黑"/>
+          <w:rFonts w:ascii="微软雅黑" w:hAnsi="微软雅黑" w:eastAsia="微软雅黑"/>
           <w:sz w:val="52"/>
           <w:szCs w:val="52"/>
         </w:rPr>
       </w:pPr>
       <w:r>
         <w:rPr>
-          <w:rFonts w:ascii="微软雅黑" w:eastAsia="微软雅黑" w:hAnsi="微软雅黑" w:hint="eastAsia"/>
+          <w:rFonts w:hint="eastAsia" w:ascii="微软雅黑" w:hAnsi="微软雅黑" w:eastAsia="微软雅黑"/>
           <w:sz w:val="52"/>
           <w:szCs w:val="52"/>
         </w:rPr>
@@ -117,7 +117,7 @@
     <w:p>
       <w:pPr>
         <w:spacing w:line="480" w:lineRule="auto"/>
-        <w:ind w:firstLineChars="600" w:firstLine="1807"/>
+        <w:ind w:firstLine="1807" w:firstLineChars="600"/>
         <w:rPr>
           <w:spacing w:val="60"/>
           <w:sz w:val="30"/>
@@ -169,7 +169,7 @@
     <w:p>
       <w:pPr>
         <w:spacing w:line="480" w:lineRule="auto"/>
-        <w:ind w:firstLineChars="600" w:firstLine="1807"/>
+        <w:ind w:firstLine="1807" w:firstLineChars="600"/>
         <w:rPr>
           <w:sz w:val="30"/>
           <w:u w:val="single"/>
@@ -228,7 +228,7 @@
     <w:p>
       <w:pPr>
         <w:spacing w:line="480" w:lineRule="auto"/>
-        <w:ind w:firstLineChars="600" w:firstLine="1800"/>
+        <w:ind w:firstLine="1800" w:firstLineChars="600"/>
         <w:rPr>
           <w:sz w:val="30"/>
           <w:u w:val="single"/>
@@ -238,52 +238,29 @@
         <w:rPr>
           <w:sz w:val="30"/>
         </w:rPr>
-        <w:t>班</w:t>
+        <w:t xml:space="preserve"/>
       </w:r>
       <w:r>
         <w:rPr>
+          <w:rFonts w:ascii="Times New Roman" w:hAnsi="Times New Roman" w:eastAsia="宋体"/>
           <w:sz w:val="30"/>
+          <w:u w:val="none"/>
         </w:rPr>
-        <w:t xml:space="preserve">    </w:t>
+        <w:t xml:space="preserve">班    级           </w:t>
       </w:r>
       <w:r>
         <w:rPr>
-          <w:sz w:val="30"/>
-        </w:rPr>
-        <w:t>级</w:t>
-      </w:r>
-      <w:r>
-        <w:rPr>
-          <w:sz w:val="30"/>
-        </w:rPr>
-        <w:t xml:space="preserve">           </w:t>
-      </w:r>
-      <w:r>
-        <w:rPr>
+          <w:rFonts w:ascii="Times New Roman" w:hAnsi="Times New Roman" w:eastAsia="宋体"/>
           <w:sz w:val="30"/>
           <w:u w:val="single"/>
         </w:rPr>
-        <w:t xml:space="preserve">   23</w:t>
-      </w:r>
-      <w:r>
-        <w:rPr>
-          <w:sz w:val="30"/>
-          <w:u w:val="single"/>
-        </w:rPr>
-        <w:t>软件一</w:t>
-      </w:r>
-      <w:r>
-        <w:rPr>
-          <w:sz w:val="30"/>
-          <w:u w:val="single"/>
-        </w:rPr>
-        <w:t xml:space="preserve">   </w:t>
+        <w:t xml:space="preserve">   23软件一   </w:t>
       </w:r>
     </w:p>
     <w:p>
       <w:pPr>
         <w:spacing w:line="480" w:lineRule="auto"/>
-        <w:ind w:firstLineChars="600" w:firstLine="1800"/>
+        <w:ind w:firstLine="1800" w:firstLineChars="600"/>
         <w:rPr>
           <w:sz w:val="30"/>
           <w:u w:val="single"/>
@@ -293,38 +270,29 @@
         <w:rPr>
           <w:sz w:val="30"/>
         </w:rPr>
-        <w:t>学</w:t>
+        <w:t xml:space="preserve"/>
       </w:r>
       <w:r>
         <w:rPr>
+          <w:rFonts w:ascii="Times New Roman" w:hAnsi="Times New Roman" w:eastAsia="宋体"/>
           <w:sz w:val="30"/>
+          <w:u w:val="none"/>
         </w:rPr>
-        <w:t xml:space="preserve">    </w:t>
+        <w:t xml:space="preserve">学    号           </w:t>
       </w:r>
       <w:r>
         <w:rPr>
-          <w:sz w:val="30"/>
-        </w:rPr>
-        <w:t>号</w:t>
-      </w:r>
-      <w:r>
-        <w:rPr>
-          <w:sz w:val="30"/>
-        </w:rPr>
-        <w:t xml:space="preserve">            </w:t>
-      </w:r>
-      <w:r>
-        <w:rPr>
+          <w:rFonts w:ascii="Times New Roman" w:hAnsi="Times New Roman" w:eastAsia="宋体"/>
           <w:sz w:val="30"/>
           <w:u w:val="single"/>
         </w:rPr>
-        <w:t xml:space="preserve">  23030301  </w:t>
+        <w:t xml:space="preserve">   23030301   </w:t>
       </w:r>
     </w:p>
     <w:p>
       <w:pPr>
         <w:spacing w:line="480" w:lineRule="auto"/>
-        <w:ind w:firstLineChars="600" w:firstLine="1800"/>
+        <w:ind w:firstLine="1800" w:firstLineChars="600"/>
         <w:rPr>
           <w:sz w:val="30"/>
           <w:u w:val="single"/>
@@ -334,46 +302,23 @@
         <w:rPr>
           <w:sz w:val="30"/>
         </w:rPr>
-        <w:t>姓</w:t>
+        <w:t xml:space="preserve"/>
       </w:r>
       <w:r>
         <w:rPr>
+          <w:rFonts w:ascii="Times New Roman" w:hAnsi="Times New Roman" w:eastAsia="宋体"/>
           <w:sz w:val="30"/>
+          <w:u w:val="none"/>
         </w:rPr>
-        <w:t xml:space="preserve">    </w:t>
+        <w:t xml:space="preserve">姓    名           </w:t>
       </w:r>
       <w:r>
         <w:rPr>
-          <w:sz w:val="30"/>
-        </w:rPr>
-        <w:t>名</w:t>
-      </w:r>
-      <w:r>
-        <w:rPr>
-          <w:sz w:val="30"/>
-        </w:rPr>
-        <w:t xml:space="preserve">              </w:t>
-      </w:r>
-      <w:r>
-        <w:rPr>
+          <w:rFonts w:ascii="Times New Roman" w:hAnsi="Times New Roman" w:eastAsia="宋体"/>
           <w:sz w:val="30"/>
           <w:u w:val="single"/>
         </w:rPr>
-        <w:t xml:space="preserve">   </w:t>
-      </w:r>
-      <w:r>
-        <w:rPr>
-          <w:sz w:val="30"/>
-          <w:u w:val="single"/>
-        </w:rPr>
-        <w:t>曹磊</w:t>
-      </w:r>
-      <w:r>
-        <w:rPr>
-          <w:sz w:val="30"/>
-          <w:u w:val="single"/>
-        </w:rPr>
-        <w:t xml:space="preserve">   </w:t>
+        <w:t xml:space="preserve">   曹磊   </w:t>
       </w:r>
     </w:p>
     <w:p>
@@ -544,14 +489,14 @@
       <w:pPr>
         <w:jc w:val="center"/>
         <w:rPr>
-          <w:rFonts w:asciiTheme="majorEastAsia" w:eastAsiaTheme="majorEastAsia" w:hAnsiTheme="majorEastAsia"/>
+          <w:rFonts w:asciiTheme="majorEastAsia" w:hAnsiTheme="majorEastAsia" w:eastAsiaTheme="majorEastAsia"/>
           <w:b/>
           <w:sz w:val="30"/>
         </w:rPr>
       </w:pPr>
       <w:r>
         <w:rPr>
-          <w:rFonts w:asciiTheme="majorEastAsia" w:eastAsiaTheme="majorEastAsia" w:hAnsiTheme="majorEastAsia" w:hint="eastAsia"/>
+          <w:rFonts w:hint="eastAsia" w:asciiTheme="majorEastAsia" w:hAnsiTheme="majorEastAsia" w:eastAsiaTheme="majorEastAsia"/>
           <w:b/>
           <w:sz w:val="30"/>
         </w:rPr>
@@ -578,14 +523,14 @@
         <w:pStyle w:val="1"/>
         <w:jc w:val="center"/>
         <w:rPr>
-          <w:rFonts w:asciiTheme="majorEastAsia" w:eastAsiaTheme="majorEastAsia" w:hAnsiTheme="majorEastAsia"/>
+          <w:rFonts w:asciiTheme="majorEastAsia" w:hAnsiTheme="majorEastAsia" w:eastAsiaTheme="majorEastAsia"/>
           <w:sz w:val="36"/>
           <w:szCs w:val="36"/>
         </w:rPr>
       </w:pPr>
       <w:r>
         <w:rPr>
-          <w:rFonts w:asciiTheme="majorEastAsia" w:eastAsiaTheme="majorEastAsia" w:hAnsiTheme="majorEastAsia" w:hint="eastAsia"/>
+          <w:rFonts w:hint="eastAsia" w:asciiTheme="majorEastAsia" w:hAnsiTheme="majorEastAsia" w:eastAsiaTheme="majorEastAsia"/>
           <w:sz w:val="36"/>
           <w:szCs w:val="36"/>
         </w:rPr>
@@ -670,7 +615,7 @@
               <w:jc w:val="center"/>
             </w:pPr>
             <w:r>
-              <w:t>【系统概述与设计背景】</w:t>
+              <w:t xml:space="preserve">【系统概述与设计背景】</w:t>
             </w:r>
           </w:p>
           <w:p>
@@ -3477,14 +3422,14 @@
           </w:tcPr>
           <w:p>
             <w:pPr>
-              <w:ind w:firstLineChars="200" w:firstLine="480"/>
-              <w:rPr>
-                <w:rFonts w:ascii="宋体" w:hAnsi="宋体"/>
-              </w:rPr>
-            </w:pPr>
-            <w:r>
-              <w:rPr>
-                <w:rFonts w:ascii="宋体" w:hAnsi="宋体" w:hint="eastAsia"/>
+              <w:ind w:firstLine="480" w:firstLineChars="200"/>
+              <w:rPr>
+                <w:rFonts w:ascii="宋体" w:hAnsi="宋体"/>
+              </w:rPr>
+            </w:pPr>
+            <w:r>
+              <w:rPr>
+                <w:rFonts w:hint="eastAsia" w:ascii="宋体" w:hAnsi="宋体"/>
               </w:rPr>
               <w:lastRenderedPageBreak/>
               <w:t xml:space="preserve">    </w:t>
@@ -3492,151 +3437,151 @@
           </w:p>
           <w:p>
             <w:pPr>
-              <w:ind w:firstLineChars="200" w:firstLine="480"/>
-              <w:rPr>
-                <w:rFonts w:ascii="宋体" w:hAnsi="宋体"/>
-              </w:rPr>
-            </w:pPr>
-          </w:p>
-          <w:p>
-            <w:pPr>
-              <w:ind w:firstLineChars="200" w:firstLine="480"/>
-              <w:rPr>
-                <w:rFonts w:ascii="宋体" w:hAnsi="宋体"/>
-              </w:rPr>
-            </w:pPr>
-          </w:p>
-          <w:p>
-            <w:pPr>
-              <w:ind w:firstLineChars="200" w:firstLine="480"/>
-              <w:rPr>
-                <w:rFonts w:ascii="宋体" w:hAnsi="宋体"/>
-              </w:rPr>
-            </w:pPr>
-          </w:p>
-          <w:p>
-            <w:pPr>
-              <w:ind w:firstLineChars="200" w:firstLine="480"/>
-              <w:rPr>
-                <w:rFonts w:ascii="宋体" w:hAnsi="宋体"/>
-              </w:rPr>
-            </w:pPr>
-          </w:p>
-          <w:p>
-            <w:pPr>
-              <w:ind w:firstLineChars="200" w:firstLine="480"/>
-              <w:rPr>
-                <w:rFonts w:ascii="宋体" w:hAnsi="宋体"/>
-              </w:rPr>
-            </w:pPr>
-          </w:p>
-          <w:p>
-            <w:pPr>
-              <w:ind w:firstLineChars="200" w:firstLine="480"/>
-              <w:rPr>
-                <w:rFonts w:ascii="宋体" w:hAnsi="宋体"/>
-              </w:rPr>
-            </w:pPr>
-          </w:p>
-          <w:p>
-            <w:pPr>
-              <w:ind w:firstLineChars="200" w:firstLine="480"/>
-              <w:rPr>
-                <w:rFonts w:ascii="宋体" w:hAnsi="宋体"/>
-              </w:rPr>
-            </w:pPr>
-          </w:p>
-          <w:p>
-            <w:pPr>
-              <w:ind w:firstLineChars="200" w:firstLine="480"/>
-              <w:rPr>
-                <w:rFonts w:ascii="宋体" w:hAnsi="宋体"/>
-              </w:rPr>
-            </w:pPr>
-          </w:p>
-          <w:p>
-            <w:pPr>
-              <w:ind w:firstLineChars="200" w:firstLine="480"/>
-              <w:rPr>
-                <w:rFonts w:ascii="宋体" w:hAnsi="宋体"/>
-              </w:rPr>
-            </w:pPr>
-          </w:p>
-          <w:p>
-            <w:pPr>
-              <w:ind w:firstLineChars="200" w:firstLine="480"/>
-              <w:rPr>
-                <w:rFonts w:ascii="宋体" w:hAnsi="宋体"/>
-              </w:rPr>
-            </w:pPr>
-          </w:p>
-          <w:p>
-            <w:pPr>
-              <w:ind w:firstLineChars="200" w:firstLine="480"/>
-              <w:rPr>
-                <w:rFonts w:ascii="宋体" w:hAnsi="宋体"/>
-              </w:rPr>
-            </w:pPr>
-          </w:p>
-          <w:p>
-            <w:pPr>
-              <w:ind w:firstLineChars="200" w:firstLine="480"/>
-              <w:rPr>
-                <w:rFonts w:ascii="宋体" w:hAnsi="宋体"/>
-              </w:rPr>
-            </w:pPr>
-          </w:p>
-          <w:p>
-            <w:pPr>
-              <w:ind w:firstLineChars="200" w:firstLine="480"/>
-              <w:rPr>
-                <w:rFonts w:ascii="宋体" w:hAnsi="宋体"/>
-              </w:rPr>
-            </w:pPr>
-          </w:p>
-          <w:p>
-            <w:pPr>
-              <w:ind w:firstLineChars="200" w:firstLine="480"/>
-              <w:rPr>
-                <w:rFonts w:ascii="宋体" w:hAnsi="宋体"/>
-              </w:rPr>
-            </w:pPr>
-          </w:p>
-          <w:p>
-            <w:pPr>
-              <w:ind w:firstLineChars="200" w:firstLine="480"/>
-              <w:rPr>
-                <w:rFonts w:ascii="宋体" w:hAnsi="宋体"/>
-              </w:rPr>
-            </w:pPr>
-          </w:p>
-          <w:p>
-            <w:pPr>
-              <w:ind w:firstLineChars="200" w:firstLine="480"/>
-              <w:rPr>
-                <w:rFonts w:ascii="宋体" w:hAnsi="宋体"/>
-              </w:rPr>
-            </w:pPr>
-          </w:p>
-          <w:p>
-            <w:pPr>
-              <w:ind w:firstLineChars="200" w:firstLine="480"/>
-              <w:rPr>
-                <w:rFonts w:ascii="宋体" w:hAnsi="宋体"/>
-              </w:rPr>
-            </w:pPr>
-          </w:p>
-          <w:p>
-            <w:pPr>
-              <w:ind w:firstLineChars="200" w:firstLine="480"/>
-              <w:rPr>
-                <w:rFonts w:ascii="宋体" w:hAnsi="宋体"/>
-              </w:rPr>
-            </w:pPr>
-          </w:p>
-          <w:p>
-            <w:pPr>
-              <w:ind w:firstLineChars="200" w:firstLine="480"/>
+              <w:ind w:firstLine="480" w:firstLineChars="200"/>
+              <w:rPr>
+                <w:rFonts w:ascii="宋体" w:hAnsi="宋体"/>
+              </w:rPr>
+            </w:pPr>
+          </w:p>
+          <w:p>
+            <w:pPr>
+              <w:ind w:firstLine="480" w:firstLineChars="200"/>
+              <w:rPr>
+                <w:rFonts w:ascii="宋体" w:hAnsi="宋体"/>
+              </w:rPr>
+            </w:pPr>
+          </w:p>
+          <w:p>
+            <w:pPr>
+              <w:ind w:firstLine="480" w:firstLineChars="200"/>
+              <w:rPr>
+                <w:rFonts w:ascii="宋体" w:hAnsi="宋体"/>
+              </w:rPr>
+            </w:pPr>
+          </w:p>
+          <w:p>
+            <w:pPr>
+              <w:ind w:firstLine="480" w:firstLineChars="200"/>
+              <w:rPr>
+                <w:rFonts w:ascii="宋体" w:hAnsi="宋体"/>
+              </w:rPr>
+            </w:pPr>
+          </w:p>
+          <w:p>
+            <w:pPr>
+              <w:ind w:firstLine="480" w:firstLineChars="200"/>
+              <w:rPr>
+                <w:rFonts w:ascii="宋体" w:hAnsi="宋体"/>
+              </w:rPr>
+            </w:pPr>
+          </w:p>
+          <w:p>
+            <w:pPr>
+              <w:ind w:firstLine="480" w:firstLineChars="200"/>
+              <w:rPr>
+                <w:rFonts w:ascii="宋体" w:hAnsi="宋体"/>
+              </w:rPr>
+            </w:pPr>
+          </w:p>
+          <w:p>
+            <w:pPr>
+              <w:ind w:firstLine="480" w:firstLineChars="200"/>
+              <w:rPr>
+                <w:rFonts w:ascii="宋体" w:hAnsi="宋体"/>
+              </w:rPr>
+            </w:pPr>
+          </w:p>
+          <w:p>
+            <w:pPr>
+              <w:ind w:firstLine="480" w:firstLineChars="200"/>
+              <w:rPr>
+                <w:rFonts w:ascii="宋体" w:hAnsi="宋体"/>
+              </w:rPr>
+            </w:pPr>
+          </w:p>
+          <w:p>
+            <w:pPr>
+              <w:ind w:firstLine="480" w:firstLineChars="200"/>
+              <w:rPr>
+                <w:rFonts w:ascii="宋体" w:hAnsi="宋体"/>
+              </w:rPr>
+            </w:pPr>
+          </w:p>
+          <w:p>
+            <w:pPr>
+              <w:ind w:firstLine="480" w:firstLineChars="200"/>
+              <w:rPr>
+                <w:rFonts w:ascii="宋体" w:hAnsi="宋体"/>
+              </w:rPr>
+            </w:pPr>
+          </w:p>
+          <w:p>
+            <w:pPr>
+              <w:ind w:firstLine="480" w:firstLineChars="200"/>
+              <w:rPr>
+                <w:rFonts w:ascii="宋体" w:hAnsi="宋体"/>
+              </w:rPr>
+            </w:pPr>
+          </w:p>
+          <w:p>
+            <w:pPr>
+              <w:ind w:firstLine="480" w:firstLineChars="200"/>
+              <w:rPr>
+                <w:rFonts w:ascii="宋体" w:hAnsi="宋体"/>
+              </w:rPr>
+            </w:pPr>
+          </w:p>
+          <w:p>
+            <w:pPr>
+              <w:ind w:firstLine="480" w:firstLineChars="200"/>
+              <w:rPr>
+                <w:rFonts w:ascii="宋体" w:hAnsi="宋体"/>
+              </w:rPr>
+            </w:pPr>
+          </w:p>
+          <w:p>
+            <w:pPr>
+              <w:ind w:firstLine="480" w:firstLineChars="200"/>
+              <w:rPr>
+                <w:rFonts w:ascii="宋体" w:hAnsi="宋体"/>
+              </w:rPr>
+            </w:pPr>
+          </w:p>
+          <w:p>
+            <w:pPr>
+              <w:ind w:firstLine="480" w:firstLineChars="200"/>
+              <w:rPr>
+                <w:rFonts w:ascii="宋体" w:hAnsi="宋体"/>
+              </w:rPr>
+            </w:pPr>
+          </w:p>
+          <w:p>
+            <w:pPr>
+              <w:ind w:firstLine="480" w:firstLineChars="200"/>
+              <w:rPr>
+                <w:rFonts w:ascii="宋体" w:hAnsi="宋体"/>
+              </w:rPr>
+            </w:pPr>
+          </w:p>
+          <w:p>
+            <w:pPr>
+              <w:ind w:firstLine="480" w:firstLineChars="200"/>
+              <w:rPr>
+                <w:rFonts w:ascii="宋体" w:hAnsi="宋体"/>
+              </w:rPr>
+            </w:pPr>
+          </w:p>
+          <w:p>
+            <w:pPr>
+              <w:ind w:firstLine="480" w:firstLineChars="200"/>
+              <w:rPr>
+                <w:rFonts w:ascii="宋体" w:hAnsi="宋体"/>
+              </w:rPr>
+            </w:pPr>
+          </w:p>
+          <w:p>
+            <w:pPr>
+              <w:ind w:firstLine="480" w:firstLineChars="200"/>
               <w:rPr>
                 <w:rFonts w:ascii="宋体" w:hAnsi="宋体"/>
               </w:rPr>
@@ -4039,7 +3984,7 @@
           <w:p>
             <w:pPr>
               <w:pStyle w:val="ad"/>
-              <w:ind w:left="480" w:firstLineChars="0" w:firstLine="0"/>
+              <w:ind w:left="480" w:firstLine="0" w:firstLineChars="0"/>
             </w:pPr>
           </w:p>
         </w:tc>
@@ -4066,52 +4011,52 @@
           </w:p>
           <w:p>
             <w:pPr>
-              <w:ind w:firstLineChars="200" w:firstLine="480"/>
-            </w:pPr>
-          </w:p>
-          <w:p>
-            <w:pPr>
-              <w:ind w:firstLineChars="200" w:firstLine="480"/>
-            </w:pPr>
-          </w:p>
-          <w:p>
-            <w:pPr>
-              <w:ind w:firstLineChars="200" w:firstLine="480"/>
-            </w:pPr>
-          </w:p>
-          <w:p>
-            <w:pPr>
-              <w:ind w:firstLineChars="200" w:firstLine="480"/>
-            </w:pPr>
-          </w:p>
-          <w:p>
-            <w:pPr>
-              <w:ind w:firstLineChars="200" w:firstLine="480"/>
-            </w:pPr>
-          </w:p>
-          <w:p>
-            <w:pPr>
-              <w:ind w:firstLineChars="200" w:firstLine="480"/>
-            </w:pPr>
-          </w:p>
-          <w:p>
-            <w:pPr>
-              <w:ind w:firstLineChars="200" w:firstLine="480"/>
-            </w:pPr>
-          </w:p>
-          <w:p>
-            <w:pPr>
-              <w:ind w:firstLineChars="200" w:firstLine="480"/>
-            </w:pPr>
-          </w:p>
-          <w:p>
-            <w:pPr>
-              <w:ind w:firstLineChars="200" w:firstLine="480"/>
-            </w:pPr>
-          </w:p>
-          <w:p>
-            <w:pPr>
-              <w:ind w:firstLineChars="200" w:firstLine="480"/>
+              <w:ind w:firstLine="480" w:firstLineChars="200"/>
+            </w:pPr>
+          </w:p>
+          <w:p>
+            <w:pPr>
+              <w:ind w:firstLine="480" w:firstLineChars="200"/>
+            </w:pPr>
+          </w:p>
+          <w:p>
+            <w:pPr>
+              <w:ind w:firstLine="480" w:firstLineChars="200"/>
+            </w:pPr>
+          </w:p>
+          <w:p>
+            <w:pPr>
+              <w:ind w:firstLine="480" w:firstLineChars="200"/>
+            </w:pPr>
+          </w:p>
+          <w:p>
+            <w:pPr>
+              <w:ind w:firstLine="480" w:firstLineChars="200"/>
+            </w:pPr>
+          </w:p>
+          <w:p>
+            <w:pPr>
+              <w:ind w:firstLine="480" w:firstLineChars="200"/>
+            </w:pPr>
+          </w:p>
+          <w:p>
+            <w:pPr>
+              <w:ind w:firstLine="480" w:firstLineChars="200"/>
+            </w:pPr>
+          </w:p>
+          <w:p>
+            <w:pPr>
+              <w:ind w:firstLine="480" w:firstLineChars="200"/>
+            </w:pPr>
+          </w:p>
+          <w:p>
+            <w:pPr>
+              <w:ind w:firstLine="480" w:firstLineChars="200"/>
+            </w:pPr>
+          </w:p>
+          <w:p>
+            <w:pPr>
+              <w:ind w:firstLine="480" w:firstLineChars="200"/>
             </w:pPr>
           </w:p>
         </w:tc>
@@ -4225,57 +4170,57 @@
           </w:p>
           <w:p>
             <w:pPr>
-              <w:ind w:firstLineChars="200" w:firstLine="480"/>
-            </w:pPr>
-          </w:p>
-          <w:p>
-            <w:pPr>
-              <w:ind w:firstLineChars="200" w:firstLine="480"/>
-            </w:pPr>
-          </w:p>
-          <w:p>
-            <w:pPr>
-              <w:ind w:firstLineChars="200" w:firstLine="480"/>
-            </w:pPr>
-          </w:p>
-          <w:p>
-            <w:pPr>
-              <w:ind w:firstLineChars="200" w:firstLine="480"/>
-            </w:pPr>
-          </w:p>
-          <w:p>
-            <w:pPr>
-              <w:ind w:firstLineChars="200" w:firstLine="480"/>
-            </w:pPr>
-          </w:p>
-          <w:p>
-            <w:pPr>
-              <w:ind w:firstLineChars="200" w:firstLine="480"/>
-            </w:pPr>
-          </w:p>
-          <w:p>
-            <w:pPr>
-              <w:ind w:firstLineChars="200" w:firstLine="480"/>
-            </w:pPr>
-          </w:p>
-          <w:p>
-            <w:pPr>
-              <w:ind w:firstLineChars="200" w:firstLine="480"/>
-            </w:pPr>
-          </w:p>
-          <w:p>
-            <w:pPr>
-              <w:ind w:firstLineChars="200" w:firstLine="480"/>
-            </w:pPr>
-          </w:p>
-          <w:p>
-            <w:pPr>
-              <w:ind w:firstLineChars="200" w:firstLine="480"/>
-            </w:pPr>
-          </w:p>
-          <w:p>
-            <w:pPr>
-              <w:ind w:firstLineChars="200" w:firstLine="480"/>
+              <w:ind w:firstLine="480" w:firstLineChars="200"/>
+            </w:pPr>
+          </w:p>
+          <w:p>
+            <w:pPr>
+              <w:ind w:firstLine="480" w:firstLineChars="200"/>
+            </w:pPr>
+          </w:p>
+          <w:p>
+            <w:pPr>
+              <w:ind w:firstLine="480" w:firstLineChars="200"/>
+            </w:pPr>
+          </w:p>
+          <w:p>
+            <w:pPr>
+              <w:ind w:firstLine="480" w:firstLineChars="200"/>
+            </w:pPr>
+          </w:p>
+          <w:p>
+            <w:pPr>
+              <w:ind w:firstLine="480" w:firstLineChars="200"/>
+            </w:pPr>
+          </w:p>
+          <w:p>
+            <w:pPr>
+              <w:ind w:firstLine="480" w:firstLineChars="200"/>
+            </w:pPr>
+          </w:p>
+          <w:p>
+            <w:pPr>
+              <w:ind w:firstLine="480" w:firstLineChars="200"/>
+            </w:pPr>
+          </w:p>
+          <w:p>
+            <w:pPr>
+              <w:ind w:firstLine="480" w:firstLineChars="200"/>
+            </w:pPr>
+          </w:p>
+          <w:p>
+            <w:pPr>
+              <w:ind w:firstLine="480" w:firstLineChars="200"/>
+            </w:pPr>
+          </w:p>
+          <w:p>
+            <w:pPr>
+              <w:ind w:firstLine="480" w:firstLineChars="200"/>
+            </w:pPr>
+          </w:p>
+          <w:p>
+            <w:pPr>
+              <w:ind w:firstLine="480" w:firstLineChars="200"/>
             </w:pPr>
           </w:p>
         </w:tc>
@@ -4303,92 +4248,92 @@
           </w:p>
           <w:p>
             <w:pPr>
-              <w:ind w:firstLineChars="200" w:firstLine="480"/>
-            </w:pPr>
-          </w:p>
-          <w:p>
-            <w:pPr>
-              <w:ind w:firstLineChars="200" w:firstLine="480"/>
-            </w:pPr>
-          </w:p>
-          <w:p>
-            <w:pPr>
-              <w:ind w:firstLineChars="200" w:firstLine="480"/>
-            </w:pPr>
-          </w:p>
-          <w:p>
-            <w:pPr>
-              <w:ind w:firstLineChars="200" w:firstLine="480"/>
-            </w:pPr>
-          </w:p>
-          <w:p>
-            <w:pPr>
-              <w:ind w:firstLineChars="200" w:firstLine="480"/>
-            </w:pPr>
-          </w:p>
-          <w:p>
-            <w:pPr>
-              <w:ind w:firstLineChars="200" w:firstLine="480"/>
-            </w:pPr>
-          </w:p>
-          <w:p>
-            <w:pPr>
-              <w:ind w:firstLineChars="200" w:firstLine="480"/>
-            </w:pPr>
-          </w:p>
-          <w:p>
-            <w:pPr>
-              <w:ind w:firstLineChars="200" w:firstLine="480"/>
-            </w:pPr>
-          </w:p>
-          <w:p>
-            <w:pPr>
-              <w:ind w:firstLineChars="200" w:firstLine="480"/>
-            </w:pPr>
-          </w:p>
-          <w:p>
-            <w:pPr>
-              <w:ind w:firstLineChars="200" w:firstLine="480"/>
-            </w:pPr>
-          </w:p>
-          <w:p>
-            <w:pPr>
-              <w:ind w:firstLineChars="200" w:firstLine="480"/>
-            </w:pPr>
-          </w:p>
-          <w:p>
-            <w:pPr>
-              <w:ind w:firstLineChars="200" w:firstLine="480"/>
-            </w:pPr>
-          </w:p>
-          <w:p>
-            <w:pPr>
-              <w:ind w:firstLineChars="200" w:firstLine="480"/>
-            </w:pPr>
-          </w:p>
-          <w:p>
-            <w:pPr>
-              <w:ind w:firstLineChars="200" w:firstLine="480"/>
-            </w:pPr>
-          </w:p>
-          <w:p>
-            <w:pPr>
-              <w:ind w:firstLineChars="200" w:firstLine="480"/>
-            </w:pPr>
-          </w:p>
-          <w:p>
-            <w:pPr>
-              <w:ind w:firstLineChars="200" w:firstLine="480"/>
-            </w:pPr>
-          </w:p>
-          <w:p>
-            <w:pPr>
-              <w:ind w:firstLineChars="200" w:firstLine="480"/>
-            </w:pPr>
-          </w:p>
-          <w:p>
-            <w:pPr>
-              <w:ind w:firstLineChars="200" w:firstLine="480"/>
+              <w:ind w:firstLine="480" w:firstLineChars="200"/>
+            </w:pPr>
+          </w:p>
+          <w:p>
+            <w:pPr>
+              <w:ind w:firstLine="480" w:firstLineChars="200"/>
+            </w:pPr>
+          </w:p>
+          <w:p>
+            <w:pPr>
+              <w:ind w:firstLine="480" w:firstLineChars="200"/>
+            </w:pPr>
+          </w:p>
+          <w:p>
+            <w:pPr>
+              <w:ind w:firstLine="480" w:firstLineChars="200"/>
+            </w:pPr>
+          </w:p>
+          <w:p>
+            <w:pPr>
+              <w:ind w:firstLine="480" w:firstLineChars="200"/>
+            </w:pPr>
+          </w:p>
+          <w:p>
+            <w:pPr>
+              <w:ind w:firstLine="480" w:firstLineChars="200"/>
+            </w:pPr>
+          </w:p>
+          <w:p>
+            <w:pPr>
+              <w:ind w:firstLine="480" w:firstLineChars="200"/>
+            </w:pPr>
+          </w:p>
+          <w:p>
+            <w:pPr>
+              <w:ind w:firstLine="480" w:firstLineChars="200"/>
+            </w:pPr>
+          </w:p>
+          <w:p>
+            <w:pPr>
+              <w:ind w:firstLine="480" w:firstLineChars="200"/>
+            </w:pPr>
+          </w:p>
+          <w:p>
+            <w:pPr>
+              <w:ind w:firstLine="480" w:firstLineChars="200"/>
+            </w:pPr>
+          </w:p>
+          <w:p>
+            <w:pPr>
+              <w:ind w:firstLine="480" w:firstLineChars="200"/>
+            </w:pPr>
+          </w:p>
+          <w:p>
+            <w:pPr>
+              <w:ind w:firstLine="480" w:firstLineChars="200"/>
+            </w:pPr>
+          </w:p>
+          <w:p>
+            <w:pPr>
+              <w:ind w:firstLine="480" w:firstLineChars="200"/>
+            </w:pPr>
+          </w:p>
+          <w:p>
+            <w:pPr>
+              <w:ind w:firstLine="480" w:firstLineChars="200"/>
+            </w:pPr>
+          </w:p>
+          <w:p>
+            <w:pPr>
+              <w:ind w:firstLine="480" w:firstLineChars="200"/>
+            </w:pPr>
+          </w:p>
+          <w:p>
+            <w:pPr>
+              <w:ind w:firstLine="480" w:firstLineChars="200"/>
+            </w:pPr>
+          </w:p>
+          <w:p>
+            <w:pPr>
+              <w:ind w:firstLine="480" w:firstLineChars="200"/>
+            </w:pPr>
+          </w:p>
+          <w:p>
+            <w:pPr>
+              <w:ind w:firstLine="480" w:firstLineChars="200"/>
             </w:pPr>
           </w:p>
         </w:tc>
@@ -5931,7 +5876,7 @@
   <w:docDefaults>
     <w:rPrDefault>
       <w:rPr>
-        <w:rFonts w:ascii="Times New Roman" w:eastAsia="宋体" w:hAnsi="Times New Roman" w:cs="Times New Roman"/>
+        <w:rFonts w:ascii="Times New Roman" w:hAnsi="Times New Roman" w:eastAsia="宋体" w:cs="Times New Roman"/>
         <w:lang w:val="en-US" w:eastAsia="zh-CN" w:bidi="ar-SA"/>
       </w:rPr>
     </w:rPrDefault>
@@ -5940,14 +5885,14 @@
   <w:latentStyles w:defLockedState="0" w:defUIPriority="99" w:defSemiHidden="0" w:defUnhideWhenUsed="0" w:defQFormat="0" w:count="376">
     <w:lsdException w:name="Normal" w:uiPriority="0" w:qFormat="1"/>
     <w:lsdException w:name="heading 1" w:uiPriority="9" w:qFormat="1"/>
-    <w:lsdException w:name="heading 2" w:semiHidden="1" w:uiPriority="9" w:unhideWhenUsed="1" w:qFormat="1"/>
-    <w:lsdException w:name="heading 3" w:semiHidden="1" w:uiPriority="9" w:unhideWhenUsed="1" w:qFormat="1"/>
-    <w:lsdException w:name="heading 4" w:semiHidden="1" w:uiPriority="9" w:unhideWhenUsed="1" w:qFormat="1"/>
-    <w:lsdException w:name="heading 5" w:semiHidden="1" w:uiPriority="9" w:unhideWhenUsed="1" w:qFormat="1"/>
-    <w:lsdException w:name="heading 6" w:semiHidden="1" w:uiPriority="9" w:unhideWhenUsed="1" w:qFormat="1"/>
-    <w:lsdException w:name="heading 7" w:semiHidden="1" w:uiPriority="9" w:unhideWhenUsed="1" w:qFormat="1"/>
-    <w:lsdException w:name="heading 8" w:semiHidden="1" w:uiPriority="9" w:unhideWhenUsed="1" w:qFormat="1"/>
-    <w:lsdException w:name="heading 9" w:semiHidden="1" w:uiPriority="9" w:unhideWhenUsed="1" w:qFormat="1"/>
+    <w:lsdException w:name="heading 2" w:uiPriority="9" w:semiHidden="1" w:unhideWhenUsed="1" w:qFormat="1"/>
+    <w:lsdException w:name="heading 3" w:uiPriority="9" w:semiHidden="1" w:unhideWhenUsed="1" w:qFormat="1"/>
+    <w:lsdException w:name="heading 4" w:uiPriority="9" w:semiHidden="1" w:unhideWhenUsed="1" w:qFormat="1"/>
+    <w:lsdException w:name="heading 5" w:uiPriority="9" w:semiHidden="1" w:unhideWhenUsed="1" w:qFormat="1"/>
+    <w:lsdException w:name="heading 6" w:uiPriority="9" w:semiHidden="1" w:unhideWhenUsed="1" w:qFormat="1"/>
+    <w:lsdException w:name="heading 7" w:uiPriority="9" w:semiHidden="1" w:unhideWhenUsed="1" w:qFormat="1"/>
+    <w:lsdException w:name="heading 8" w:uiPriority="9" w:semiHidden="1" w:unhideWhenUsed="1" w:qFormat="1"/>
+    <w:lsdException w:name="heading 9" w:uiPriority="9" w:semiHidden="1" w:unhideWhenUsed="1" w:qFormat="1"/>
     <w:lsdException w:name="index 1" w:semiHidden="1" w:unhideWhenUsed="1"/>
     <w:lsdException w:name="index 2" w:semiHidden="1" w:unhideWhenUsed="1"/>
     <w:lsdException w:name="index 3" w:semiHidden="1" w:unhideWhenUsed="1"/>
@@ -5957,22 +5902,22 @@
     <w:lsdException w:name="index 7" w:semiHidden="1" w:unhideWhenUsed="1"/>
     <w:lsdException w:name="index 8" w:semiHidden="1" w:unhideWhenUsed="1"/>
     <w:lsdException w:name="index 9" w:semiHidden="1" w:unhideWhenUsed="1"/>
-    <w:lsdException w:name="toc 1" w:semiHidden="1" w:uiPriority="39" w:unhideWhenUsed="1"/>
-    <w:lsdException w:name="toc 2" w:semiHidden="1" w:uiPriority="39" w:unhideWhenUsed="1"/>
-    <w:lsdException w:name="toc 3" w:semiHidden="1" w:uiPriority="39" w:unhideWhenUsed="1"/>
-    <w:lsdException w:name="toc 4" w:semiHidden="1" w:uiPriority="39" w:unhideWhenUsed="1"/>
-    <w:lsdException w:name="toc 5" w:semiHidden="1" w:uiPriority="39" w:unhideWhenUsed="1"/>
-    <w:lsdException w:name="toc 6" w:semiHidden="1" w:uiPriority="39" w:unhideWhenUsed="1"/>
-    <w:lsdException w:name="toc 7" w:semiHidden="1" w:uiPriority="39" w:unhideWhenUsed="1"/>
-    <w:lsdException w:name="toc 8" w:semiHidden="1" w:uiPriority="39" w:unhideWhenUsed="1"/>
-    <w:lsdException w:name="toc 9" w:semiHidden="1" w:uiPriority="39" w:unhideWhenUsed="1"/>
+    <w:lsdException w:name="toc 1" w:uiPriority="39" w:semiHidden="1" w:unhideWhenUsed="1"/>
+    <w:lsdException w:name="toc 2" w:uiPriority="39" w:semiHidden="1" w:unhideWhenUsed="1"/>
+    <w:lsdException w:name="toc 3" w:uiPriority="39" w:semiHidden="1" w:unhideWhenUsed="1"/>
+    <w:lsdException w:name="toc 4" w:uiPriority="39" w:semiHidden="1" w:unhideWhenUsed="1"/>
+    <w:lsdException w:name="toc 5" w:uiPriority="39" w:semiHidden="1" w:unhideWhenUsed="1"/>
+    <w:lsdException w:name="toc 6" w:uiPriority="39" w:semiHidden="1" w:unhideWhenUsed="1"/>
+    <w:lsdException w:name="toc 7" w:uiPriority="39" w:semiHidden="1" w:unhideWhenUsed="1"/>
+    <w:lsdException w:name="toc 8" w:uiPriority="39" w:semiHidden="1" w:unhideWhenUsed="1"/>
+    <w:lsdException w:name="toc 9" w:uiPriority="39" w:semiHidden="1" w:unhideWhenUsed="1"/>
     <w:lsdException w:name="Normal Indent" w:semiHidden="1" w:unhideWhenUsed="1"/>
     <w:lsdException w:name="footnote text" w:semiHidden="1" w:unhideWhenUsed="1"/>
     <w:lsdException w:name="annotation text" w:semiHidden="1" w:unhideWhenUsed="1" w:qFormat="1"/>
     <w:lsdException w:name="header" w:unhideWhenUsed="1" w:qFormat="1"/>
     <w:lsdException w:name="footer" w:unhideWhenUsed="1" w:qFormat="1"/>
     <w:lsdException w:name="index heading" w:semiHidden="1" w:unhideWhenUsed="1"/>
-    <w:lsdException w:name="caption" w:semiHidden="1" w:uiPriority="35" w:unhideWhenUsed="1" w:qFormat="1"/>
+    <w:lsdException w:name="caption" w:uiPriority="35" w:semiHidden="1" w:unhideWhenUsed="1" w:qFormat="1"/>
     <w:lsdException w:name="table of figures" w:semiHidden="1" w:unhideWhenUsed="1"/>
     <w:lsdException w:name="envelope address" w:semiHidden="1" w:unhideWhenUsed="1"/>
     <w:lsdException w:name="envelope return" w:semiHidden="1" w:unhideWhenUsed="1"/>
@@ -6203,8 +6148,8 @@
     <w:lsdException w:name="Subtle Reference" w:uiPriority="31" w:qFormat="1"/>
     <w:lsdException w:name="Intense Reference" w:uiPriority="32" w:qFormat="1"/>
     <w:lsdException w:name="Book Title" w:uiPriority="33" w:qFormat="1"/>
-    <w:lsdException w:name="Bibliography" w:semiHidden="1" w:uiPriority="37" w:unhideWhenUsed="1"/>
-    <w:lsdException w:name="TOC Heading" w:semiHidden="1" w:uiPriority="39" w:unhideWhenUsed="1" w:qFormat="1"/>
+    <w:lsdException w:name="Bibliography" w:uiPriority="37" w:semiHidden="1" w:unhideWhenUsed="1"/>
+    <w:lsdException w:name="TOC Heading" w:uiPriority="39" w:semiHidden="1" w:unhideWhenUsed="1" w:qFormat="1"/>
     <w:lsdException w:name="Plain Table 1" w:uiPriority="41"/>
     <w:lsdException w:name="Plain Table 2" w:uiPriority="42"/>
     <w:lsdException w:name="Plain Table 3" w:uiPriority="43"/>
@@ -6315,7 +6260,7 @@
     <w:lsdException w:name="Unresolved Mention" w:semiHidden="1" w:unhideWhenUsed="1"/>
     <w:lsdException w:name="Smart Link" w:semiHidden="1" w:unhideWhenUsed="1"/>
   </w:latentStyles>
-  <w:style w:type="paragraph" w:default="1" w:styleId="a">
+  <w:style w:type="paragraph" w:styleId="a" w:default="1">
     <w:name w:val="Normal"/>
     <w:qFormat/>
     <w:pPr>
@@ -6374,13 +6319,13 @@
       <w:szCs w:val="32"/>
     </w:rPr>
   </w:style>
-  <w:style w:type="character" w:default="1" w:styleId="a0">
+  <w:style w:type="character" w:styleId="a0" w:default="1">
     <w:name w:val="Default Paragraph Font"/>
     <w:uiPriority w:val="1"/>
     <w:semiHidden/>
     <w:unhideWhenUsed/>
   </w:style>
-  <w:style w:type="table" w:default="1" w:styleId="a1">
+  <w:style w:type="table" w:styleId="a1" w:default="1">
     <w:name w:val="Normal Table"/>
     <w:uiPriority w:val="99"/>
     <w:semiHidden/>
@@ -6395,7 +6340,7 @@
       </w:tblCellMar>
     </w:tblPr>
   </w:style>
-  <w:style w:type="numbering" w:default="1" w:styleId="a2">
+  <w:style w:type="numbering" w:styleId="a2" w:default="1">
     <w:name w:val="No List"/>
     <w:uiPriority w:val="99"/>
     <w:semiHidden/>
@@ -6459,7 +6404,7 @@
     <w:qFormat/>
     <w:pPr>
       <w:pBdr>
-        <w:bottom w:val="single" w:sz="6" w:space="1" w:color="auto"/>
+        <w:bottom w:val="single" w:color="auto" w:sz="6" w:space="1"/>
       </w:pBdr>
       <w:tabs>
         <w:tab w:val="center" w:pos="4153"/>
@@ -6495,12 +6440,12 @@
     <w:qFormat/>
     <w:tblPr>
       <w:tblBorders>
-        <w:top w:val="single" w:sz="4" w:space="0" w:color="auto"/>
-        <w:left w:val="single" w:sz="4" w:space="0" w:color="auto"/>
-        <w:bottom w:val="single" w:sz="4" w:space="0" w:color="auto"/>
-        <w:right w:val="single" w:sz="4" w:space="0" w:color="auto"/>
-        <w:insideH w:val="single" w:sz="4" w:space="0" w:color="auto"/>
-        <w:insideV w:val="single" w:sz="4" w:space="0" w:color="auto"/>
+        <w:top w:val="single" w:color="auto" w:sz="4" w:space="0"/>
+        <w:left w:val="single" w:color="auto" w:sz="4" w:space="0"/>
+        <w:bottom w:val="single" w:color="auto" w:sz="4" w:space="0"/>
+        <w:right w:val="single" w:color="auto" w:sz="4" w:space="0"/>
+        <w:insideH w:val="single" w:color="auto" w:sz="4" w:space="0"/>
+        <w:insideV w:val="single" w:color="auto" w:sz="4" w:space="0"/>
       </w:tblBorders>
     </w:tblPr>
   </w:style>
@@ -6513,7 +6458,7 @@
       <w:b/>
     </w:rPr>
   </w:style>
-  <w:style w:type="character" w:customStyle="1" w:styleId="10">
+  <w:style w:type="character" w:styleId="10" w:customStyle="1">
     <w:name w:val="标题 1 字符"/>
     <w:basedOn w:val="a0"/>
     <w:link w:val="1"/>
@@ -6521,7 +6466,7 @@
     <w:uiPriority w:val="9"/>
     <w:qFormat/>
     <w:rPr>
-      <w:rFonts w:ascii="Times New Roman" w:eastAsia="宋体" w:hAnsi="Times New Roman" w:cs="宋体"/>
+      <w:rFonts w:ascii="Times New Roman" w:hAnsi="Times New Roman" w:eastAsia="宋体" w:cs="宋体"/>
       <w:b/>
       <w:bCs/>
       <w:kern w:val="44"/>
@@ -6535,10 +6480,10 @@
     <w:uiPriority w:val="34"/>
     <w:qFormat/>
     <w:pPr>
-      <w:ind w:firstLineChars="200" w:firstLine="420"/>
+      <w:ind w:firstLine="420" w:firstLineChars="200"/>
     </w:pPr>
   </w:style>
-  <w:style w:type="character" w:customStyle="1" w:styleId="a9">
+  <w:style w:type="character" w:styleId="a9" w:customStyle="1">
     <w:name w:val="页眉 字符"/>
     <w:basedOn w:val="a0"/>
     <w:link w:val="a8"/>
@@ -6546,13 +6491,13 @@
     <w:uiPriority w:val="99"/>
     <w:qFormat/>
     <w:rPr>
-      <w:rFonts w:ascii="Times New Roman" w:eastAsia="宋体" w:hAnsi="Times New Roman" w:cs="宋体"/>
+      <w:rFonts w:ascii="Times New Roman" w:hAnsi="Times New Roman" w:eastAsia="宋体" w:cs="宋体"/>
       <w:kern w:val="0"/>
       <w:sz w:val="18"/>
       <w:szCs w:val="18"/>
     </w:rPr>
   </w:style>
-  <w:style w:type="character" w:customStyle="1" w:styleId="a7">
+  <w:style w:type="character" w:styleId="a7" w:customStyle="1">
     <w:name w:val="页脚 字符"/>
     <w:basedOn w:val="a0"/>
     <w:link w:val="a6"/>
@@ -6560,13 +6505,13 @@
     <w:uiPriority w:val="99"/>
     <w:qFormat/>
     <w:rPr>
-      <w:rFonts w:ascii="Times New Roman" w:eastAsia="宋体" w:hAnsi="Times New Roman" w:cs="宋体"/>
+      <w:rFonts w:ascii="Times New Roman" w:hAnsi="Times New Roman" w:eastAsia="宋体" w:cs="宋体"/>
       <w:kern w:val="0"/>
       <w:sz w:val="18"/>
       <w:szCs w:val="18"/>
     </w:rPr>
   </w:style>
-  <w:style w:type="character" w:customStyle="1" w:styleId="a5">
+  <w:style w:type="character" w:styleId="a5" w:customStyle="1">
     <w:name w:val="批注框文本 字符"/>
     <w:basedOn w:val="a0"/>
     <w:link w:val="a4"/>
@@ -6574,13 +6519,13 @@
     <w:semiHidden/>
     <w:qFormat/>
     <w:rPr>
-      <w:rFonts w:ascii="Times New Roman" w:eastAsia="宋体" w:hAnsi="Times New Roman" w:cs="宋体"/>
+      <w:rFonts w:ascii="Times New Roman" w:hAnsi="Times New Roman" w:eastAsia="宋体" w:cs="宋体"/>
       <w:kern w:val="0"/>
       <w:sz w:val="18"/>
       <w:szCs w:val="18"/>
     </w:rPr>
   </w:style>
-  <w:style w:type="character" w:customStyle="1" w:styleId="30">
+  <w:style w:type="character" w:styleId="30" w:customStyle="1">
     <w:name w:val="标题 3 字符"/>
     <w:basedOn w:val="a0"/>
     <w:link w:val="3"/>
@@ -6588,7 +6533,7 @@
     <w:semiHidden/>
     <w:qFormat/>
     <w:rPr>
-      <w:rFonts w:ascii="Times New Roman" w:eastAsia="宋体" w:hAnsi="Times New Roman" w:cs="宋体"/>
+      <w:rFonts w:ascii="Times New Roman" w:hAnsi="Times New Roman" w:eastAsia="宋体" w:cs="宋体"/>
       <w:b/>
       <w:bCs/>
       <w:kern w:val="0"/>

--- a/docs/03-report/实训文档/23030301曹磊-1/6-实训报告-项目1.docx
+++ b/docs/03-report/实训文档/23030301曹磊-1/6-实训报告-项目1.docx
@@ -228,7 +228,7 @@
     <w:p>
       <w:pPr>
         <w:spacing w:line="480" w:lineRule="auto"/>
-        <w:ind w:firstLine="1800" w:firstLineChars="600"/>
+        <w:ind w:firstLine="1807" w:firstLineChars="600"/>
         <w:rPr>
           <w:sz w:val="30"/>
           <w:u w:val="single"/>
@@ -236,31 +236,92 @@
       </w:pPr>
       <w:r>
         <w:rPr>
-          <w:sz w:val="30"/>
-        </w:rPr>
-        <w:t xml:space="preserve"/>
+          <w:b/>
+          <w:bCs/>
+          <w:sz w:val="30"/>
+        </w:rPr>
+        <w:t>班</w:t>
       </w:r>
       <w:r>
         <w:rPr>
-          <w:rFonts w:ascii="Times New Roman" w:hAnsi="Times New Roman" w:eastAsia="宋体"/>
-          <w:sz w:val="30"/>
-          <w:u w:val="none"/>
-        </w:rPr>
-        <w:t xml:space="preserve">班    级           </w:t>
+          <w:b/>
+          <w:bCs/>
+          <w:sz w:val="30"/>
+        </w:rPr>
+        <w:t xml:space="preserve">    </w:t>
       </w:r>
       <w:r>
         <w:rPr>
-          <w:rFonts w:ascii="Times New Roman" w:hAnsi="Times New Roman" w:eastAsia="宋体"/>
+          <w:b/>
+          <w:bCs/>
+          <w:sz w:val="30"/>
+        </w:rPr>
+        <w:t>级</w:t>
+      </w:r>
+      <w:r>
+        <w:rPr>
+          <w:b/>
+          <w:bCs/>
+          <w:sz w:val="30"/>
+        </w:rPr>
+        <w:t xml:space="preserve"> </w:t>
+      </w:r>
+      <w:r>
+        <w:rPr>
           <w:sz w:val="30"/>
           <w:u w:val="single"/>
         </w:rPr>
-        <w:t xml:space="preserve">   23软件一   </w:t>
+        <w:t xml:space="preserve"> </w:t>
+      </w:r>
+      <w:r>
+        <w:rPr>
+          <w:rFonts w:hint="eastAsia"/>
+          <w:sz w:val="30"/>
+          <w:u w:val="single"/>
+        </w:rPr>
+        <w:t xml:space="preserve">         </w:t>
+      </w:r>
+      <w:r>
+        <w:rPr>
+          <w:sz w:val="30"/>
+          <w:u w:val="single"/>
+        </w:rPr>
+        <w:t xml:space="preserve"> 23</w:t>
+      </w:r>
+      <w:r>
+        <w:rPr>
+          <w:sz w:val="30"/>
+          <w:u w:val="single"/>
+        </w:rPr>
+        <w:t>软件一</w:t>
+      </w:r>
+      <w:r>
+        <w:rPr>
+          <w:sz w:val="30"/>
+          <w:u w:val="single"/>
+        </w:rPr>
+        <w:t xml:space="preserve"> </w:t>
+      </w:r>
+      <w:r>
+        <w:rPr>
+          <w:rFonts w:hint="eastAsia"/>
+          <w:sz w:val="30"/>
+          <w:u w:val="single"/>
+        </w:rPr>
+        <w:t xml:space="preserve">       </w:t>
+      </w:r>
+      <w:r>
+        <w:rPr>
+          <w:sz w:val="30"/>
+          <w:u w:val="single"/>
+        </w:rPr>
+        <w:t xml:space="preserve">  </w:t>
       </w:r>
     </w:p>
     <w:p>
       <w:pPr>
         <w:spacing w:line="480" w:lineRule="auto"/>
-        <w:ind w:firstLine="1800" w:firstLineChars="600"/>
+        <w:ind w:firstLine="1807" w:firstLineChars="600"/>
         <w:rPr>
           <w:sz w:val="30"/>
           <w:u w:val="single"/>
@@ -268,31 +329,69 @@
       </w:pPr>
       <w:r>
         <w:rPr>
-          <w:sz w:val="30"/>
-        </w:rPr>
-        <w:t xml:space="preserve"/>
+          <w:b/>
+          <w:bCs/>
+          <w:sz w:val="30"/>
+        </w:rPr>
+        <w:t>学</w:t>
       </w:r>
       <w:r>
         <w:rPr>
-          <w:rFonts w:ascii="Times New Roman" w:hAnsi="Times New Roman" w:eastAsia="宋体"/>
-          <w:sz w:val="30"/>
-          <w:u w:val="none"/>
-        </w:rPr>
-        <w:t xml:space="preserve">学    号           </w:t>
+          <w:b/>
+          <w:bCs/>
+          <w:sz w:val="30"/>
+        </w:rPr>
+        <w:t xml:space="preserve">    </w:t>
       </w:r>
       <w:r>
         <w:rPr>
-          <w:rFonts w:ascii="Times New Roman" w:hAnsi="Times New Roman" w:eastAsia="宋体"/>
+          <w:b/>
+          <w:bCs/>
+          <w:sz w:val="30"/>
+        </w:rPr>
+        <w:t>号</w:t>
+      </w:r>
+      <w:r>
+        <w:rPr>
+          <w:sz w:val="30"/>
+        </w:rPr>
+        <w:t xml:space="preserve"> </w:t>
+      </w:r>
+      <w:r>
+        <w:rPr>
+          <w:rFonts w:hint="eastAsia"/>
           <w:sz w:val="30"/>
           <w:u w:val="single"/>
         </w:rPr>
-        <w:t xml:space="preserve">   23030301   </w:t>
+        <w:t xml:space="preserve">           </w:t>
+      </w:r>
+      <w:r>
+        <w:rPr>
+          <w:sz w:val="30"/>
+          <w:u w:val="single"/>
+        </w:rPr>
+        <w:t>23030301</w:t>
+      </w:r>
+      <w:r>
+        <w:rPr>
+          <w:rFonts w:hint="eastAsia"/>
+          <w:sz w:val="30"/>
+          <w:u w:val="single"/>
+        </w:rPr>
+        <w:t xml:space="preserve">         </w:t>
+      </w:r>
+      <w:r>
+        <w:rPr>
+          <w:sz w:val="30"/>
+          <w:u w:val="single"/>
+        </w:rPr>
+        <w:t xml:space="preserve"> </w:t>
       </w:r>
     </w:p>
     <w:p>
       <w:pPr>
         <w:spacing w:line="480" w:lineRule="auto"/>
-        <w:ind w:firstLine="1800" w:firstLineChars="600"/>
+        <w:ind w:firstLine="1807" w:firstLineChars="600"/>
         <w:rPr>
           <w:sz w:val="30"/>
           <w:u w:val="single"/>
@@ -300,32 +399,89 @@
       </w:pPr>
       <w:r>
         <w:rPr>
-          <w:sz w:val="30"/>
-        </w:rPr>
-        <w:t xml:space="preserve"/>
+          <w:b/>
+          <w:bCs/>
+          <w:sz w:val="30"/>
+        </w:rPr>
+        <w:t>姓</w:t>
       </w:r>
       <w:r>
         <w:rPr>
-          <w:rFonts w:ascii="Times New Roman" w:hAnsi="Times New Roman" w:eastAsia="宋体"/>
-          <w:sz w:val="30"/>
-          <w:u w:val="none"/>
-        </w:rPr>
-        <w:t xml:space="preserve">姓    名           </w:t>
+          <w:b/>
+          <w:bCs/>
+          <w:sz w:val="30"/>
+        </w:rPr>
+        <w:t xml:space="preserve">    </w:t>
       </w:r>
       <w:r>
         <w:rPr>
-          <w:rFonts w:ascii="Times New Roman" w:hAnsi="Times New Roman" w:eastAsia="宋体"/>
+          <w:b/>
+          <w:bCs/>
+          <w:sz w:val="30"/>
+        </w:rPr>
+        <w:t>名</w:t>
+      </w:r>
+      <w:r>
+        <w:rPr>
+          <w:b/>
+          <w:bCs/>
+          <w:sz w:val="30"/>
+        </w:rPr>
+        <w:t xml:space="preserve"> </w:t>
+      </w:r>
+      <w:r>
+        <w:rPr>
+          <w:rFonts w:hint="eastAsia"/>
           <w:sz w:val="30"/>
           <w:u w:val="single"/>
         </w:rPr>
-        <w:t xml:space="preserve">   曹磊   </w:t>
+        <w:t xml:space="preserve">             </w:t>
+      </w:r>
+      <w:r>
+        <w:rPr>
+          <w:sz w:val="30"/>
+          <w:u w:val="single"/>
+        </w:rPr>
+        <w:t>曹磊</w:t>
+      </w:r>
+      <w:r>
+        <w:rPr>
+          <w:rFonts w:hint="eastAsia"/>
+          <w:sz w:val="30"/>
+          <w:u w:val="single"/>
+        </w:rPr>
+        <w:t xml:space="preserve"> </w:t>
+      </w:r>
+      <w:r>
+        <w:rPr>
+          <w:sz w:val="30"/>
+          <w:u w:val="single"/>
+        </w:rPr>
+        <w:t xml:space="preserve"> </w:t>
+      </w:r>
+      <w:r>
+        <w:rPr>
+          <w:rFonts w:hint="eastAsia"/>
+          <w:sz w:val="30"/>
+          <w:u w:val="single"/>
+        </w:rPr>
+        <w:t xml:space="preserve">         </w:t>
+      </w:r>
+      <w:r>
+        <w:rPr>
+          <w:sz w:val="30"/>
+          <w:u w:val="single"/>
+        </w:rPr>
+        <w:t xml:space="preserve"> </w:t>
       </w:r>
     </w:p>
     <w:p>
       <w:pPr>
-        <w:jc w:val="center"/>
-        <w:rPr>
-          <w:sz w:val="30"/>
+        <w:spacing w:line="480" w:lineRule="auto"/>
+        <w:ind w:firstLine="1807" w:firstLineChars="600"/>
+        <w:rPr>
+          <w:sz w:val="30"/>
+          <w:u w:val="single"/>
         </w:rPr>
       </w:pPr>
       <w:r>
@@ -333,36 +489,28 @@
           <w:rFonts w:hint="eastAsia"/>
           <w:b/>
           <w:sz w:val="30"/>
+        </w:rPr>
+        <w:t>学校导师</w:t>
+      </w:r>
+      <w:r>
+        <w:rPr>
+          <w:rFonts w:hint="eastAsia"/>
+          <w:b/>
+          <w:sz w:val="30"/>
+        </w:rPr>
+        <w:t xml:space="preserve"> </w:t>
+      </w:r>
+      <w:r>
+        <w:rPr>
+          <w:rFonts w:hint="eastAsia"/>
+          <w:sz w:val="30"/>
+          <w:u w:val="single"/>
         </w:rPr>
         <w:t xml:space="preserve">          </w:t>
       </w:r>
       <w:r>
         <w:rPr>
           <w:rFonts w:hint="eastAsia"/>
-          <w:b/>
-          <w:sz w:val="30"/>
-        </w:rPr>
-        <w:t>学校导师</w:t>
-      </w:r>
-      <w:r>
-        <w:rPr>
-          <w:rFonts w:hint="eastAsia"/>
-          <w:b/>
-          <w:sz w:val="30"/>
-        </w:rPr>
-        <w:t xml:space="preserve"> </w:t>
-      </w:r>
-      <w:r>
-        <w:rPr>
-          <w:rFonts w:hint="eastAsia"/>
-          <w:sz w:val="30"/>
-          <w:u w:val="single"/>
-        </w:rPr>
-        <w:t xml:space="preserve">   </w:t>
-      </w:r>
-      <w:r>
-        <w:rPr>
-          <w:rFonts w:hint="eastAsia"/>
           <w:sz w:val="30"/>
           <w:u w:val="single"/>
         </w:rPr>
@@ -388,46 +536,9 @@
         <w:rPr>
           <w:rFonts w:hint="eastAsia"/>
           <w:sz w:val="30"/>
-          <w:highlight w:val="yellow"/>
           <w:u w:val="single"/>
         </w:rPr>
-        <w:t>（二班</w:t>
-      </w:r>
-      <w:r>
-        <w:rPr>
-          <w:rFonts w:hint="eastAsia"/>
-          <w:sz w:val="30"/>
-          <w:highlight w:val="yellow"/>
-          <w:u w:val="single"/>
-        </w:rPr>
-        <w:t xml:space="preserve">  </w:t>
-      </w:r>
-      <w:r>
-        <w:rPr>
-          <w:rFonts w:hint="eastAsia"/>
-          <w:sz w:val="30"/>
-          <w:highlight w:val="yellow"/>
-          <w:u w:val="single"/>
-        </w:rPr>
-        <w:t>奚吉</w:t>
-      </w:r>
-      <w:r>
-        <w:rPr>
-          <w:rFonts w:hint="eastAsia"/>
-          <w:sz w:val="30"/>
-          <w:highlight w:val="yellow"/>
-          <w:u w:val="single"/>
-        </w:rPr>
-        <w:t xml:space="preserve">  </w:t>
-      </w:r>
-      <w:r>
-        <w:rPr>
-          <w:rFonts w:hint="eastAsia"/>
-          <w:sz w:val="30"/>
-          <w:highlight w:val="yellow"/>
-          <w:u w:val="single"/>
-        </w:rPr>
-        <w:t>蒋巍）</w:t>
+        <w:t xml:space="preserve">         </w:t>
       </w:r>
     </w:p>
     <w:p>
@@ -515,6 +626,7 @@
           <w:rFonts w:hint="eastAsia"/>
           <w:b/>
         </w:rPr>
+        <w:lastRenderedPageBreak/>
         <w:t xml:space="preserve">   </w:t>
       </w:r>
     </w:p>
@@ -534,7 +646,6 @@
           <w:sz w:val="36"/>
           <w:szCs w:val="36"/>
         </w:rPr>
-        <w:lastRenderedPageBreak/>
         <w:t>项目周期 ：2026年9月14日-2026年10月23日</w:t>
       </w:r>
     </w:p>
@@ -580,7 +691,6 @@
           <w:p>
             <w:pPr>
               <w:rPr>
-                <w:rFonts w:hint="eastAsia"/>
                 <w:color w:val="000000" w:themeColor="text1"/>
               </w:rPr>
             </w:pPr>
@@ -615,2803 +725,7 @@
               <w:jc w:val="center"/>
             </w:pPr>
             <w:r>
-              <w:t xml:space="preserve">【系统概述与设计背景】</w:t>
-            </w:r>
-          </w:p>
-          <w:p>
-            <w:pPr>
-              <w:ind w:firstLine="480"/>
-            </w:pPr>
-            <w:r>
-              <w:t>引言</w:t>
-            </w:r>
-          </w:p>
-          <w:p>
-            <w:pPr>
-              <w:ind w:firstLine="480"/>
-            </w:pPr>
-            <w:r>
-              <w:t>项目背景</w:t>
-            </w:r>
-          </w:p>
-          <w:p>
-            <w:pPr>
-              <w:ind w:firstLine="480"/>
-            </w:pPr>
-            <w:r>
-              <w:t>近年来，随着移动互联</w:t>
-            </w:r>
-            <w:r>
-              <w:lastRenderedPageBreak/>
-              <w:t>网基础设施的持续完善、冷链物流技术的稳步升级以及消费者购物习</w:t>
-            </w:r>
-            <w:r>
-              <w:lastRenderedPageBreak/>
-              <w:t>惯的深刻转变，生鲜电商行业经历了前所未有的高速增长。据行业统计</w:t>
-            </w:r>
-            <w:r>
-              <w:lastRenderedPageBreak/>
-              <w:t>数据显示，</w:t>
-            </w:r>
-            <w:r>
-              <w:t>2024</w:t>
-            </w:r>
-            <w:r>
-              <w:t>年中国生鲜电商市场规模已突破</w:t>
-            </w:r>
-            <w:r>
-              <w:t>6000</w:t>
-            </w:r>
-            <w:r>
-              <w:t>亿元人民币，年均复合增</w:t>
-            </w:r>
-            <w:r>
-              <w:lastRenderedPageBreak/>
-              <w:t>长率保持在</w:t>
-            </w:r>
-            <w:r>
-              <w:t>20\</w:t>
-            </w:r>
-          </w:p>
-          <w:p>
-            <w:pPr>
-              <w:ind w:firstLine="480"/>
-            </w:pPr>
-            <w:r>
-              <w:t>然而，传统的单体架构在面对上述业务场景时暴露出了</w:t>
-            </w:r>
-            <w:r>
-              <w:lastRenderedPageBreak/>
-              <w:t>一系列结构性缺陷。在部署效率层面，单体应用将所有业务模块打包为</w:t>
-            </w:r>
-            <w:r>
-              <w:lastRenderedPageBreak/>
-              <w:t>一个整体制品，任何一个模块的微小变更都需要对整个系统重新编译</w:t>
-            </w:r>
-            <w:r>
-              <w:lastRenderedPageBreak/>
-              <w:t>与发布，部署周期往往长达数十分钟，严重制约了业务的快速迭代。在弹</w:t>
-            </w:r>
-            <w:r>
-              <w:lastRenderedPageBreak/>
-              <w:t>性扩容层面，单体架构无法针对特定高负载模块进行独立的水平扩展，</w:t>
-            </w:r>
-            <w:r>
-              <w:lastRenderedPageBreak/>
-              <w:t>促销高峰期只能整体扩容，造成计算资源的严重浪费。在数据库层面，单</w:t>
-            </w:r>
-            <w:r>
-              <w:lastRenderedPageBreak/>
-              <w:t>体架构通常采用单一数据库实例承载全部业务数据，随着并发查询量</w:t>
-            </w:r>
-            <w:r>
-              <w:lastRenderedPageBreak/>
-              <w:t>的增长，数据库极易成为系统的单点瓶颈，表现为查询延迟攀升与锁竞</w:t>
-            </w:r>
-            <w:r>
-              <w:lastRenderedPageBreak/>
-              <w:t>争加剧。在故障隔离方面，各模块共享运行时环境，任何一个模块的内存</w:t>
-            </w:r>
-            <w:r>
-              <w:lastRenderedPageBreak/>
-              <w:t>泄漏或未捕获异常都可能导致整个系统崩溃。在模块维护层面，业务边</w:t>
-            </w:r>
-            <w:r>
-              <w:lastRenderedPageBreak/>
-              <w:t>界不清会使代码修改影响范围扩大，模块间的隐式依赖也使得回归测</w:t>
-            </w:r>
-            <w:r>
-              <w:lastRenderedPageBreak/>
-              <w:t>试范围难以界定。</w:t>
-            </w:r>
-          </w:p>
-          <w:p>
-            <w:pPr>
-              <w:ind w:firstLine="480"/>
-            </w:pPr>
-            <w:r>
-              <w:t>分布式微服务架构为上述问题提供了系统性的解决</w:t>
-            </w:r>
-            <w:r>
-              <w:lastRenderedPageBreak/>
-              <w:t>思路。根据微服务架构设计原则，通过将庞大的业务应用按照功能边界</w:t>
-            </w:r>
-            <w:r>
-              <w:lastRenderedPageBreak/>
-              <w:t>拆分为多个独立部署的微服务单元，配合统一网关路由、服务发现注册</w:t>
-            </w:r>
-            <w:r>
-              <w:lastRenderedPageBreak/>
-              <w:t>中心、声明式服务调用、分布式缓存、消息队列异步解耦、对象存储及长连</w:t>
-            </w:r>
-            <w:r>
-              <w:lastRenderedPageBreak/>
-              <w:t>接实时推送，能够显著提升系统的弹性扩容能力与开发迭代效率。为此，</w:t>
-            </w:r>
-            <w:r>
-              <w:lastRenderedPageBreak/>
-              <w:t>本项目以水果生鲜运营平台为业务蓝本，在已有的</w:t>
-            </w:r>
-            <w:r>
-              <w:t>Spring Boot</w:t>
-            </w:r>
-            <w:r>
-              <w:t>核心业务逻辑</w:t>
-            </w:r>
-            <w:r>
-              <w:lastRenderedPageBreak/>
-              <w:t>基础上，开展了课程设计级别的轻量微服务化改造与分布式应用治理。</w:t>
-            </w:r>
-            <w:r>
-              <w:lastRenderedPageBreak/>
-              <w:t>系统既能够保证本地单机运行环境下的高稳定性，又全面引入了</w:t>
-            </w:r>
-            <w:r>
-              <w:t>Spring Clo</w:t>
-            </w:r>
-            <w:r>
-              <w:lastRenderedPageBreak/>
-              <w:t>ud</w:t>
-            </w:r>
-            <w:r>
-              <w:t>及相关分布式中间件的技术底座，使之契合专业方向课程设计的实</w:t>
-            </w:r>
-            <w:r>
-              <w:lastRenderedPageBreak/>
-              <w:t>践与验收要求。本选题的核心意义在于，它为本人提供了将课堂分布式</w:t>
-            </w:r>
-            <w:r>
-              <w:lastRenderedPageBreak/>
-              <w:t>理论知识转化为工程实践能力的完整平台，通过真实业务场景驱动，使</w:t>
-            </w:r>
-            <w:r>
-              <w:lastRenderedPageBreak/>
-              <w:t>本人深入理解微服务拆分策略、服务治理机制与工程化质量保障体系</w:t>
-            </w:r>
-            <w:r>
-              <w:lastRenderedPageBreak/>
-              <w:t>之间的内在关联，为后续的毕业设计和企业级项目开发积累了宝贵的</w:t>
-            </w:r>
-            <w:r>
-              <w:lastRenderedPageBreak/>
-              <w:t>实战经验。</w:t>
-            </w:r>
-          </w:p>
-          <w:p>
-            <w:pPr>
-              <w:ind w:firstLine="480"/>
-            </w:pPr>
-            <w:r>
-              <w:t>项目目标</w:t>
-            </w:r>
-          </w:p>
-          <w:p>
-            <w:pPr>
-              <w:ind w:firstLine="480"/>
-            </w:pPr>
-            <w:r>
-              <w:t>本项目旨在构建一个高可用、松耦合且具备完整工</w:t>
-            </w:r>
-            <w:r>
-              <w:lastRenderedPageBreak/>
-              <w:t>程化测试验证闭环的生鲜分布式运营系统，其总体目标可从核心业务</w:t>
-            </w:r>
-            <w:r>
-              <w:lastRenderedPageBreak/>
-              <w:t>闭环、微服务架构治理、分布式中间件集成以及工程化质量保障四个维</w:t>
-            </w:r>
-            <w:r>
-              <w:lastRenderedPageBreak/>
-              <w:t>度进行阐述。</w:t>
-            </w:r>
-          </w:p>
-          <w:p>
-            <w:pPr>
-              <w:ind w:firstLine="480"/>
-            </w:pPr>
-            <w:r>
-              <w:t>在核心业务闭环目标方面，系统致力于实现从商品分类管</w:t>
-            </w:r>
-            <w:r>
-              <w:lastRenderedPageBreak/>
-              <w:t>理、品种维护、上下架状态控制，到小程序端用户浏览商品、加购操作、账单</w:t>
-            </w:r>
-            <w:r>
-              <w:lastRenderedPageBreak/>
-              <w:t>生成以及模拟微信支付的完整业务流转闭环。选择覆盖商品全生命周</w:t>
-            </w:r>
-            <w:r>
-              <w:lastRenderedPageBreak/>
-              <w:t>期管理与交易全链路闭环，是因为只有打通从供给侧的商品录入到需</w:t>
-            </w:r>
-            <w:r>
-              <w:lastRenderedPageBreak/>
-              <w:t>求侧的支付确认这一完整路径，才能真实验证分布式架构在实际业务</w:t>
-            </w:r>
-            <w:r>
-              <w:lastRenderedPageBreak/>
-              <w:t>场景中的数据一致性保障效果。预期管理员可在后台完成商品全流程</w:t>
-            </w:r>
-            <w:r>
-              <w:lastRenderedPageBreak/>
-              <w:t>管理，消费者可在小程序端体验从浏览到支付</w:t>
-            </w:r>
-            <w:r>
-              <w:t xml:space="preserve"> of </w:t>
-            </w:r>
-            <w:r>
-              <w:t>无缝流程，两端数据通</w:t>
-            </w:r>
-            <w:r>
-              <w:lastRenderedPageBreak/>
-              <w:t>过微服务接口实现实时同步。</w:t>
-            </w:r>
-          </w:p>
-          <w:p>
-            <w:pPr>
-              <w:ind w:firstLine="480"/>
-            </w:pPr>
-            <w:r>
-              <w:t>在微服务架构治理目标方面，系统采用</w:t>
-            </w:r>
-            <w:r>
-              <w:t xml:space="preserve">Spring </w:t>
-            </w:r>
-            <w:r>
-              <w:lastRenderedPageBreak/>
-              <w:t xml:space="preserve">Cloud </w:t>
-            </w:r>
-            <w:proofErr w:type="spellStart"/>
-            <w:r>
-              <w:t>Nacos</w:t>
-            </w:r>
-            <w:proofErr w:type="spellEnd"/>
-            <w:r>
-              <w:t>同时承担服务注册发现与动态配置管理的双重职责。选择</w:t>
-            </w:r>
-            <w:proofErr w:type="spellStart"/>
-            <w:r>
-              <w:t>Nacos</w:t>
-            </w:r>
-            <w:proofErr w:type="spellEnd"/>
-            <w:r>
-              <w:lastRenderedPageBreak/>
-              <w:t>是因为其原生支持配置管理功能，能够将注册发现与配置中心合二为</w:t>
-            </w:r>
-            <w:r>
-              <w:lastRenderedPageBreak/>
-              <w:t>一，减少中间件的部署复杂度。系统通过</w:t>
-            </w:r>
-            <w:r>
-              <w:t>Spring Cloud Gateway</w:t>
-            </w:r>
-            <w:r>
-              <w:t>构建统一网关路由</w:t>
-            </w:r>
-            <w:r>
-              <w:lastRenderedPageBreak/>
-              <w:t>入口，负责全平台流量的路径匹配转发与跨域请求拦截。选择</w:t>
-            </w:r>
-            <w:r>
-              <w:t>Gateway</w:t>
-            </w:r>
-            <w:r>
-              <w:t>是因为</w:t>
-            </w:r>
-            <w:r>
-              <w:lastRenderedPageBreak/>
-              <w:t>其基于</w:t>
-            </w:r>
-            <w:proofErr w:type="spellStart"/>
-            <w:r>
-              <w:t>WebFlux</w:t>
-            </w:r>
-            <w:proofErr w:type="spellEnd"/>
-            <w:r>
-              <w:t>响应式编程模型，在高并发场景下具有更优的线程利用率，且</w:t>
-            </w:r>
-            <w:r>
-              <w:lastRenderedPageBreak/>
-              <w:t>断言与过滤器机制的可编程性更强。预期所有外部请求统一经由网关</w:t>
-            </w:r>
-            <w:r>
-              <w:lastRenderedPageBreak/>
-              <w:t>进入系统内部，各微服务通过</w:t>
-            </w:r>
-            <w:proofErr w:type="spellStart"/>
-            <w:r>
-              <w:t>Nacos</w:t>
-            </w:r>
-            <w:proofErr w:type="spellEnd"/>
-            <w:r>
-              <w:t>实现动态发现与负载均衡，配置变更无</w:t>
-            </w:r>
-            <w:r>
-              <w:lastRenderedPageBreak/>
-              <w:t>需重启即可生效。</w:t>
-            </w:r>
-          </w:p>
-          <w:p>
-            <w:pPr>
-              <w:ind w:firstLine="480"/>
-            </w:pPr>
-            <w:r>
-              <w:t>在分布式中间件集成目标方面，系统利用</w:t>
-            </w:r>
-            <w:proofErr w:type="spellStart"/>
-            <w:r>
-              <w:t>OpenFeign</w:t>
-            </w:r>
-            <w:proofErr w:type="spellEnd"/>
-            <w:r>
-              <w:t>声明式</w:t>
-            </w:r>
-            <w:r>
-              <w:lastRenderedPageBreak/>
-              <w:t>调用实现跨服务的强类型数据同步，通过接口注解将远程</w:t>
-            </w:r>
-            <w:r>
-              <w:t>HTTP</w:t>
-            </w:r>
-            <w:r>
-              <w:t>调用抽象</w:t>
-            </w:r>
-            <w:r>
-              <w:lastRenderedPageBreak/>
-              <w:t>为本地方法调用，降低跨服务通信的编写复杂度。集成</w:t>
-            </w:r>
-            <w:r>
-              <w:t>RabbitMQ</w:t>
-            </w:r>
-            <w:r>
-              <w:t>消息队列将</w:t>
-            </w:r>
-            <w:r>
-              <w:lastRenderedPageBreak/>
-              <w:t>订单支付成功事件与后台通知推送解耦，采用</w:t>
-            </w:r>
-            <w:r>
-              <w:t>RabbitMQ</w:t>
-            </w:r>
-            <w:r>
-              <w:t>是因为其路由机制</w:t>
-            </w:r>
-            <w:r>
-              <w:lastRenderedPageBreak/>
-              <w:t>灵活，</w:t>
-            </w:r>
-            <w:r>
-              <w:t>Exchange</w:t>
-            </w:r>
-            <w:r>
-              <w:t>与</w:t>
-            </w:r>
-            <w:r>
-              <w:t>Binding</w:t>
-            </w:r>
-            <w:r>
-              <w:t>的组合模式能够精确控制消息投递路径，在中小规模</w:t>
-            </w:r>
-            <w:r>
-              <w:lastRenderedPageBreak/>
-              <w:t>消息吞吐场景下部署门槛更低。通过</w:t>
-            </w:r>
-            <w:r>
-              <w:t>WebSocket</w:t>
-            </w:r>
-            <w:r>
-              <w:t>全双工通道实现语音与卡片</w:t>
-            </w:r>
-            <w:r>
-              <w:lastRenderedPageBreak/>
-              <w:t>式即时播报提醒，使运营人员能够第一时间感知新订单的产生。预期核</w:t>
-            </w:r>
-            <w:r>
-              <w:lastRenderedPageBreak/>
-              <w:t>心链路通过同步</w:t>
-            </w:r>
-            <w:r>
-              <w:t>Feign</w:t>
-            </w:r>
-            <w:r>
-              <w:t>调用保障一致性，非关键通知链路通过异步消息队</w:t>
-            </w:r>
-            <w:r>
-              <w:lastRenderedPageBreak/>
-              <w:t>列解耦，实时推送通道保障信息即时触达。</w:t>
-            </w:r>
-          </w:p>
-          <w:p>
-            <w:pPr>
-              <w:ind w:firstLine="480"/>
-            </w:pPr>
-            <w:r>
-              <w:t>在工程化质量保障目标方面，</w:t>
-            </w:r>
-            <w:r>
-              <w:lastRenderedPageBreak/>
-              <w:t>项目采用</w:t>
-            </w:r>
-            <w:r>
-              <w:t>PM2</w:t>
-            </w:r>
-            <w:r>
-              <w:t>进行长运行进程守护和端口资源锁定，排除本地运行服务</w:t>
-            </w:r>
-            <w:r>
-              <w:lastRenderedPageBreak/>
-              <w:t>崩溃隐患。基于</w:t>
-            </w:r>
-            <w:r>
-              <w:t>Newman</w:t>
-            </w:r>
-            <w:r>
-              <w:t>开展覆盖全量</w:t>
-            </w:r>
-            <w:r>
-              <w:t>RESTful</w:t>
-            </w:r>
-            <w:r>
-              <w:t>端点的接口自动化测试，确保每</w:t>
-            </w:r>
-            <w:r>
-              <w:lastRenderedPageBreak/>
-              <w:t>个</w:t>
-            </w:r>
-            <w:r>
-              <w:t>API</w:t>
-            </w:r>
-            <w:r>
-              <w:t>接口的参数校验、状态码断言与返回数据验证均纳入自动化回归</w:t>
-            </w:r>
-            <w:r>
-              <w:lastRenderedPageBreak/>
-              <w:t>范围。结合</w:t>
-            </w:r>
-            <w:r>
-              <w:t>Playwright</w:t>
-            </w:r>
-            <w:r>
-              <w:t>建立包含登录绕过、直接落库与消息响应检测的端到端</w:t>
-            </w:r>
-            <w:r>
-              <w:lastRenderedPageBreak/>
-              <w:t>质量验证体系，模拟真实用户操作路径进行全链路验证。保留容器化部</w:t>
-            </w:r>
-            <w:r>
-              <w:lastRenderedPageBreak/>
-              <w:t>署预案作为生产环境的后续演进通道。预期通过多层次质量保障手段，</w:t>
-            </w:r>
-            <w:r>
-              <w:lastRenderedPageBreak/>
-              <w:t>确保系统在各种运行环境下均能稳定完成业务验证与技术验收。</w:t>
-            </w:r>
-          </w:p>
-          <w:p>
-            <w:pPr>
-              <w:ind w:firstLine="480"/>
-            </w:pPr>
-            <w:r>
-              <w:t>个人</w:t>
-            </w:r>
-            <w:r>
-              <w:lastRenderedPageBreak/>
-              <w:t>工作说明</w:t>
-            </w:r>
-          </w:p>
-          <w:p>
-            <w:pPr>
-              <w:ind w:firstLine="480"/>
-            </w:pPr>
-            <w:r>
-              <w:t>本项目由本人独立完成整体设计、编码实现、测试验证与报告</w:t>
-            </w:r>
-            <w:r>
-              <w:lastRenderedPageBreak/>
-              <w:t>整理工作。为保证微服务接口的严谨交付，项目采用</w:t>
-            </w:r>
-            <w:r>
-              <w:t>Git</w:t>
-            </w:r>
-            <w:r>
-              <w:t>进行版本控制，并</w:t>
-            </w:r>
-            <w:r>
-              <w:lastRenderedPageBreak/>
-              <w:t>按照功能模块划分开发步骤：先完成核心业务服务与数据库结构梳理，</w:t>
-            </w:r>
-            <w:r>
-              <w:lastRenderedPageBreak/>
-              <w:t>再逐步接入网关路由、支付服务、通知服务、前端联调与自动化测试。文档</w:t>
-            </w:r>
-            <w:r>
-              <w:lastRenderedPageBreak/>
-              <w:t>资料统一存放在仓库</w:t>
-            </w:r>
-            <w:r>
-              <w:t>docs</w:t>
-            </w:r>
-            <w:r>
-              <w:t>目录中，便于需求说明、设计说明、测试记录和报</w:t>
-            </w:r>
-            <w:r>
-              <w:lastRenderedPageBreak/>
-              <w:t>告材料的连续维护。</w:t>
-            </w:r>
-          </w:p>
-          <w:p>
-            <w:pPr>
-              <w:ind w:firstLine="480"/>
-            </w:pPr>
-            <w:r>
-              <w:t>需求分析阶段，本人完成水果分类、商品维护、订单管</w:t>
-            </w:r>
-            <w:r>
-              <w:lastRenderedPageBreak/>
-              <w:t>理、支付回调、实时通知和运行监控等功能需求梳理，并结合原有单体业</w:t>
-            </w:r>
-            <w:r>
-              <w:lastRenderedPageBreak/>
-              <w:t>务结构划分微服务边界。系统设计阶段，本人完成</w:t>
-            </w:r>
-            <w:r>
-              <w:t>Gateway</w:t>
-            </w:r>
-            <w:r>
-              <w:t>路由规则设计、</w:t>
-            </w:r>
-            <w:proofErr w:type="spellStart"/>
-            <w:r>
-              <w:t>Nacos</w:t>
-            </w:r>
-            <w:proofErr w:type="spellEnd"/>
-            <w:r>
-              <w:lastRenderedPageBreak/>
-              <w:t>命名空间规划、</w:t>
-            </w:r>
-            <w:r>
-              <w:t>RabbitMQ</w:t>
-            </w:r>
-            <w:r>
-              <w:t>消息流转方案、</w:t>
-            </w:r>
-            <w:r>
-              <w:t>WebSocket</w:t>
-            </w:r>
-            <w:r>
-              <w:t>通知链路、数据库表结构调整</w:t>
-            </w:r>
-            <w:r>
-              <w:lastRenderedPageBreak/>
-              <w:t>以及</w:t>
-            </w:r>
-            <w:r>
-              <w:t>PM2</w:t>
-            </w:r>
-            <w:r>
-              <w:t>进程守护方案设计。</w:t>
-            </w:r>
-          </w:p>
-          <w:p>
-            <w:pPr>
-              <w:ind w:firstLine="480"/>
-            </w:pPr>
-            <w:r>
-              <w:t>编码实现阶段，本人完成</w:t>
-            </w:r>
-            <w:proofErr w:type="spellStart"/>
-            <w:r>
-              <w:t>lgg</w:t>
-            </w:r>
-            <w:proofErr w:type="spellEnd"/>
-            <w:r>
-              <w:t>-gateway</w:t>
-            </w:r>
-            <w:r>
-              <w:t>、</w:t>
-            </w:r>
-            <w:proofErr w:type="spellStart"/>
-            <w:r>
-              <w:t>lgg</w:t>
-            </w:r>
-            <w:proofErr w:type="spellEnd"/>
-            <w:r>
-              <w:t>-business</w:t>
-            </w:r>
-            <w:r>
-              <w:t>、</w:t>
-            </w:r>
-            <w:proofErr w:type="spellStart"/>
-            <w:r>
-              <w:t>lgg</w:t>
-            </w:r>
-            <w:proofErr w:type="spellEnd"/>
-            <w:r>
-              <w:t>-</w:t>
-            </w:r>
-            <w:r>
-              <w:lastRenderedPageBreak/>
-              <w:t>pay</w:t>
-            </w:r>
-            <w:r>
-              <w:t>和</w:t>
-            </w:r>
-            <w:proofErr w:type="spellStart"/>
-            <w:r>
-              <w:t>lgg</w:t>
-            </w:r>
-            <w:proofErr w:type="spellEnd"/>
-            <w:r>
-              <w:t>-notice</w:t>
-            </w:r>
-            <w:r>
-              <w:t>等模块的关键改造，覆盖分类管理、品种维护、订单持久化、模拟</w:t>
-            </w:r>
-            <w:r>
-              <w:lastRenderedPageBreak/>
-              <w:t>支付、支付回调、消息通知和管理端数据展示等核心功能。测试验证阶段，</w:t>
-            </w:r>
-            <w:r>
-              <w:lastRenderedPageBreak/>
-              <w:t>本人编写并执行</w:t>
-            </w:r>
-            <w:r>
-              <w:t>Newman</w:t>
-            </w:r>
-            <w:r>
-              <w:t>接口自动化测试和</w:t>
-            </w:r>
-            <w:r>
-              <w:t>Playwright</w:t>
-            </w:r>
-            <w:r>
-              <w:t>端到端测试，结合</w:t>
-            </w:r>
-            <w:r>
-              <w:t>PM2</w:t>
-            </w:r>
-            <w:r>
-              <w:t>运</w:t>
-            </w:r>
-            <w:r>
-              <w:lastRenderedPageBreak/>
-              <w:t>行监控定位端口冲突、安全拦截、类型转换和跨服务调用异常等问题。报</w:t>
-            </w:r>
-            <w:r>
-              <w:lastRenderedPageBreak/>
-              <w:t>告整理阶段，本人完成课程设计报告的章节撰写、图表整理、参考文献维</w:t>
-            </w:r>
-            <w:r>
-              <w:lastRenderedPageBreak/>
-              <w:t>护和</w:t>
-            </w:r>
-            <w:r>
-              <w:t>LaTeX</w:t>
-            </w:r>
-            <w:r>
-              <w:t>排版。</w:t>
-            </w:r>
-          </w:p>
-          <w:p>
-            <w:pPr>
-              <w:ind w:firstLine="480"/>
-            </w:pPr>
-            <w:r>
-              <w:t>本文组织结构</w:t>
-            </w:r>
-          </w:p>
-          <w:p>
-            <w:pPr>
-              <w:ind w:firstLine="480"/>
-            </w:pPr>
-            <w:r>
-              <w:t>本文后续内容按照技术基础、系统设计、功能</w:t>
-            </w:r>
-            <w:r>
-              <w:lastRenderedPageBreak/>
-              <w:t>实现、测试验收与总结展望的逻辑主线依次展开，各章之间形成由理论</w:t>
-            </w:r>
-            <w:r>
-              <w:lastRenderedPageBreak/>
-              <w:t>到实践、由整体到细节、由建设到验证的递进关系。第</w:t>
-            </w:r>
-            <w:r>
-              <w:t>2</w:t>
-            </w:r>
-            <w:r>
-              <w:t>章为技术基础与相</w:t>
-            </w:r>
-            <w:r>
-              <w:lastRenderedPageBreak/>
-              <w:t>关工作章节，系统介绍</w:t>
-            </w:r>
-            <w:r>
-              <w:t>Spring Boot</w:t>
-            </w:r>
-            <w:r>
-              <w:t>、</w:t>
-            </w:r>
-            <w:r>
-              <w:t>Spring Cloud</w:t>
-            </w:r>
-            <w:r>
-              <w:t>、</w:t>
-            </w:r>
-            <w:proofErr w:type="spellStart"/>
-            <w:r>
-              <w:t>Nacos</w:t>
-            </w:r>
-            <w:proofErr w:type="spellEnd"/>
-            <w:r>
-              <w:t>、</w:t>
-            </w:r>
-            <w:r>
-              <w:t>Gateway</w:t>
-            </w:r>
-            <w:r>
-              <w:t>、</w:t>
-            </w:r>
-            <w:proofErr w:type="spellStart"/>
-            <w:r>
-              <w:t>OpenFeign</w:t>
-            </w:r>
-            <w:proofErr w:type="spellEnd"/>
-            <w:r>
-              <w:t>、</w:t>
-            </w:r>
-            <w:r>
-              <w:t>RabbitMQ</w:t>
-            </w:r>
-            <w:r>
-              <w:t>、</w:t>
-            </w:r>
-            <w:r>
-              <w:t>WebSo</w:t>
-            </w:r>
-            <w:r>
-              <w:lastRenderedPageBreak/>
-              <w:t>cket</w:t>
-            </w:r>
-            <w:r>
-              <w:t>、</w:t>
-            </w:r>
-            <w:r>
-              <w:t>PM2</w:t>
-            </w:r>
-            <w:r>
-              <w:t>、</w:t>
-            </w:r>
-            <w:r>
-              <w:t>Newman</w:t>
-            </w:r>
-            <w:r>
-              <w:t>及</w:t>
-            </w:r>
-            <w:r>
-              <w:t>Playwright</w:t>
-            </w:r>
-            <w:r>
-              <w:t>等核心技术的基本原理与在本系统中的定位，</w:t>
-            </w:r>
-            <w:r>
-              <w:lastRenderedPageBreak/>
-              <w:t>为后续章节提供理论支撑与技术语境。第</w:t>
-            </w:r>
-            <w:r>
-              <w:t>3</w:t>
-            </w:r>
-            <w:r>
-              <w:t>章为系统分析与设计章节，详</w:t>
-            </w:r>
-            <w:r>
-              <w:lastRenderedPageBreak/>
-              <w:t>述功能需求分析与非功能需求约束，完成微服务边界定义与服务拆分</w:t>
-            </w:r>
-            <w:r>
-              <w:lastRenderedPageBreak/>
-              <w:t>策略论证，给出系统架构图、服务交互时序图及数据库表结构设计方案，</w:t>
-            </w:r>
-            <w:r>
-              <w:lastRenderedPageBreak/>
-              <w:t>该章节是连接技术基础与功能实现的关键桥梁。第</w:t>
-            </w:r>
-            <w:r>
-              <w:t>4</w:t>
-            </w:r>
-            <w:r>
-              <w:t>章为系统实现章节，</w:t>
-            </w:r>
-            <w:r>
-              <w:lastRenderedPageBreak/>
-              <w:t>作为全文核心章节，重点展示管理端运营大屏、商品管理、支付闭环、</w:t>
-            </w:r>
-            <w:r>
-              <w:t>WebSocket</w:t>
-            </w:r>
-            <w:r>
-              <w:lastRenderedPageBreak/>
-              <w:t>通知与</w:t>
-            </w:r>
-            <w:r>
-              <w:t>PM2</w:t>
-            </w:r>
-            <w:r>
-              <w:t>运维管理的具体编码实现，将设计方案转化为可运行代码，是</w:t>
-            </w:r>
-            <w:r>
-              <w:lastRenderedPageBreak/>
-              <w:t>个人工程综合能力的集中体现。第</w:t>
-            </w:r>
-            <w:r>
-              <w:t>5</w:t>
-            </w:r>
-            <w:r>
-              <w:t>章为测试与验收章节，通过</w:t>
-            </w:r>
-            <w:r>
-              <w:t>Newman</w:t>
-            </w:r>
-            <w:r>
-              <w:t>接口</w:t>
-            </w:r>
-            <w:r>
-              <w:lastRenderedPageBreak/>
-              <w:t>自动化测试与</w:t>
-            </w:r>
-            <w:r>
-              <w:t>Playwright</w:t>
-            </w:r>
-            <w:r>
-              <w:t>端到端运行结果对系统进行全面验证，与第</w:t>
-            </w:r>
-            <w:r>
-              <w:t>4</w:t>
-            </w:r>
-            <w:r>
-              <w:t>章形成</w:t>
-            </w:r>
-            <w:r>
-              <w:lastRenderedPageBreak/>
-              <w:t>建设与验证的闭环。第</w:t>
-            </w:r>
-            <w:r>
-              <w:t>6</w:t>
-            </w:r>
-            <w:r>
-              <w:t>章为总结与展望章节，凝练项目成果，分析当前技</w:t>
-            </w:r>
-            <w:r>
-              <w:lastRenderedPageBreak/>
-              <w:t>术局限，并从容器化部署、分布式事务与安全加固等方面提出后续改进</w:t>
-            </w:r>
-            <w:r>
-              <w:lastRenderedPageBreak/>
-              <w:t>方向。</w:t>
-            </w:r>
-          </w:p>
-          <w:p>
-            <w:pPr>
-              <w:ind w:firstLine="480"/>
-            </w:pPr>
-            <w:r>
-              <w:t>【系统架构与设计实现】</w:t>
-            </w:r>
-          </w:p>
-          <w:p>
-            <w:pPr>
-              <w:ind w:firstLine="480"/>
-            </w:pPr>
-            <w:r>
-              <w:t>系统分析与设计</w:t>
-            </w:r>
-          </w:p>
-          <w:p>
-            <w:pPr>
-              <w:ind w:firstLine="480"/>
-            </w:pPr>
-            <w:r>
-              <w:t>系统用例分析</w:t>
-            </w:r>
-          </w:p>
-          <w:p>
-            <w:pPr>
-              <w:ind w:firstLine="480"/>
-            </w:pPr>
-            <w:r>
-              <w:t>在软件工</w:t>
-            </w:r>
-            <w:r>
-              <w:lastRenderedPageBreak/>
-              <w:t>程的需求分析阶段，明确系统边界与用户角色是至关重要的一步。本系</w:t>
-            </w:r>
-            <w:r>
-              <w:lastRenderedPageBreak/>
-              <w:t>统的主要参与者被明确划分为两类：后台运营管理员与前端微信小程</w:t>
-            </w:r>
-            <w:r>
-              <w:lastRenderedPageBreak/>
-              <w:t>序用户。通过对核心业务的梳理，本人构建了系统的顶层用例模型，旨在</w:t>
-            </w:r>
-            <w:r>
-              <w:lastRenderedPageBreak/>
-              <w:t>消除功能边界上的歧义。</w:t>
-            </w:r>
-          </w:p>
-          <w:p>
-            <w:pPr>
-              <w:ind w:firstLine="480"/>
-            </w:pPr>
-            <w:r>
-              <w:t>{figure}[</w:t>
-            </w:r>
-            <w:proofErr w:type="spellStart"/>
-            <w:r>
-              <w:t>htbp</w:t>
-            </w:r>
-            <w:proofErr w:type="spellEnd"/>
-            <w:r>
-              <w:t>]</w:t>
-            </w:r>
-          </w:p>
-          <w:p>
-            <w:pPr>
-              <w:ind w:firstLine="480"/>
-            </w:pPr>
-            <w:r>
-              <w:t>[width=0.9]{figures-pdf/</w:t>
-            </w:r>
-            <w:r>
-              <w:t>用例图</w:t>
-            </w:r>
-            <w:r>
-              <w:t>.pdf}</w:t>
-            </w:r>
-          </w:p>
-          <w:p>
-            <w:pPr>
-              <w:ind w:firstLine="480"/>
-            </w:pPr>
-            <w:r>
-              <w:t>{</w:t>
-            </w:r>
-            <w:r>
-              <w:t>系统核心</w:t>
-            </w:r>
-            <w:r>
-              <w:lastRenderedPageBreak/>
-              <w:t>用例图</w:t>
-            </w:r>
-            <w:r>
-              <w:t>}</w:t>
-            </w:r>
-          </w:p>
-          <w:p>
-            <w:pPr>
-              <w:ind w:firstLine="480"/>
-            </w:pPr>
-            <w:r>
-              <w:t>{</w:t>
-            </w:r>
-            <w:proofErr w:type="gramStart"/>
-            <w:r>
-              <w:t>fig:U</w:t>
-            </w:r>
-            <w:proofErr w:type="gramEnd"/>
-            <w:r>
-              <w:t>05}</w:t>
-            </w:r>
-          </w:p>
-          <w:p>
-            <w:pPr>
-              <w:ind w:firstLine="480"/>
-            </w:pPr>
-            <w:r>
-              <w:t>{figure}</w:t>
-            </w:r>
-          </w:p>
-          <w:p>
-            <w:pPr>
-              <w:ind w:firstLine="480"/>
-            </w:pPr>
-            <w:r>
-              <w:t>如图</w:t>
-            </w:r>
-            <w:r>
-              <w:t xml:space="preserve"> fig:U05 </w:t>
-            </w:r>
-            <w:r>
-              <w:t>所示，对于后台运营管理员而言，系统提</w:t>
-            </w:r>
-            <w:r>
-              <w:lastRenderedPageBreak/>
-              <w:t>供了基于角色的访问控制（</w:t>
-            </w:r>
-            <w:r>
-              <w:t>RBAC</w:t>
-            </w:r>
-            <w:r>
-              <w:t>）。普通运营员被授予水果分类管理、商</w:t>
-            </w:r>
-            <w:r>
-              <w:lastRenderedPageBreak/>
-              <w:t>品品种上下架管理以及订单处理的核心操作权限。超级管理员则额外</w:t>
-            </w:r>
-            <w:r>
-              <w:lastRenderedPageBreak/>
-              <w:t>拥有全系统的最高权限，能够执行用户管理、菜单与角色分配等高危系</w:t>
-            </w:r>
-            <w:r>
-              <w:lastRenderedPageBreak/>
-              <w:t>统配置。这种粒度细分的用例划分，确保了后台管理的职责隔离与最小</w:t>
-            </w:r>
-            <w:r>
-              <w:lastRenderedPageBreak/>
-              <w:t>授权原则。</w:t>
-            </w:r>
-          </w:p>
-          <w:p>
-            <w:pPr>
-              <w:ind w:firstLine="480"/>
-            </w:pPr>
-            <w:r>
-              <w:t>对于微信小程序用户而言，其用例主要围绕购物闭环展开。用</w:t>
-            </w:r>
-            <w:r>
-              <w:lastRenderedPageBreak/>
-              <w:t>户可以浏览水果分类与商品列表，通过关键字模糊检索特定水果，并将</w:t>
-            </w:r>
-            <w:r>
-              <w:lastRenderedPageBreak/>
-              <w:t>其加入购物车。在确认收货地址后，用户提交订单并发起微信模拟支付，</w:t>
-            </w:r>
-            <w:r>
-              <w:lastRenderedPageBreak/>
-              <w:t>最终在个人中心查看历史订单状态。这些用例完整覆盖了生鲜电商的</w:t>
-            </w:r>
-            <w:r>
-              <w:lastRenderedPageBreak/>
-              <w:t>核心消费旅程。</w:t>
-            </w:r>
-          </w:p>
-          <w:p>
-            <w:pPr>
-              <w:ind w:firstLine="480"/>
-            </w:pPr>
-            <w:r>
-              <w:t>数据模型与</w:t>
-            </w:r>
-            <w:r>
-              <w:t>E-R</w:t>
-            </w:r>
-            <w:r>
-              <w:t>图设计</w:t>
-            </w:r>
-          </w:p>
-          <w:p>
-            <w:pPr>
-              <w:ind w:firstLine="480"/>
-            </w:pPr>
-            <w:r>
-              <w:t>在明确了系统的顶层用例后，下一</w:t>
-            </w:r>
-            <w:r>
-              <w:lastRenderedPageBreak/>
-              <w:t>步是基于用例抽取出底层的核心数据字典与实体关系（</w:t>
-            </w:r>
-            <w:r>
-              <w:t>Entity-Relationship</w:t>
-            </w:r>
-            <w:r>
-              <w:t>）。系</w:t>
-            </w:r>
-            <w:r>
-              <w:lastRenderedPageBreak/>
-              <w:t>统的核心实体包括水果分类、水果商品、订单以及订单明细。</w:t>
-            </w:r>
-          </w:p>
-          <w:p>
-            <w:pPr>
-              <w:ind w:firstLine="480"/>
-            </w:pPr>
-            <w:r>
-              <w:t>{figure}[</w:t>
-            </w:r>
-            <w:proofErr w:type="spellStart"/>
-            <w:r>
-              <w:t>htbp</w:t>
-            </w:r>
-            <w:proofErr w:type="spellEnd"/>
-            <w:r>
-              <w:t>]</w:t>
-            </w:r>
-          </w:p>
-          <w:p>
-            <w:pPr>
-              <w:ind w:firstLine="480"/>
-            </w:pPr>
-            <w:r>
-              <w:t>[</w:t>
-            </w:r>
-            <w:r>
-              <w:lastRenderedPageBreak/>
-              <w:t>width=0.</w:t>
-            </w:r>
-            <w:proofErr w:type="gramStart"/>
-            <w:r>
-              <w:t>9]{</w:t>
-            </w:r>
-            <w:proofErr w:type="gramEnd"/>
-            <w:r>
-              <w:t>figures-pdf/U07-database-er.pdf}</w:t>
-            </w:r>
-          </w:p>
-          <w:p>
-            <w:pPr>
-              <w:ind w:firstLine="480"/>
-            </w:pPr>
-            <w:r>
-              <w:t>{</w:t>
-            </w:r>
-            <w:r>
-              <w:t>核心业务数据库实体关系图</w:t>
-            </w:r>
-            <w:r>
-              <w:t>}</w:t>
-            </w:r>
-          </w:p>
-          <w:p>
-            <w:pPr>
-              <w:ind w:firstLine="480"/>
-            </w:pPr>
-            <w:r>
-              <w:t>{</w:t>
-            </w:r>
-            <w:proofErr w:type="gramStart"/>
-            <w:r>
-              <w:t>fig:U</w:t>
-            </w:r>
-            <w:proofErr w:type="gramEnd"/>
-            <w:r>
-              <w:t>07}</w:t>
-            </w:r>
-          </w:p>
-          <w:p>
-            <w:pPr>
-              <w:ind w:firstLine="480"/>
-            </w:pPr>
-            <w:r>
-              <w:t>{figure}</w:t>
-            </w:r>
-          </w:p>
-          <w:p>
-            <w:pPr>
-              <w:ind w:firstLine="480"/>
-            </w:pPr>
-            <w:r>
-              <w:t>从</w:t>
-            </w:r>
-            <w:r>
-              <w:lastRenderedPageBreak/>
-              <w:t>图</w:t>
-            </w:r>
-            <w:r>
-              <w:t xml:space="preserve"> fig:U07 </w:t>
-            </w:r>
-            <w:r>
-              <w:t>可以看出，水果分类（</w:t>
-            </w:r>
-            <w:r>
-              <w:t>Category</w:t>
-            </w:r>
-            <w:r>
-              <w:t>）与水果商品（</w:t>
-            </w:r>
-            <w:r>
-              <w:t>Fruit</w:t>
-            </w:r>
-            <w:r>
-              <w:t>）之间存在一对多的关</w:t>
-            </w:r>
-            <w:r>
-              <w:lastRenderedPageBreak/>
-              <w:t>联关系。用户与订单（</w:t>
-            </w:r>
-            <w:r>
-              <w:t>Order</w:t>
-            </w:r>
-            <w:r>
-              <w:t>）之间同样是一对多的关联，而订单与商品之间</w:t>
-            </w:r>
-            <w:r>
-              <w:lastRenderedPageBreak/>
-              <w:t>则通过订单明细表（</w:t>
-            </w:r>
-            <w:r>
-              <w:t>Order Detail</w:t>
-            </w:r>
-            <w:r>
-              <w:t>）构建了多对多的映射。在物理设计上，为了兼</w:t>
-            </w:r>
-            <w:r>
-              <w:lastRenderedPageBreak/>
-              <w:t>顾课程设计展示的低风险性与微服务演进需求，所有业务数据表暂时</w:t>
-            </w:r>
-            <w:r>
-              <w:lastRenderedPageBreak/>
-              <w:t>与若依系统表共存于同一个</w:t>
-            </w:r>
-            <w:r>
-              <w:t xml:space="preserve"> MySQL </w:t>
-            </w:r>
-            <w:r>
-              <w:t>实例中，但通过逻辑前缀严格隔离。</w:t>
-            </w:r>
-          </w:p>
-          <w:p>
-            <w:pPr>
-              <w:ind w:firstLine="480"/>
-            </w:pPr>
-            <w:r>
-              <w:t>{</w:t>
-            </w:r>
-            <w:r>
-              <w:lastRenderedPageBreak/>
-              <w:t>table}[</w:t>
-            </w:r>
-            <w:proofErr w:type="spellStart"/>
-            <w:r>
-              <w:t>htbp</w:t>
-            </w:r>
-            <w:proofErr w:type="spellEnd"/>
-            <w:r>
-              <w:t>]</w:t>
-            </w:r>
-          </w:p>
-          <w:p>
-            <w:pPr>
-              <w:ind w:firstLine="480"/>
-            </w:pPr>
-            <w:r>
-              <w:t>{</w:t>
-            </w:r>
-            <w:r>
-              <w:t>核心数据库表与索引设计表</w:t>
-            </w:r>
-            <w:r>
-              <w:t>}</w:t>
-            </w:r>
-          </w:p>
-          <w:p>
-            <w:pPr>
-              <w:ind w:firstLine="480"/>
-            </w:pPr>
-            <w:r>
-              <w:t>{</w:t>
-            </w:r>
-            <w:proofErr w:type="spellStart"/>
-            <w:proofErr w:type="gramStart"/>
-            <w:r>
-              <w:t>tab:database</w:t>
-            </w:r>
-            <w:proofErr w:type="gramEnd"/>
-            <w:r>
-              <w:t>_tables</w:t>
-            </w:r>
-            <w:proofErr w:type="spellEnd"/>
-            <w:r>
-              <w:t>}</w:t>
-            </w:r>
-          </w:p>
-          <w:p>
-            <w:pPr>
-              <w:ind w:firstLine="480"/>
-            </w:pPr>
-            <w:r>
-              <w:t>{tabular}{</w:t>
-            </w:r>
-            <w:proofErr w:type="spellStart"/>
-            <w:proofErr w:type="gramStart"/>
-            <w:r>
-              <w:t>llp</w:t>
-            </w:r>
-            <w:proofErr w:type="spellEnd"/>
-            <w:r>
-              <w:t>{0.35}l</w:t>
-            </w:r>
-            <w:proofErr w:type="gramEnd"/>
-            <w:r>
-              <w:t>}</w:t>
-            </w:r>
-          </w:p>
-          <w:p>
-            <w:pPr>
-              <w:ind w:firstLine="480"/>
-            </w:pPr>
-            <w:r>
-              <w:t>表名</w:t>
-            </w:r>
-            <w:r>
-              <w:t xml:space="preserve"> &amp; </w:t>
-            </w:r>
-            <w:r>
-              <w:lastRenderedPageBreak/>
-              <w:t>功能说明</w:t>
-            </w:r>
-            <w:r>
-              <w:t xml:space="preserve"> &amp; </w:t>
-            </w:r>
-            <w:r>
-              <w:t>核心索引列</w:t>
-            </w:r>
-            <w:r>
-              <w:t xml:space="preserve"> &amp; </w:t>
-            </w:r>
-            <w:r>
-              <w:t>索引类型</w:t>
-            </w:r>
-            <w:r>
-              <w:t xml:space="preserve"> \\</w:t>
-            </w:r>
-          </w:p>
-          <w:p>
-            <w:pPr>
-              <w:ind w:firstLine="480"/>
-            </w:pPr>
-            <w:proofErr w:type="spellStart"/>
-            <w:r>
-              <w:t>lgg_category</w:t>
-            </w:r>
-            <w:proofErr w:type="spellEnd"/>
-            <w:r>
-              <w:t xml:space="preserve"> &amp; </w:t>
-            </w:r>
-            <w:r>
-              <w:t>存储水果分类信息</w:t>
-            </w:r>
-            <w:r>
-              <w:t xml:space="preserve"> &amp; </w:t>
-            </w:r>
-            <w:proofErr w:type="spellStart"/>
-            <w:r>
-              <w:lastRenderedPageBreak/>
-              <w:t>category_name</w:t>
-            </w:r>
-            <w:proofErr w:type="spellEnd"/>
-            <w:r>
-              <w:t xml:space="preserve"> &amp; </w:t>
-            </w:r>
-            <w:r>
-              <w:t>唯一索引</w:t>
-            </w:r>
-            <w:r>
-              <w:t xml:space="preserve"> \\</w:t>
-            </w:r>
-          </w:p>
-          <w:p>
-            <w:pPr>
-              <w:ind w:firstLine="480"/>
-            </w:pPr>
-            <w:proofErr w:type="spellStart"/>
-            <w:r>
-              <w:t>lgg_fruit</w:t>
-            </w:r>
-            <w:proofErr w:type="spellEnd"/>
-            <w:r>
-              <w:t xml:space="preserve"> &amp; </w:t>
-            </w:r>
-            <w:r>
-              <w:t>存储水果单品与图片</w:t>
-            </w:r>
-            <w:r>
-              <w:t xml:space="preserve"> &amp; </w:t>
-            </w:r>
-            <w:proofErr w:type="spellStart"/>
-            <w:r>
-              <w:t>fruit_name</w:t>
-            </w:r>
-            <w:proofErr w:type="spellEnd"/>
-            <w:r>
-              <w:t xml:space="preserve"> &amp; </w:t>
-            </w:r>
-            <w:r>
-              <w:t>全文索</w:t>
-            </w:r>
-            <w:r>
-              <w:lastRenderedPageBreak/>
-              <w:t>引</w:t>
-            </w:r>
-            <w:r>
-              <w:t xml:space="preserve"> \\</w:t>
-            </w:r>
-          </w:p>
-          <w:p>
-            <w:pPr>
-              <w:ind w:firstLine="480"/>
-            </w:pPr>
-            <w:proofErr w:type="spellStart"/>
-            <w:r>
-              <w:t>lgg_order</w:t>
-            </w:r>
-            <w:proofErr w:type="spellEnd"/>
-            <w:r>
-              <w:t xml:space="preserve"> &amp; </w:t>
-            </w:r>
-            <w:r>
-              <w:t>存储用户支付订单流转</w:t>
-            </w:r>
-            <w:r>
-              <w:t xml:space="preserve"> &amp; </w:t>
-            </w:r>
-            <w:proofErr w:type="spellStart"/>
-            <w:r>
-              <w:t>order_no</w:t>
-            </w:r>
-            <w:proofErr w:type="spellEnd"/>
-            <w:r>
-              <w:t xml:space="preserve"> &amp; </w:t>
-            </w:r>
-            <w:r>
-              <w:t>唯一索引</w:t>
-            </w:r>
-            <w:r>
-              <w:t xml:space="preserve"> \\</w:t>
-            </w:r>
-          </w:p>
-          <w:p>
-            <w:pPr>
-              <w:ind w:firstLine="480"/>
-            </w:pPr>
-            <w:proofErr w:type="spellStart"/>
-            <w:r>
-              <w:t>lgg_order_detail</w:t>
-            </w:r>
-            <w:proofErr w:type="spellEnd"/>
-            <w:r>
-              <w:t xml:space="preserve"> &amp; </w:t>
-            </w:r>
-            <w:r>
-              <w:lastRenderedPageBreak/>
-              <w:t>订单下挂载的水果明细</w:t>
-            </w:r>
-            <w:r>
-              <w:t xml:space="preserve"> &amp; </w:t>
-            </w:r>
-            <w:proofErr w:type="spellStart"/>
-            <w:r>
-              <w:t>order_id</w:t>
-            </w:r>
-            <w:proofErr w:type="spellEnd"/>
-            <w:r>
-              <w:t xml:space="preserve"> &amp; </w:t>
-            </w:r>
-            <w:r>
-              <w:t>普通索引</w:t>
-            </w:r>
-            <w:r>
-              <w:t xml:space="preserve"> \\</w:t>
-            </w:r>
-          </w:p>
-          <w:p>
-            <w:pPr>
-              <w:ind w:firstLine="480"/>
-            </w:pPr>
-            <w:r>
-              <w:t>{tabular}</w:t>
-            </w:r>
-          </w:p>
-          <w:p>
-            <w:pPr>
-              <w:ind w:firstLine="480"/>
-            </w:pPr>
-            <w:r>
-              <w:t>{table}</w:t>
-            </w:r>
-          </w:p>
-          <w:p>
-            <w:pPr>
-              <w:ind w:firstLine="480"/>
-            </w:pPr>
-            <w:r>
-              <w:t>表</w:t>
-            </w:r>
-            <w:r>
-              <w:t xml:space="preserve"> </w:t>
-            </w:r>
-            <w:proofErr w:type="spellStart"/>
-            <w:r>
-              <w:t>tab:database_tab</w:t>
-            </w:r>
-            <w:r>
-              <w:lastRenderedPageBreak/>
-              <w:t>les</w:t>
-            </w:r>
-            <w:proofErr w:type="spellEnd"/>
-            <w:r>
-              <w:t xml:space="preserve"> </w:t>
-            </w:r>
-            <w:r>
-              <w:t>展示了核心业务表及其索引策略。本人在分类名和订单号上建立唯</w:t>
-            </w:r>
-            <w:r>
-              <w:lastRenderedPageBreak/>
-              <w:t>一索引以保证数据一致性，在商品名上建立全文索引以支持高效模糊</w:t>
-            </w:r>
-            <w:r>
-              <w:lastRenderedPageBreak/>
-              <w:t>检索。此外，系统在物理层面去除了所有跨表外键约束，转而在应用层代</w:t>
-            </w:r>
-            <w:r>
-              <w:lastRenderedPageBreak/>
-              <w:t>码中保证引用完整性，从而降低了高并发写入时的数据库锁竞争。</w:t>
-            </w:r>
-          </w:p>
-          <w:p>
-            <w:pPr>
-              <w:ind w:firstLine="480"/>
-            </w:pPr>
-            <w:r>
-              <w:t>技术</w:t>
-            </w:r>
-            <w:r>
-              <w:lastRenderedPageBreak/>
-              <w:t>选型与系统架构设计</w:t>
-            </w:r>
-          </w:p>
-          <w:p>
-            <w:pPr>
-              <w:ind w:firstLine="480"/>
-            </w:pPr>
-            <w:r>
-              <w:t>有了稳固的数据模型作为基座，系统进入技术架</w:t>
-            </w:r>
-            <w:r>
-              <w:lastRenderedPageBreak/>
-              <w:t>构选型与宏观架构设计阶段。项目采用当前主流的前后端分离与微服</w:t>
-            </w:r>
-            <w:r>
-              <w:lastRenderedPageBreak/>
-              <w:t>务分布式架构。技术栈方面，后端依托</w:t>
-            </w:r>
-            <w:r>
-              <w:t xml:space="preserve"> Spring Boot 3.2.5 </w:t>
-            </w:r>
-            <w:r>
-              <w:t>框架，利用</w:t>
-            </w:r>
-            <w:r>
-              <w:t xml:space="preserve"> Spring Cloud </w:t>
-            </w:r>
-            <w:r>
-              <w:t>的</w:t>
-            </w:r>
-            <w:r>
-              <w:t xml:space="preserve"> Gat</w:t>
-            </w:r>
-            <w:r>
-              <w:lastRenderedPageBreak/>
-              <w:t xml:space="preserve">eway </w:t>
-            </w:r>
-            <w:r>
-              <w:t>网关、</w:t>
-            </w:r>
-            <w:proofErr w:type="spellStart"/>
-            <w:r>
-              <w:t>OpenFeign</w:t>
-            </w:r>
-            <w:proofErr w:type="spellEnd"/>
-            <w:r>
-              <w:t xml:space="preserve"> </w:t>
-            </w:r>
-            <w:r>
-              <w:t>远程调用组件，结合</w:t>
-            </w:r>
-            <w:r>
-              <w:t xml:space="preserve"> </w:t>
-            </w:r>
-            <w:proofErr w:type="spellStart"/>
-            <w:r>
-              <w:t>Nacos</w:t>
-            </w:r>
-            <w:proofErr w:type="spellEnd"/>
-            <w:r>
-              <w:t xml:space="preserve"> </w:t>
-            </w:r>
-            <w:r>
-              <w:t>实现服务注册与动态发现；缓存</w:t>
-            </w:r>
-            <w:r>
-              <w:lastRenderedPageBreak/>
-              <w:t>层引入</w:t>
-            </w:r>
-            <w:r>
-              <w:t xml:space="preserve"> Redis</w:t>
-            </w:r>
-            <w:r>
-              <w:t>，对象存储采用</w:t>
-            </w:r>
-            <w:r>
-              <w:t xml:space="preserve"> </w:t>
-            </w:r>
-            <w:proofErr w:type="spellStart"/>
-            <w:r>
-              <w:t>MinIO</w:t>
-            </w:r>
-            <w:proofErr w:type="spellEnd"/>
-            <w:r>
-              <w:t>，消息解耦采用</w:t>
-            </w:r>
-            <w:r>
-              <w:t xml:space="preserve"> RabbitMQ</w:t>
-            </w:r>
-            <w:r>
-              <w:t>。前端则采用</w:t>
-            </w:r>
-            <w:r>
-              <w:t xml:space="preserve"> Vue3 </w:t>
-            </w:r>
-            <w:r>
-              <w:t>与</w:t>
-            </w:r>
-            <w:r>
-              <w:lastRenderedPageBreak/>
-              <w:t>微信小程序原生框架构建。</w:t>
-            </w:r>
-          </w:p>
-          <w:p>
-            <w:pPr>
-              <w:ind w:firstLine="480"/>
-            </w:pPr>
-            <w:r>
-              <w:t>{figure}[</w:t>
-            </w:r>
-            <w:proofErr w:type="spellStart"/>
-            <w:r>
-              <w:t>htbp</w:t>
-            </w:r>
-            <w:proofErr w:type="spellEnd"/>
-            <w:r>
-              <w:t>]</w:t>
-            </w:r>
-          </w:p>
-          <w:p>
-            <w:pPr>
-              <w:ind w:firstLine="480"/>
-            </w:pPr>
-            <w:r>
-              <w:t>[width=0.9]{figures-pdf/</w:t>
-            </w:r>
-            <w:r>
-              <w:t>系统总体架构图</w:t>
-            </w:r>
-            <w:r>
-              <w:t>.pdf}</w:t>
-            </w:r>
-          </w:p>
-          <w:p>
-            <w:pPr>
-              <w:ind w:firstLine="480"/>
-            </w:pPr>
-            <w:r>
-              <w:lastRenderedPageBreak/>
-              <w:t>{</w:t>
-            </w:r>
-            <w:r>
-              <w:t>系统架构图</w:t>
-            </w:r>
-            <w:r>
-              <w:t>}</w:t>
-            </w:r>
-          </w:p>
-          <w:p>
-            <w:pPr>
-              <w:ind w:firstLine="480"/>
-            </w:pPr>
-            <w:r>
-              <w:t>{</w:t>
-            </w:r>
-            <w:proofErr w:type="gramStart"/>
-            <w:r>
-              <w:t>fig:U</w:t>
-            </w:r>
-            <w:proofErr w:type="gramEnd"/>
-            <w:r>
-              <w:t>01}</w:t>
-            </w:r>
-          </w:p>
-          <w:p>
-            <w:pPr>
-              <w:ind w:firstLine="480"/>
-            </w:pPr>
-            <w:r>
-              <w:t>{figure}</w:t>
-            </w:r>
-          </w:p>
-          <w:p>
-            <w:pPr>
-              <w:ind w:firstLine="480"/>
-            </w:pPr>
-            <w:r>
-              <w:t>如图</w:t>
-            </w:r>
-            <w:r>
-              <w:t xml:space="preserve"> fig:U01 </w:t>
-            </w:r>
-            <w:r>
-              <w:t>所示，所有的外部请求首先流经</w:t>
-            </w:r>
-            <w:r>
-              <w:lastRenderedPageBreak/>
-              <w:t>统一</w:t>
-            </w:r>
-            <w:r>
-              <w:t xml:space="preserve"> API </w:t>
-            </w:r>
-            <w:r>
-              <w:t>网关</w:t>
-            </w:r>
-            <w:r>
-              <w:t xml:space="preserve"> </w:t>
-            </w:r>
-            <w:proofErr w:type="spellStart"/>
-            <w:r>
-              <w:t>lgg</w:t>
-            </w:r>
-            <w:proofErr w:type="spellEnd"/>
-            <w:r>
-              <w:t>-gateway</w:t>
-            </w:r>
-            <w:r>
-              <w:t>。网关通过预定义的路径断言规则执行动态路由匹配。</w:t>
-            </w:r>
-            <w:r>
-              <w:lastRenderedPageBreak/>
-              <w:t>例如，带有</w:t>
-            </w:r>
-            <w:r>
-              <w:t xml:space="preserve"> /business </w:t>
-            </w:r>
-            <w:r>
-              <w:t>前缀的请求被路由至核心业务服务，带有</w:t>
-            </w:r>
-            <w:r>
-              <w:t xml:space="preserve"> /pay </w:t>
-            </w:r>
-            <w:r>
-              <w:t>的请求路由</w:t>
-            </w:r>
-            <w:r>
-              <w:lastRenderedPageBreak/>
-              <w:t>至模拟支付服务。网关不仅通过全局过滤器统一解决了浏览器的</w:t>
-            </w:r>
-            <w:r>
-              <w:t xml:space="preserve"> CORS </w:t>
-            </w:r>
-            <w:r>
-              <w:t>跨</w:t>
-            </w:r>
-            <w:r>
-              <w:lastRenderedPageBreak/>
-              <w:t>域问题，还自动利用</w:t>
-            </w:r>
-            <w:r>
-              <w:t xml:space="preserve"> </w:t>
-            </w:r>
-            <w:proofErr w:type="spellStart"/>
-            <w:r>
-              <w:t>Nacos</w:t>
-            </w:r>
-            <w:proofErr w:type="spellEnd"/>
-            <w:r>
-              <w:t xml:space="preserve"> </w:t>
-            </w:r>
-            <w:r>
-              <w:t>的服务发现能力将逻辑服务名转换为物理</w:t>
-            </w:r>
-            <w:r>
-              <w:t xml:space="preserve"> IP </w:t>
-            </w:r>
-            <w:r>
-              <w:t>并</w:t>
-            </w:r>
-            <w:r>
-              <w:lastRenderedPageBreak/>
-              <w:t>进行负载均衡转发。</w:t>
-            </w:r>
-          </w:p>
-          <w:p>
-            <w:pPr>
-              <w:ind w:firstLine="480"/>
-            </w:pPr>
-            <w:r>
-              <w:t>当请求到达目标微服务后，其控制器层将调用服务</w:t>
-            </w:r>
-            <w:r>
-              <w:lastRenderedPageBreak/>
-              <w:t>层处理业务逻辑，服务层采用</w:t>
-            </w:r>
-            <w:r>
-              <w:t>“</w:t>
-            </w:r>
-            <w:r>
-              <w:t>先查</w:t>
-            </w:r>
-            <w:r>
-              <w:t xml:space="preserve"> Redis </w:t>
-            </w:r>
-            <w:r>
-              <w:t>缓存，未命中再查</w:t>
-            </w:r>
-            <w:r>
-              <w:t xml:space="preserve"> MySQL </w:t>
-            </w:r>
-            <w:r>
-              <w:t>数据库，并</w:t>
-            </w:r>
-            <w:r>
-              <w:lastRenderedPageBreak/>
-              <w:t>回写缓存</w:t>
-            </w:r>
-            <w:r>
-              <w:t>”</w:t>
-            </w:r>
-            <w:r>
-              <w:t>的经典数据访问模式，确保在高频读取场景下的极低延迟响</w:t>
-            </w:r>
-            <w:r>
-              <w:lastRenderedPageBreak/>
-              <w:t>应。</w:t>
-            </w:r>
-          </w:p>
-          <w:p>
-            <w:pPr>
-              <w:ind w:firstLine="480"/>
-            </w:pPr>
-            <w:r>
-              <w:t>服务模块划分</w:t>
-            </w:r>
-          </w:p>
-          <w:p>
-            <w:pPr>
-              <w:ind w:firstLine="480"/>
-            </w:pPr>
-            <w:r>
-              <w:t>在明确了宏观架构后，系统的分布式后端在逻辑与物</w:t>
-            </w:r>
-            <w:r>
-              <w:lastRenderedPageBreak/>
-              <w:t>理上被拆分为五个核心微服务模块。模块化设计保证了高内聚与低耦</w:t>
-            </w:r>
-            <w:r>
-              <w:lastRenderedPageBreak/>
-              <w:t>合。</w:t>
-            </w:r>
-          </w:p>
-          <w:p>
-            <w:pPr>
-              <w:ind w:firstLine="480"/>
-            </w:pPr>
-            <w:r>
-              <w:t>{figure}[</w:t>
-            </w:r>
-            <w:proofErr w:type="spellStart"/>
-            <w:r>
-              <w:t>htbp</w:t>
-            </w:r>
-            <w:proofErr w:type="spellEnd"/>
-            <w:r>
-              <w:t>]</w:t>
-            </w:r>
-          </w:p>
-          <w:p>
-            <w:pPr>
-              <w:ind w:firstLine="480"/>
-            </w:pPr>
-            <w:r>
-              <w:t>[width=0.9]{figures-pdf/</w:t>
-            </w:r>
-            <w:r>
-              <w:t>微服务模块依赖结构图</w:t>
-            </w:r>
-            <w:r>
-              <w:t>.pdf}</w:t>
-            </w:r>
-          </w:p>
-          <w:p>
-            <w:pPr>
-              <w:ind w:firstLine="480"/>
-            </w:pPr>
-            <w:r>
-              <w:t>{</w:t>
-            </w:r>
-            <w:r>
-              <w:t>微服务模块依</w:t>
-            </w:r>
-            <w:r>
-              <w:lastRenderedPageBreak/>
-              <w:t>赖结构图</w:t>
-            </w:r>
-            <w:r>
-              <w:t>}</w:t>
-            </w:r>
-          </w:p>
-          <w:p>
-            <w:pPr>
-              <w:ind w:firstLine="480"/>
-            </w:pPr>
-            <w:r>
-              <w:t>{</w:t>
-            </w:r>
-            <w:proofErr w:type="gramStart"/>
-            <w:r>
-              <w:t>fig:U</w:t>
-            </w:r>
-            <w:proofErr w:type="gramEnd"/>
-            <w:r>
-              <w:t>04}</w:t>
-            </w:r>
-          </w:p>
-          <w:p>
-            <w:pPr>
-              <w:ind w:firstLine="480"/>
-            </w:pPr>
-            <w:r>
-              <w:t>{figure}</w:t>
-            </w:r>
-          </w:p>
-          <w:p>
-            <w:pPr>
-              <w:ind w:firstLine="480"/>
-            </w:pPr>
-            <w:r>
-              <w:t>由图</w:t>
-            </w:r>
-            <w:r>
-              <w:t xml:space="preserve"> fig:U04 </w:t>
-            </w:r>
-            <w:r>
-              <w:t>可见，五个微服务各司其职且相互配</w:t>
-            </w:r>
-            <w:r>
-              <w:lastRenderedPageBreak/>
-              <w:t>合：</w:t>
-            </w:r>
-          </w:p>
-          <w:p>
-            <w:pPr>
-              <w:ind w:firstLine="480"/>
-            </w:pPr>
-            <w:r>
-              <w:t>首先是</w:t>
-            </w:r>
-            <w:r>
-              <w:t xml:space="preserve"> </w:t>
-            </w:r>
-            <w:proofErr w:type="spellStart"/>
-            <w:r>
-              <w:t>lgg</w:t>
-            </w:r>
-            <w:proofErr w:type="spellEnd"/>
-            <w:r>
-              <w:t>-admin</w:t>
-            </w:r>
-            <w:r>
-              <w:t>，它是若依管理系统的安全认证基座，负责登录鉴权与菜</w:t>
-            </w:r>
-            <w:r>
-              <w:lastRenderedPageBreak/>
-              <w:t>单下发，不与其他业务服务直接通信；其次是</w:t>
-            </w:r>
-            <w:r>
-              <w:t xml:space="preserve"> </w:t>
-            </w:r>
-            <w:proofErr w:type="spellStart"/>
-            <w:r>
-              <w:t>lgg</w:t>
-            </w:r>
-            <w:proofErr w:type="spellEnd"/>
-            <w:r>
-              <w:t xml:space="preserve">-business </w:t>
-            </w:r>
-            <w:r>
-              <w:t>核心业务服务，承载了</w:t>
-            </w:r>
-            <w:r>
-              <w:lastRenderedPageBreak/>
-              <w:t>最密集的分类、商品与订单持久化逻辑；接着是</w:t>
-            </w:r>
-            <w:r>
-              <w:t xml:space="preserve"> </w:t>
-            </w:r>
-            <w:proofErr w:type="spellStart"/>
-            <w:r>
-              <w:t>lgg</w:t>
-            </w:r>
-            <w:proofErr w:type="spellEnd"/>
-            <w:r>
-              <w:t xml:space="preserve">-pay </w:t>
-            </w:r>
-            <w:r>
-              <w:t>模拟支付服务，专门处</w:t>
-            </w:r>
-            <w:r>
-              <w:lastRenderedPageBreak/>
-              <w:t>理外部模拟回调动作，并通过</w:t>
-            </w:r>
-            <w:r>
-              <w:t xml:space="preserve"> </w:t>
-            </w:r>
-            <w:proofErr w:type="spellStart"/>
-            <w:r>
-              <w:t>OpenFeign</w:t>
-            </w:r>
-            <w:proofErr w:type="spellEnd"/>
-            <w:r>
-              <w:t xml:space="preserve"> </w:t>
-            </w:r>
-            <w:r>
-              <w:t>同步调用业务服务；</w:t>
-            </w:r>
-            <w:proofErr w:type="spellStart"/>
-            <w:r>
-              <w:t>lgg</w:t>
-            </w:r>
-            <w:proofErr w:type="spellEnd"/>
-            <w:r>
-              <w:t xml:space="preserve">-notice </w:t>
-            </w:r>
-            <w:r>
-              <w:t>则作为消</w:t>
-            </w:r>
-            <w:r>
-              <w:lastRenderedPageBreak/>
-              <w:t>息通知的末端节点，异步消费</w:t>
-            </w:r>
-            <w:r>
-              <w:t xml:space="preserve"> RabbitMQ </w:t>
-            </w:r>
-            <w:r>
-              <w:t>队列；最后是</w:t>
-            </w:r>
-            <w:r>
-              <w:t xml:space="preserve"> </w:t>
-            </w:r>
-            <w:proofErr w:type="spellStart"/>
-            <w:r>
-              <w:t>lgg</w:t>
-            </w:r>
-            <w:proofErr w:type="spellEnd"/>
-            <w:r>
-              <w:t xml:space="preserve">-gateway </w:t>
-            </w:r>
-            <w:r>
-              <w:t>作为入口门户。各</w:t>
-            </w:r>
-            <w:r>
-              <w:lastRenderedPageBreak/>
-              <w:t>组件的具体职责如表</w:t>
-            </w:r>
-            <w:r>
-              <w:t xml:space="preserve"> </w:t>
-            </w:r>
-            <w:proofErr w:type="spellStart"/>
-            <w:r>
-              <w:t>tab:service_components</w:t>
-            </w:r>
-            <w:proofErr w:type="spellEnd"/>
-            <w:r>
-              <w:t xml:space="preserve"> </w:t>
-            </w:r>
-            <w:r>
-              <w:t>所示。</w:t>
-            </w:r>
-          </w:p>
-          <w:p>
-            <w:pPr>
-              <w:ind w:firstLine="480"/>
-            </w:pPr>
-            <w:r>
-              <w:t>{table}[</w:t>
-            </w:r>
-            <w:proofErr w:type="spellStart"/>
-            <w:r>
-              <w:t>htbp</w:t>
-            </w:r>
-            <w:proofErr w:type="spellEnd"/>
-            <w:r>
-              <w:t>]</w:t>
-            </w:r>
-          </w:p>
-          <w:p>
-            <w:pPr>
-              <w:ind w:firstLine="480"/>
-            </w:pPr>
-            <w:r>
-              <w:t>{</w:t>
-            </w:r>
-            <w:r>
-              <w:t>微服务核心组件与职</w:t>
-            </w:r>
-            <w:r>
-              <w:lastRenderedPageBreak/>
-              <w:t>责表</w:t>
-            </w:r>
-            <w:r>
-              <w:t>}</w:t>
-            </w:r>
-          </w:p>
-          <w:p>
-            <w:pPr>
-              <w:ind w:firstLine="480"/>
-            </w:pPr>
-            <w:r>
-              <w:t>{</w:t>
-            </w:r>
-            <w:proofErr w:type="spellStart"/>
-            <w:proofErr w:type="gramStart"/>
-            <w:r>
-              <w:t>tab:service</w:t>
-            </w:r>
-            <w:proofErr w:type="gramEnd"/>
-            <w:r>
-              <w:t>_components</w:t>
-            </w:r>
-            <w:proofErr w:type="spellEnd"/>
-            <w:r>
-              <w:t>}</w:t>
-            </w:r>
-          </w:p>
-          <w:p>
-            <w:pPr>
-              <w:ind w:firstLine="480"/>
-            </w:pPr>
-            <w:r>
-              <w:t>{tabular}{</w:t>
-            </w:r>
-            <w:proofErr w:type="spellStart"/>
-            <w:proofErr w:type="gramStart"/>
-            <w:r>
-              <w:t>lllp</w:t>
-            </w:r>
-            <w:proofErr w:type="spellEnd"/>
-            <w:r>
-              <w:t>{</w:t>
-            </w:r>
-            <w:proofErr w:type="gramEnd"/>
-            <w:r>
-              <w:t>0.4}}</w:t>
-            </w:r>
-          </w:p>
-          <w:p>
-            <w:pPr>
-              <w:ind w:firstLine="480"/>
-            </w:pPr>
-            <w:r>
-              <w:t>微服务名称</w:t>
-            </w:r>
-            <w:r>
-              <w:t xml:space="preserve"> &amp; </w:t>
-            </w:r>
-            <w:r>
-              <w:t>监听端口</w:t>
-            </w:r>
-            <w:r>
-              <w:t xml:space="preserve"> &amp; </w:t>
-            </w:r>
-            <w:r>
-              <w:t>核心依赖</w:t>
-            </w:r>
-            <w:r>
-              <w:t xml:space="preserve"> </w:t>
-            </w:r>
-            <w:r>
-              <w:lastRenderedPageBreak/>
-              <w:t xml:space="preserve">&amp; </w:t>
-            </w:r>
-            <w:r>
-              <w:t>核心职责</w:t>
-            </w:r>
-            <w:r>
-              <w:t xml:space="preserve"> \\</w:t>
-            </w:r>
-          </w:p>
-          <w:p>
-            <w:pPr>
-              <w:ind w:firstLine="480"/>
-            </w:pPr>
-            <w:proofErr w:type="spellStart"/>
-            <w:r>
-              <w:t>lgg</w:t>
-            </w:r>
-            <w:proofErr w:type="spellEnd"/>
-            <w:r>
-              <w:t xml:space="preserve">-admin &amp; 8080 &amp; MySQL, Redis &amp; </w:t>
-            </w:r>
-            <w:r>
-              <w:t>登录鉴权、系统配置、角色权限过滤</w:t>
-            </w:r>
-            <w:r>
-              <w:t xml:space="preserve"> </w:t>
-            </w:r>
-            <w:r>
-              <w:lastRenderedPageBreak/>
-              <w:t>\\</w:t>
-            </w:r>
-          </w:p>
-          <w:p>
-            <w:pPr>
-              <w:ind w:firstLine="480"/>
-            </w:pPr>
-            <w:proofErr w:type="spellStart"/>
-            <w:r>
-              <w:t>lgg</w:t>
-            </w:r>
-            <w:proofErr w:type="spellEnd"/>
-            <w:r>
-              <w:t xml:space="preserve">-business &amp; 8088 &amp; MySQL, Redis, </w:t>
-            </w:r>
-            <w:proofErr w:type="spellStart"/>
-            <w:r>
-              <w:t>MinIO</w:t>
-            </w:r>
-            <w:proofErr w:type="spellEnd"/>
-            <w:r>
-              <w:t xml:space="preserve"> &amp; </w:t>
-            </w:r>
-            <w:r>
-              <w:t>分类与商品管理、购物车、订单状态更</w:t>
-            </w:r>
-            <w:r>
-              <w:lastRenderedPageBreak/>
-              <w:t>新</w:t>
-            </w:r>
-            <w:r>
-              <w:t xml:space="preserve"> \\</w:t>
-            </w:r>
-          </w:p>
-          <w:p>
-            <w:pPr>
-              <w:ind w:firstLine="480"/>
-            </w:pPr>
-            <w:proofErr w:type="spellStart"/>
-            <w:r>
-              <w:t>lgg</w:t>
-            </w:r>
-            <w:proofErr w:type="spellEnd"/>
-            <w:r>
-              <w:t xml:space="preserve">-pay &amp; 8085 &amp; </w:t>
-            </w:r>
-            <w:proofErr w:type="spellStart"/>
-            <w:r>
-              <w:t>OpenFeign</w:t>
-            </w:r>
-            <w:proofErr w:type="spellEnd"/>
-            <w:r>
-              <w:t xml:space="preserve">, RabbitMQ &amp; </w:t>
-            </w:r>
-            <w:r>
-              <w:t>模拟微信扣款、触发业务回调、投递事件</w:t>
-            </w:r>
-            <w:r>
-              <w:t xml:space="preserve"> </w:t>
-            </w:r>
-            <w:r>
-              <w:lastRenderedPageBreak/>
-              <w:t>\\</w:t>
-            </w:r>
-          </w:p>
-          <w:p>
-            <w:pPr>
-              <w:ind w:firstLine="480"/>
-            </w:pPr>
-            <w:proofErr w:type="spellStart"/>
-            <w:r>
-              <w:t>lgg</w:t>
-            </w:r>
-            <w:proofErr w:type="spellEnd"/>
-            <w:r>
-              <w:t xml:space="preserve">-notice &amp; 8086 &amp; RabbitMQ, WebSocket &amp; </w:t>
-            </w:r>
-            <w:r>
-              <w:t>消费支付成功事件、推送网页端弹窗提醒</w:t>
-            </w:r>
-            <w:r>
-              <w:t xml:space="preserve"> </w:t>
-            </w:r>
-            <w:r>
-              <w:lastRenderedPageBreak/>
-              <w:t>\\</w:t>
-            </w:r>
-          </w:p>
-          <w:p>
-            <w:pPr>
-              <w:ind w:firstLine="480"/>
-            </w:pPr>
-            <w:proofErr w:type="spellStart"/>
-            <w:r>
-              <w:t>lgg</w:t>
-            </w:r>
-            <w:proofErr w:type="spellEnd"/>
-            <w:r>
-              <w:t xml:space="preserve">-gateway &amp; 8090 &amp; </w:t>
-            </w:r>
-            <w:proofErr w:type="spellStart"/>
-            <w:r>
-              <w:t>Nacos</w:t>
-            </w:r>
-            <w:proofErr w:type="spellEnd"/>
-            <w:r>
-              <w:t xml:space="preserve"> &amp; </w:t>
-            </w:r>
-            <w:r>
-              <w:t>全平台统一入口、跨域处理、动态路由分发</w:t>
-            </w:r>
-            <w:r>
-              <w:t xml:space="preserve"> \\</w:t>
-            </w:r>
-          </w:p>
-          <w:p>
-            <w:pPr>
-              <w:ind w:firstLine="480"/>
-            </w:pPr>
-            <w:r>
-              <w:t>{tabu</w:t>
-            </w:r>
-            <w:r>
-              <w:lastRenderedPageBreak/>
-              <w:t>lar}</w:t>
-            </w:r>
-          </w:p>
-          <w:p>
-            <w:pPr>
-              <w:ind w:firstLine="480"/>
-            </w:pPr>
-            <w:r>
-              <w:t>{table}</w:t>
-            </w:r>
-          </w:p>
-          <w:p>
-            <w:pPr>
-              <w:ind w:firstLine="480"/>
-            </w:pPr>
-            <w:r>
-              <w:t>核心业务流程与状态机设计</w:t>
-            </w:r>
-          </w:p>
-          <w:p>
-            <w:pPr>
-              <w:ind w:firstLine="480"/>
-            </w:pPr>
-            <w:r>
-              <w:t>在完成了静态模块的拆分后，系统</w:t>
-            </w:r>
-            <w:r>
-              <w:lastRenderedPageBreak/>
-              <w:t>设计的最后一步是对复杂的跨服务动态行为进行建模。生鲜电商的核</w:t>
-            </w:r>
-            <w:r>
-              <w:lastRenderedPageBreak/>
-              <w:t>心在于用户的下单流转以及订单状态的变化。</w:t>
-            </w:r>
-          </w:p>
-          <w:p>
-            <w:pPr>
-              <w:ind w:firstLine="480"/>
-            </w:pPr>
-            <w:r>
-              <w:t>{figure}[</w:t>
-            </w:r>
-            <w:proofErr w:type="spellStart"/>
-            <w:r>
-              <w:t>htbp</w:t>
-            </w:r>
-            <w:proofErr w:type="spellEnd"/>
-            <w:r>
-              <w:t>]</w:t>
-            </w:r>
-          </w:p>
-          <w:p>
-            <w:pPr>
-              <w:ind w:firstLine="480"/>
-            </w:pPr>
-            <w:r>
-              <w:t>[width=0.</w:t>
-            </w:r>
-            <w:proofErr w:type="gramStart"/>
-            <w:r>
-              <w:t>9]{</w:t>
-            </w:r>
-            <w:proofErr w:type="gramEnd"/>
-            <w:r>
-              <w:t>figures-pdf/U</w:t>
-            </w:r>
-            <w:r>
-              <w:lastRenderedPageBreak/>
-              <w:t>06-shopping-activity.pdf}</w:t>
-            </w:r>
-          </w:p>
-          <w:p>
-            <w:pPr>
-              <w:ind w:firstLine="480"/>
-            </w:pPr>
-            <w:r>
-              <w:t>{</w:t>
-            </w:r>
-            <w:r>
-              <w:t>用户购物与支付状态流转活动图</w:t>
-            </w:r>
-            <w:r>
-              <w:t>}</w:t>
-            </w:r>
-          </w:p>
-          <w:p>
-            <w:pPr>
-              <w:ind w:firstLine="480"/>
-            </w:pPr>
-            <w:r>
-              <w:t>{</w:t>
-            </w:r>
-            <w:proofErr w:type="gramStart"/>
-            <w:r>
-              <w:t>fig:U</w:t>
-            </w:r>
-            <w:proofErr w:type="gramEnd"/>
-            <w:r>
-              <w:t>06}</w:t>
-            </w:r>
-          </w:p>
-          <w:p>
-            <w:pPr>
-              <w:ind w:firstLine="480"/>
-            </w:pPr>
-            <w:r>
-              <w:t>{figure}</w:t>
-            </w:r>
-          </w:p>
-          <w:p>
-            <w:pPr>
-              <w:ind w:firstLine="480"/>
-            </w:pPr>
-            <w:r>
-              <w:t>如图</w:t>
-            </w:r>
-            <w:r>
-              <w:t xml:space="preserve"> fig:</w:t>
-            </w:r>
-            <w:r>
-              <w:lastRenderedPageBreak/>
-              <w:t xml:space="preserve">U06 </w:t>
-            </w:r>
-            <w:r>
-              <w:t>的全局活动图所示，从用户进入首页浏览分类开始，经过商品加入购</w:t>
-            </w:r>
-            <w:r>
-              <w:lastRenderedPageBreak/>
-              <w:t>物车、选择收货地址并确认结算，最终订单信息被持久化至数据库，初始</w:t>
-            </w:r>
-            <w:r>
-              <w:lastRenderedPageBreak/>
-              <w:t>化为待付款状态。若用户在支付页完成模拟付款操作，则正式启动后续</w:t>
-            </w:r>
-            <w:r>
-              <w:lastRenderedPageBreak/>
-              <w:t>状态闭环。</w:t>
-            </w:r>
-          </w:p>
-          <w:p>
-            <w:pPr>
-              <w:ind w:firstLine="480"/>
-            </w:pPr>
-            <w:r>
-              <w:t>{figure}[</w:t>
-            </w:r>
-            <w:proofErr w:type="spellStart"/>
-            <w:r>
-              <w:t>htbp</w:t>
-            </w:r>
-            <w:proofErr w:type="spellEnd"/>
-            <w:r>
-              <w:t>]</w:t>
-            </w:r>
-          </w:p>
-          <w:p>
-            <w:pPr>
-              <w:ind w:firstLine="480"/>
-            </w:pPr>
-            <w:r>
-              <w:t>[width=0.9]{figures-pdf/</w:t>
-            </w:r>
-            <w:r>
-              <w:t>订单状态流转图</w:t>
-            </w:r>
-            <w:r>
-              <w:t>.pdf}</w:t>
-            </w:r>
-          </w:p>
-          <w:p>
-            <w:pPr>
-              <w:ind w:firstLine="480"/>
-            </w:pPr>
-            <w:r>
-              <w:t>{</w:t>
-            </w:r>
-            <w:r>
-              <w:t>订单状态流转</w:t>
-            </w:r>
-            <w:r>
-              <w:lastRenderedPageBreak/>
-              <w:t>状态图</w:t>
-            </w:r>
-            <w:r>
-              <w:t>}</w:t>
-            </w:r>
-          </w:p>
-          <w:p>
-            <w:pPr>
-              <w:ind w:firstLine="480"/>
-            </w:pPr>
-            <w:r>
-              <w:t>{</w:t>
-            </w:r>
-            <w:proofErr w:type="gramStart"/>
-            <w:r>
-              <w:t>fig:U</w:t>
-            </w:r>
-            <w:proofErr w:type="gramEnd"/>
-            <w:r>
-              <w:t>03}</w:t>
-            </w:r>
-          </w:p>
-          <w:p>
-            <w:pPr>
-              <w:ind w:firstLine="480"/>
-            </w:pPr>
-            <w:r>
-              <w:t>{figure}</w:t>
-            </w:r>
-          </w:p>
-          <w:p>
-            <w:pPr>
-              <w:ind w:firstLine="480"/>
-            </w:pPr>
-            <w:r>
-              <w:t>图</w:t>
-            </w:r>
-            <w:r>
-              <w:t xml:space="preserve"> fig:U03 </w:t>
-            </w:r>
-            <w:r>
-              <w:t>详细展示了系统在订单生命周期内的</w:t>
-            </w:r>
-            <w:r>
-              <w:lastRenderedPageBreak/>
-              <w:t>状态机设计。订单必须严格遵循</w:t>
-            </w:r>
-            <w:r>
-              <w:t>“</w:t>
-            </w:r>
-            <w:r>
-              <w:t>待付款</w:t>
-            </w:r>
-            <w:r>
-              <w:t xml:space="preserve"> -&gt; </w:t>
-            </w:r>
-            <w:r>
-              <w:t>已支付待接单</w:t>
-            </w:r>
-            <w:r>
-              <w:t xml:space="preserve"> -&gt; </w:t>
-            </w:r>
-            <w:r>
-              <w:t>已包装待发货</w:t>
-            </w:r>
-            <w:r>
-              <w:t xml:space="preserve"> </w:t>
-            </w:r>
-            <w:r>
-              <w:lastRenderedPageBreak/>
-              <w:t xml:space="preserve">-&gt; </w:t>
-            </w:r>
-            <w:r>
-              <w:t>已完成</w:t>
-            </w:r>
-            <w:r>
-              <w:t>”</w:t>
-            </w:r>
-            <w:r>
-              <w:t>的单向递进规则流转。不允许任何逆向跳转或越级更新，以保</w:t>
-            </w:r>
-            <w:r>
-              <w:lastRenderedPageBreak/>
-              <w:t>障数据的审计可追溯性与业务合规性。任何试图违背该状态转移图的</w:t>
-            </w:r>
-            <w:r>
-              <w:lastRenderedPageBreak/>
-              <w:t>操作均会被后端拦截器直接驳回。</w:t>
-            </w:r>
-          </w:p>
-          <w:p>
-            <w:pPr>
-              <w:ind w:firstLine="480"/>
-            </w:pPr>
-            <w:r>
-              <w:t>{figure}[</w:t>
-            </w:r>
-            <w:proofErr w:type="spellStart"/>
-            <w:r>
-              <w:t>htbp</w:t>
-            </w:r>
-            <w:proofErr w:type="spellEnd"/>
-            <w:r>
-              <w:t>]</w:t>
-            </w:r>
-          </w:p>
-          <w:p>
-            <w:pPr>
-              <w:ind w:firstLine="480"/>
-            </w:pPr>
-            <w:r>
-              <w:t>[width=0.9]{figures-pdf/</w:t>
-            </w:r>
-            <w:r>
-              <w:t>支付成功与</w:t>
-            </w:r>
-            <w:r>
-              <w:lastRenderedPageBreak/>
-              <w:t>包装提醒时序图</w:t>
-            </w:r>
-            <w:r>
-              <w:t>.pdf}</w:t>
-            </w:r>
-          </w:p>
-          <w:p>
-            <w:pPr>
-              <w:ind w:firstLine="480"/>
-            </w:pPr>
-            <w:r>
-              <w:t>{</w:t>
-            </w:r>
-            <w:r>
-              <w:t>订单模拟支付与状态更新时序图</w:t>
-            </w:r>
-            <w:r>
-              <w:t>}</w:t>
-            </w:r>
-          </w:p>
-          <w:p>
-            <w:pPr>
-              <w:ind w:firstLine="480"/>
-            </w:pPr>
-            <w:r>
-              <w:t>{</w:t>
-            </w:r>
-            <w:proofErr w:type="gramStart"/>
-            <w:r>
-              <w:t>fig:U</w:t>
-            </w:r>
-            <w:proofErr w:type="gramEnd"/>
-            <w:r>
-              <w:t>02}</w:t>
-            </w:r>
-          </w:p>
-          <w:p>
-            <w:pPr>
-              <w:ind w:firstLine="480"/>
-            </w:pPr>
-            <w:r>
-              <w:t>{figure}</w:t>
-            </w:r>
-          </w:p>
-          <w:p>
-            <w:pPr>
-              <w:ind w:firstLine="480"/>
-            </w:pPr>
-            <w:r>
-              <w:lastRenderedPageBreak/>
-              <w:t>最后，图</w:t>
-            </w:r>
-            <w:r>
-              <w:t xml:space="preserve"> fig:U02 </w:t>
-            </w:r>
-            <w:r>
-              <w:t>揭示了系统内部微服务间为促成状态流转而发生的高效协</w:t>
-            </w:r>
-            <w:r>
-              <w:lastRenderedPageBreak/>
-              <w:t>作时序。当支付服务</w:t>
-            </w:r>
-            <w:r>
-              <w:t xml:space="preserve"> </w:t>
-            </w:r>
-            <w:proofErr w:type="spellStart"/>
-            <w:r>
-              <w:t>lgg</w:t>
-            </w:r>
-            <w:proofErr w:type="spellEnd"/>
-            <w:r>
-              <w:t xml:space="preserve">-pay </w:t>
-            </w:r>
-            <w:r>
-              <w:t>收到成功回调后，它立即利用</w:t>
-            </w:r>
-            <w:r>
-              <w:t xml:space="preserve"> </w:t>
-            </w:r>
-            <w:proofErr w:type="spellStart"/>
-            <w:r>
-              <w:t>OpenFeign</w:t>
-            </w:r>
-            <w:proofErr w:type="spellEnd"/>
-            <w:r>
-              <w:t xml:space="preserve"> </w:t>
-            </w:r>
-            <w:r>
-              <w:t>客户端向业</w:t>
-            </w:r>
-            <w:r>
-              <w:lastRenderedPageBreak/>
-              <w:t>务服务发出同步的订单状态更新指令。在业务服务确认数据库更新成</w:t>
-            </w:r>
-            <w:r>
-              <w:lastRenderedPageBreak/>
-              <w:t>功后，支付服务紧接着向</w:t>
-            </w:r>
-            <w:r>
-              <w:t xml:space="preserve"> RabbitMQ </w:t>
-            </w:r>
-            <w:r>
-              <w:t>投递异步的支付成功事件。通知服务</w:t>
-            </w:r>
-            <w:r>
-              <w:t xml:space="preserve"> </w:t>
-            </w:r>
-            <w:proofErr w:type="spellStart"/>
-            <w:r>
-              <w:t>lgg</w:t>
-            </w:r>
-            <w:proofErr w:type="spellEnd"/>
-            <w:r>
-              <w:t>-noti</w:t>
-            </w:r>
-            <w:r>
-              <w:lastRenderedPageBreak/>
-              <w:t xml:space="preserve">ce </w:t>
-            </w:r>
-            <w:r>
-              <w:t>通过订阅该队列快速捕捉事件，利用预先建立的</w:t>
-            </w:r>
-            <w:r>
-              <w:t xml:space="preserve"> WebSocket </w:t>
-            </w:r>
-            <w:r>
-              <w:t>长连接将包装</w:t>
-            </w:r>
-            <w:r>
-              <w:lastRenderedPageBreak/>
-              <w:t>提醒指令推送至网页管理端。这种同步与异步结合的时序设计，既保证</w:t>
-            </w:r>
-            <w:r>
-              <w:lastRenderedPageBreak/>
-              <w:t>了数据状态的强一致性，又实现了后续非核心推送业务的弱依赖解耦。</w:t>
+              <w:t xml:space="preserve">主要的实施内容</w:t>
             </w:r>
           </w:p>
         </w:tc>
@@ -3431,161 +745,1780 @@
               <w:rPr>
                 <w:rFonts w:hint="eastAsia" w:ascii="宋体" w:hAnsi="宋体"/>
               </w:rPr>
-              <w:lastRenderedPageBreak/>
-              <w:t xml:space="preserve">    </w:t>
-            </w:r>
-          </w:p>
-          <w:p>
-            <w:pPr>
-              <w:ind w:firstLine="480" w:firstLineChars="200"/>
-              <w:rPr>
-                <w:rFonts w:ascii="宋体" w:hAnsi="宋体"/>
-              </w:rPr>
-            </w:pPr>
-          </w:p>
-          <w:p>
-            <w:pPr>
-              <w:ind w:firstLine="480" w:firstLineChars="200"/>
-              <w:rPr>
-                <w:rFonts w:ascii="宋体" w:hAnsi="宋体"/>
-              </w:rPr>
-            </w:pPr>
-          </w:p>
-          <w:p>
-            <w:pPr>
-              <w:ind w:firstLine="480" w:firstLineChars="200"/>
-              <w:rPr>
-                <w:rFonts w:ascii="宋体" w:hAnsi="宋体"/>
-              </w:rPr>
-            </w:pPr>
-          </w:p>
-          <w:p>
-            <w:pPr>
-              <w:ind w:firstLine="480" w:firstLineChars="200"/>
-              <w:rPr>
-                <w:rFonts w:ascii="宋体" w:hAnsi="宋体"/>
-              </w:rPr>
-            </w:pPr>
-          </w:p>
-          <w:p>
-            <w:pPr>
-              <w:ind w:firstLine="480" w:firstLineChars="200"/>
-              <w:rPr>
-                <w:rFonts w:ascii="宋体" w:hAnsi="宋体"/>
-              </w:rPr>
-            </w:pPr>
-          </w:p>
-          <w:p>
-            <w:pPr>
-              <w:ind w:firstLine="480" w:firstLineChars="200"/>
-              <w:rPr>
-                <w:rFonts w:ascii="宋体" w:hAnsi="宋体"/>
-              </w:rPr>
-            </w:pPr>
-          </w:p>
-          <w:p>
-            <w:pPr>
-              <w:ind w:firstLine="480" w:firstLineChars="200"/>
-              <w:rPr>
-                <w:rFonts w:ascii="宋体" w:hAnsi="宋体"/>
-              </w:rPr>
-            </w:pPr>
-          </w:p>
-          <w:p>
-            <w:pPr>
-              <w:ind w:firstLine="480" w:firstLineChars="200"/>
-              <w:rPr>
-                <w:rFonts w:ascii="宋体" w:hAnsi="宋体"/>
-              </w:rPr>
-            </w:pPr>
-          </w:p>
-          <w:p>
-            <w:pPr>
-              <w:ind w:firstLine="480" w:firstLineChars="200"/>
-              <w:rPr>
-                <w:rFonts w:ascii="宋体" w:hAnsi="宋体"/>
-              </w:rPr>
-            </w:pPr>
-          </w:p>
-          <w:p>
-            <w:pPr>
-              <w:ind w:firstLine="480" w:firstLineChars="200"/>
-              <w:rPr>
-                <w:rFonts w:ascii="宋体" w:hAnsi="宋体"/>
-              </w:rPr>
-            </w:pPr>
-          </w:p>
-          <w:p>
-            <w:pPr>
-              <w:ind w:firstLine="480" w:firstLineChars="200"/>
-              <w:rPr>
-                <w:rFonts w:ascii="宋体" w:hAnsi="宋体"/>
-              </w:rPr>
-            </w:pPr>
-          </w:p>
-          <w:p>
-            <w:pPr>
-              <w:ind w:firstLine="480" w:firstLineChars="200"/>
-              <w:rPr>
-                <w:rFonts w:ascii="宋体" w:hAnsi="宋体"/>
-              </w:rPr>
-            </w:pPr>
-          </w:p>
-          <w:p>
-            <w:pPr>
-              <w:ind w:firstLine="480" w:firstLineChars="200"/>
-              <w:rPr>
-                <w:rFonts w:ascii="宋体" w:hAnsi="宋体"/>
-              </w:rPr>
-            </w:pPr>
-          </w:p>
-          <w:p>
-            <w:pPr>
-              <w:ind w:firstLine="480" w:firstLineChars="200"/>
-              <w:rPr>
-                <w:rFonts w:ascii="宋体" w:hAnsi="宋体"/>
-              </w:rPr>
-            </w:pPr>
-          </w:p>
-          <w:p>
-            <w:pPr>
-              <w:ind w:firstLine="480" w:firstLineChars="200"/>
-              <w:rPr>
-                <w:rFonts w:ascii="宋体" w:hAnsi="宋体"/>
-              </w:rPr>
-            </w:pPr>
-          </w:p>
-          <w:p>
-            <w:pPr>
-              <w:ind w:firstLine="480" w:firstLineChars="200"/>
-              <w:rPr>
-                <w:rFonts w:ascii="宋体" w:hAnsi="宋体"/>
-              </w:rPr>
-            </w:pPr>
-          </w:p>
-          <w:p>
-            <w:pPr>
-              <w:ind w:firstLine="480" w:firstLineChars="200"/>
-              <w:rPr>
-                <w:rFonts w:ascii="宋体" w:hAnsi="宋体"/>
-              </w:rPr>
-            </w:pPr>
-          </w:p>
-          <w:p>
-            <w:pPr>
-              <w:ind w:firstLine="480" w:firstLineChars="200"/>
-              <w:rPr>
-                <w:rFonts w:ascii="宋体" w:hAnsi="宋体"/>
-              </w:rPr>
-            </w:pPr>
-          </w:p>
-          <w:p>
-            <w:pPr>
-              <w:ind w:firstLine="480" w:firstLineChars="200"/>
-              <w:rPr>
-                <w:rFonts w:ascii="宋体" w:hAnsi="宋体"/>
-              </w:rPr>
-            </w:pPr>
+              <w:t xml:space="preserve">【1. 系统概述与需求背景】</w:t>
+            </w:r>
+          </w:p>
+          <w:p>
+            <w:pPr>
+              <w:ind w:firstLine="480" w:firstLineChars="200"/>
+              <w:rPr>
+                <w:rFonts w:ascii="宋体" w:hAnsi="宋体"/>
+              </w:rPr>
+            </w:pPr>
+          </w:p>
+          <w:p>
+            <w:pPr>
+              <w:ind w:firstLine="480" w:firstLineChars="200"/>
+              <w:rPr>
+                <w:rFonts w:ascii="宋体" w:hAnsi="宋体"/>
+              </w:rPr>
+            </w:pPr>
+          </w:p>
+          <w:p>
+            <w:pPr>
+              <w:ind w:firstLine="480" w:firstLineChars="200"/>
+              <w:rPr>
+                <w:rFonts w:ascii="宋体" w:hAnsi="宋体"/>
+              </w:rPr>
+            </w:pPr>
+          </w:p>
+          <w:p>
+            <w:pPr>
+              <w:ind w:firstLine="480" w:firstLineChars="200"/>
+              <w:rPr>
+                <w:rFonts w:ascii="宋体" w:hAnsi="宋体"/>
+              </w:rPr>
+            </w:pPr>
+          </w:p>
+          <w:p>
+            <w:pPr>
+              <w:ind w:firstLine="480" w:firstLineChars="200"/>
+              <w:rPr>
+                <w:rFonts w:ascii="宋体" w:hAnsi="宋体"/>
+              </w:rPr>
+            </w:pPr>
+          </w:p>
+          <w:p>
+            <w:pPr>
+              <w:ind w:firstLine="480" w:firstLineChars="200"/>
+              <w:rPr>
+                <w:rFonts w:ascii="宋体" w:hAnsi="宋体"/>
+              </w:rPr>
+            </w:pPr>
+          </w:p>
+          <w:p>
+            <w:pPr>
+              <w:ind w:firstLine="480" w:firstLineChars="200"/>
+              <w:rPr>
+                <w:rFonts w:ascii="宋体" w:hAnsi="宋体"/>
+              </w:rPr>
+            </w:pPr>
+          </w:p>
+          <w:p>
+            <w:pPr>
+              <w:ind w:firstLine="480" w:firstLineChars="200"/>
+              <w:rPr>
+                <w:rFonts w:ascii="宋体" w:hAnsi="宋体"/>
+              </w:rPr>
+            </w:pPr>
+          </w:p>
+          <w:p>
+            <w:pPr>
+              <w:ind w:firstLine="480" w:firstLineChars="200"/>
+              <w:rPr>
+                <w:rFonts w:ascii="宋体" w:hAnsi="宋体"/>
+              </w:rPr>
+            </w:pPr>
+          </w:p>
+          <w:p>
+            <w:pPr>
+              <w:ind w:firstLine="480" w:firstLineChars="200"/>
+              <w:rPr>
+                <w:rFonts w:ascii="宋体" w:hAnsi="宋体"/>
+              </w:rPr>
+            </w:pPr>
+          </w:p>
+          <w:p>
+            <w:pPr>
+              <w:ind w:firstLine="480" w:firstLineChars="200"/>
+              <w:rPr>
+                <w:rFonts w:ascii="宋体" w:hAnsi="宋体"/>
+              </w:rPr>
+            </w:pPr>
+          </w:p>
+          <w:p>
+            <w:pPr>
+              <w:ind w:firstLine="480" w:firstLineChars="200"/>
+              <w:rPr>
+                <w:rFonts w:ascii="宋体" w:hAnsi="宋体"/>
+              </w:rPr>
+            </w:pPr>
+          </w:p>
+          <w:p>
+            <w:pPr>
+              <w:ind w:firstLine="480" w:firstLineChars="200"/>
+              <w:rPr>
+                <w:rFonts w:ascii="宋体" w:hAnsi="宋体"/>
+              </w:rPr>
+            </w:pPr>
+          </w:p>
+          <w:p>
+            <w:pPr>
+              <w:ind w:firstLine="480" w:firstLineChars="200"/>
+              <w:rPr>
+                <w:rFonts w:ascii="宋体" w:hAnsi="宋体"/>
+              </w:rPr>
+            </w:pPr>
+          </w:p>
+          <w:p>
+            <w:pPr>
+              <w:ind w:firstLine="480" w:firstLineChars="200"/>
+              <w:rPr>
+                <w:rFonts w:ascii="宋体" w:hAnsi="宋体"/>
+              </w:rPr>
+            </w:pPr>
+          </w:p>
+          <w:p>
+            <w:pPr>
+              <w:ind w:firstLine="480" w:firstLineChars="200"/>
+              <w:rPr>
+                <w:rFonts w:ascii="宋体" w:hAnsi="宋体"/>
+              </w:rPr>
+            </w:pPr>
+          </w:p>
+          <w:p>
+            <w:pPr>
+              <w:ind w:firstLine="480" w:firstLineChars="200"/>
+              <w:rPr>
+                <w:rFonts w:ascii="宋体" w:hAnsi="宋体"/>
+              </w:rPr>
+            </w:pPr>
+          </w:p>
+          <w:p>
+            <w:pPr>
+              <w:ind w:firstLine="480" w:firstLineChars="200"/>
+              <w:rPr>
+                <w:rFonts w:ascii="宋体" w:hAnsi="宋体"/>
+              </w:rPr>
+            </w:pPr>
+          </w:p>
+          <w:p>
+            <w:pPr>
+              <w:ind w:firstLine="480" w:firstLineChars="200"/>
+              <w:rPr>
+                <w:rFonts w:ascii="宋体" w:hAnsi="宋体"/>
+              </w:rPr>
+            </w:pPr>
+          </w:p>
+          <w:p>
+            <w:pPr>
+              <w:ind w:firstLine="480"/>
+            </w:pPr>
+            <w:r>
+              <w:rPr>
+                <w:rFonts w:ascii="Times New Roman" w:hAnsi="Times New Roman" w:eastAsia="宋体"/>
+                <w:sz w:val="24"/>
+              </w:rPr>
+              <w:t xml:space="preserve">引言</w:t>
+            </w:r>
+          </w:p>
+          <w:p>
+            <w:pPr>
+              <w:ind w:firstLine="480"/>
+            </w:pPr>
+            <w:r>
+              <w:rPr>
+                <w:rFonts w:ascii="Times New Roman" w:hAnsi="Times New Roman" w:eastAsia="宋体"/>
+                <w:sz w:val="24"/>
+              </w:rPr>
+              <w:t xml:space="preserve">项目背景</w:t>
+            </w:r>
+          </w:p>
+          <w:p>
+            <w:pPr>
+              <w:ind w:firstLine="480"/>
+            </w:pPr>
+            <w:r>
+              <w:rPr>
+                <w:rFonts w:ascii="Times New Roman" w:hAnsi="Times New Roman" w:eastAsia="宋体"/>
+                <w:sz w:val="24"/>
+              </w:rPr>
+              <w:t xml:space="preserve">近年来，随着移动互联网基础设施的持续完善、冷链物流技术的稳步升级以及消费者购物习惯的深刻转变，生鲜电商行业经历了前所未有的高速增长。据行业统计数据显示，2024年中国生鲜电商市场规模已突破6000亿元人民币，年均复合增长率保持在20\</w:t>
+            </w:r>
+          </w:p>
+          <w:p>
+            <w:pPr>
+              <w:ind w:firstLine="480"/>
+            </w:pPr>
+            <w:r>
+              <w:rPr>
+                <w:rFonts w:ascii="Times New Roman" w:hAnsi="Times New Roman" w:eastAsia="宋体"/>
+                <w:sz w:val="24"/>
+              </w:rPr>
+              <w:t xml:space="preserve">然而，传统的单体架构在面对上述业务场景时暴露出了一系列结构性缺陷。在部署效率层面，单体应用将所有业务模块打包为一个整体制品，任何一个模块的微小变更都需要对整个系统重新编译与发布，部署周期往往长达数十分钟，严重制约了业务的快速迭代。在弹性扩容层面，单体架构无法针对特定高负载模块进行独立的水平扩展，促销高峰期只能整体扩容，造成计算资源的严重浪费。在数据库层面，单体架构通常采用单一数据库实例承载全部业务数据，随着并发查询量的增长，数据库极易成为系统的单点瓶颈，表现为查询延迟攀升与锁竞争加剧。在故障隔离方面，各模块共享运行时环境，任何一个模块的内存泄漏或未捕获异常都可能导致整个系统崩溃。在模块维护层面，业务边界不清会使代码修改影响范围扩大，模块间的隐式依赖也使得回归测试范围难以界定。</w:t>
+            </w:r>
+          </w:p>
+          <w:p>
+            <w:pPr>
+              <w:ind w:firstLine="480"/>
+            </w:pPr>
+            <w:r>
+              <w:rPr>
+                <w:rFonts w:ascii="Times New Roman" w:hAnsi="Times New Roman" w:eastAsia="宋体"/>
+                <w:sz w:val="24"/>
+              </w:rPr>
+              <w:t xml:space="preserve">分布式微服务架构为上述问题提供了系统性的解决思路。根据微服务架构设计原则，通过将庞大的业务应用按照功能边界拆分为多个独立部署的微服务单元，配合统一网关路由、服务发现注册中心、声明式服务调用、分布式缓存、消息队列异步解耦、对象存储及长连接实时推送，能够显著提升系统的弹性扩容能力与开发迭代效率。为此，本项目以水果生鲜运营平台为业务蓝本，在已有的Spring Boot核心业务逻辑基础上，开展了课程设计级别的轻量微服务化改造与分布式应用治理。系统既能够保证本地单机运行环境下的高稳定性，又全面引入了Spring Cloud及相关分布式中间件的技术底座，使之契合专业方向课程设计的实践与验收要求。本选题的核心意义在于，它为本人提供了将课堂分布式理论知识转化为工程实践能力的完整平台，通过真实业务场景驱动，使本人深入理解微服务拆分策略、服务治理机制与工程化质量保障体系之间的内在关联，为后续的毕业设计和企业级项目开发积累了宝贵的实战经验。</w:t>
+            </w:r>
+          </w:p>
+          <w:p>
+            <w:pPr>
+              <w:ind w:firstLine="480"/>
+            </w:pPr>
+            <w:r>
+              <w:rPr>
+                <w:rFonts w:ascii="Times New Roman" w:hAnsi="Times New Roman" w:eastAsia="宋体"/>
+                <w:sz w:val="24"/>
+              </w:rPr>
+              <w:t xml:space="preserve">项目目标</w:t>
+            </w:r>
+          </w:p>
+          <w:p>
+            <w:pPr>
+              <w:ind w:firstLine="480"/>
+            </w:pPr>
+            <w:r>
+              <w:rPr>
+                <w:rFonts w:ascii="Times New Roman" w:hAnsi="Times New Roman" w:eastAsia="宋体"/>
+                <w:sz w:val="24"/>
+              </w:rPr>
+              <w:t xml:space="preserve">本项目旨在构建一个高可用、松耦合且具备完整工程化测试验证闭环的生鲜分布式运营系统，其总体目标可从核心业务闭环、微服务架构治理、分布式中间件集成以及工程化质量保障四个维度进行阐述。</w:t>
+            </w:r>
+          </w:p>
+          <w:p>
+            <w:pPr>
+              <w:ind w:firstLine="480"/>
+            </w:pPr>
+            <w:r>
+              <w:rPr>
+                <w:rFonts w:ascii="Times New Roman" w:hAnsi="Times New Roman" w:eastAsia="宋体"/>
+                <w:sz w:val="24"/>
+              </w:rPr>
+              <w:t xml:space="preserve">在核心业务闭环目标方面，系统致力于实现从商品分类管理、品种维护、上下架状态控制，到小程序端用户浏览商品、加购操作、账单生成以及模拟微信支付的完整业务流转闭环。选择覆盖商品全生命周期管理与交易全链路闭环，是因为只有打通从供给侧的商品录入到需求侧的支付确认这一完整路径，才能真实验证分布式架构在实际业务场景中的数据一致性保障效果。预期管理员可在后台完成商品全流程管理，消费者可在小程序端体验从浏览到支付 of 无缝流程，两端数据通过微服务接口实现实时同步。</w:t>
+            </w:r>
+          </w:p>
+          <w:p>
+            <w:pPr>
+              <w:ind w:firstLine="480"/>
+            </w:pPr>
+            <w:r>
+              <w:rPr>
+                <w:rFonts w:ascii="Times New Roman" w:hAnsi="Times New Roman" w:eastAsia="宋体"/>
+                <w:sz w:val="24"/>
+              </w:rPr>
+              <w:t xml:space="preserve">在微服务架构治理目标方面，系统采用Spring Cloud Nacos同时承担服务注册发现与动态配置管理的双重职责。选择Nacos是因为其原生支持配置管理功能，能够将注册发现与配置中心合二为一，减少中间件的部署复杂度。系统通过Spring Cloud Gateway构建统一网关路由入口，负责全平台流量的路径匹配转发与跨域请求拦截。选择Gateway是因为其基于WebFlux响应式编程模型，在高并发场景下具有更优的线程利用率，且断言与过滤器机制的可编程性更强。预期所有外部请求统一经由网关进入系统内部，各微服务通过Nacos实现动态发现与负载均衡，配置变更无需重启即可生效。</w:t>
+            </w:r>
+          </w:p>
+          <w:p>
+            <w:pPr>
+              <w:ind w:firstLine="480"/>
+            </w:pPr>
+            <w:r>
+              <w:rPr>
+                <w:rFonts w:ascii="Times New Roman" w:hAnsi="Times New Roman" w:eastAsia="宋体"/>
+                <w:sz w:val="24"/>
+              </w:rPr>
+              <w:t xml:space="preserve">在分布式中间件集成目标方面，系统利用OpenFeign声明式调用实现跨服务的强类型数据同步，通过接口注解将远程HTTP调用抽象为本地方法调用，降低跨服务通信的编写复杂度。集成RabbitMQ消息队列将订单支付成功事件与后台通知推送解耦，采用RabbitMQ是因为其路由机制灵活，Exchange与Binding的组合模式能够精确控制消息投递路径，在中小规模消息吞吐场景下部署门槛更低。通过WebSocket全双工通道实现语音与卡片式即时播报提醒，使运营人员能够第一时间感知新订单的产生。预期核心链路通过同步Feign调用保障一致性，非关键通知链路通过异步消息队列解耦，实时推送通道保障信息即时触达。</w:t>
+            </w:r>
+          </w:p>
+          <w:p>
+            <w:pPr>
+              <w:ind w:firstLine="480"/>
+            </w:pPr>
+            <w:r>
+              <w:rPr>
+                <w:rFonts w:ascii="Times New Roman" w:hAnsi="Times New Roman" w:eastAsia="宋体"/>
+                <w:sz w:val="24"/>
+              </w:rPr>
+              <w:t xml:space="preserve">在工程化质量保障目标方面，项目采用PM2进行长运行进程守护和端口资源锁定，排除本地运行服务崩溃隐患。基于Newman开展覆盖全量RESTful端点的接口自动化测试，确保每个API接口的参数校验、状态码断言与返回数据验证均纳入自动化回归范围。结合Playwright建立包含登录绕过、直接落库与消息响应检测的端到端质量验证体系，模拟真实用户操作路径进行全链路验证。保留容器化部署预案作为生产环境的后续演进通道。预期通过多层次质量保障手段，确保系统在各种运行环境下均能稳定完成业务验证与技术验收。</w:t>
+            </w:r>
+          </w:p>
+          <w:p>
+            <w:pPr>
+              <w:ind w:firstLine="480"/>
+            </w:pPr>
+            <w:r>
+              <w:rPr>
+                <w:rFonts w:ascii="Times New Roman" w:hAnsi="Times New Roman" w:eastAsia="宋体"/>
+                <w:sz w:val="24"/>
+              </w:rPr>
+              <w:t xml:space="preserve">个人工作说明</w:t>
+            </w:r>
+          </w:p>
+          <w:p>
+            <w:pPr>
+              <w:ind w:firstLine="480"/>
+            </w:pPr>
+            <w:r>
+              <w:rPr>
+                <w:rFonts w:ascii="Times New Roman" w:hAnsi="Times New Roman" w:eastAsia="宋体"/>
+                <w:sz w:val="24"/>
+              </w:rPr>
+              <w:t xml:space="preserve">本项目由本人独立完成整体设计、编码实现、测试验证与报告整理工作。为保证微服务接口的严谨交付，项目采用Git进行版本控制，并按照功能模块划分开发步骤：先完成核心业务服务与数据库结构梳理，再逐步接入网关路由、支付服务、通知服务、前端联调与自动化测试。文档资料统一存放在仓库docs目录中，便于需求说明、设计说明、测试记录和报告材料的连续维护。</w:t>
+            </w:r>
+          </w:p>
+          <w:p>
+            <w:pPr>
+              <w:ind w:firstLine="480"/>
+            </w:pPr>
+            <w:r>
+              <w:rPr>
+                <w:rFonts w:ascii="Times New Roman" w:hAnsi="Times New Roman" w:eastAsia="宋体"/>
+                <w:sz w:val="24"/>
+              </w:rPr>
+              <w:t xml:space="preserve">需求分析阶段，本人完成水果分类、商品维护、订单管理、支付回调、实时通知和运行监控等功能需求梳理，并结合原有单体业务结构划分微服务边界。系统设计阶段，本人完成Gateway路由规则设计、Nacos命名空间规划、RabbitMQ消息流转方案、WebSocket通知链路、数据库表结构调整以及PM2进程守护方案设计。</w:t>
+            </w:r>
+          </w:p>
+          <w:p>
+            <w:pPr>
+              <w:ind w:firstLine="480"/>
+            </w:pPr>
+            <w:r>
+              <w:rPr>
+                <w:rFonts w:ascii="Times New Roman" w:hAnsi="Times New Roman" w:eastAsia="宋体"/>
+                <w:sz w:val="24"/>
+              </w:rPr>
+              <w:t xml:space="preserve">编码实现阶段，本人完成lgg-gateway、lgg-business、lgg-pay和lgg-notice等模块的关键改造，覆盖分类管理、品种维护、订单持久化、模拟支付、支付回调、消息通知和管理端数据展示等核心功能。测试验证阶段，本人编写并执行Newman接口自动化测试和Playwright端到端测试，结合PM2运行监控定位端口冲突、安全拦截、类型转换和跨服务调用异常等问题。报告整理阶段，本人完成课程设计报告的章节撰写、图表整理、参考文献维护和LaTeX排版。</w:t>
+            </w:r>
+          </w:p>
+          <w:p>
+            <w:pPr>
+              <w:ind w:firstLine="480"/>
+            </w:pPr>
+            <w:r>
+              <w:rPr>
+                <w:rFonts w:ascii="Times New Roman" w:hAnsi="Times New Roman" w:eastAsia="宋体"/>
+                <w:sz w:val="24"/>
+              </w:rPr>
+              <w:t xml:space="preserve">本文组织结构</w:t>
+            </w:r>
+          </w:p>
+          <w:p>
+            <w:pPr>
+              <w:ind w:firstLine="480"/>
+            </w:pPr>
+            <w:r>
+              <w:rPr>
+                <w:rFonts w:ascii="Times New Roman" w:hAnsi="Times New Roman" w:eastAsia="宋体"/>
+                <w:sz w:val="24"/>
+              </w:rPr>
+              <w:t xml:space="preserve">本文后续内容按照技术基础、系统设计、功能实现、测试验收与总结展望的逻辑主线依次展开，各章之间形成由理论到实践、由整体到细节、由建设到验证的递进关系。第2章为技术基础与相关工作章节，系统介绍Spring Boot、Spring Cloud、Nacos、Gateway、OpenFeign、RabbitMQ、WebSocket、PM2、Newman及Playwright等核心技术的基本原理与在本系统中的定位，为后续章节提供理论支撑与技术语境。第3章为系统分析与设计章节，详述功能需求分析与非功能需求约束，完成微服务边界定义与服务拆分策略论证，给出系统架构图、服务交互时序图及数据库表结构设计方案，该章节是连接技术基础与功能实现的关键桥梁。第4章为系统实现章节，作为全文核心章节，重点展示管理端运营大屏、商品管理、支付闭环、WebSocket通知与PM2运维管理的具体编码实现，将设计方案转化为可运行代码，是个人工程综合能力的集中体现。第5章为测试与验收章节，通过Newman接口自动化测试与Playwright端到端运行结果对系统进行全面验证，与第4章形成建设与验证的闭环。第6章为总结与展望章节，凝练项目成果，分析当前技术局限，并从容器化部署、分布式事务与安全加固等方面提出后续改进方向。</w:t>
+            </w:r>
+          </w:p>
+          <w:p>
+            <w:pPr>
+              <w:ind w:firstLine="480"/>
+            </w:pPr>
+            <w:r>
+              <w:rPr>
+                <w:rFonts w:ascii="Times New Roman" w:hAnsi="Times New Roman" w:eastAsia="宋体"/>
+                <w:sz w:val="24"/>
+              </w:rPr>
+              <w:t xml:space="preserve">【2. 系统架构设计与微服务实现】</w:t>
+            </w:r>
+          </w:p>
+          <w:p>
+            <w:pPr>
+              <w:ind w:firstLine="480"/>
+            </w:pPr>
+            <w:r>
+              <w:rPr>
+                <w:rFonts w:ascii="Times New Roman" w:hAnsi="Times New Roman" w:eastAsia="宋体"/>
+                <w:sz w:val="24"/>
+              </w:rPr>
+              <w:t xml:space="preserve">系统分析与设计</w:t>
+            </w:r>
+          </w:p>
+          <w:p>
+            <w:pPr>
+              <w:ind w:firstLine="480"/>
+            </w:pPr>
+            <w:r>
+              <w:rPr>
+                <w:rFonts w:ascii="Times New Roman" w:hAnsi="Times New Roman" w:eastAsia="宋体"/>
+                <w:sz w:val="24"/>
+              </w:rPr>
+              <w:t xml:space="preserve">系统用例分析</w:t>
+            </w:r>
+          </w:p>
+          <w:p>
+            <w:pPr>
+              <w:ind w:firstLine="480"/>
+            </w:pPr>
+            <w:r>
+              <w:rPr>
+                <w:rFonts w:ascii="Times New Roman" w:hAnsi="Times New Roman" w:eastAsia="宋体"/>
+                <w:sz w:val="24"/>
+              </w:rPr>
+              <w:t xml:space="preserve">在软件工程的需求分析阶段，明确系统边界与用户角色是至关重要的一步。本系统的主要参与者被明确划分为两类：后台运营管理员与前端微信小程序用户。通过对核心业务的梳理，本人构建了系统的顶层用例模型，旨在消除功能边界上的歧义。</w:t>
+            </w:r>
+          </w:p>
+          <w:p>
+            <w:pPr>
+              <w:ind w:firstLine="480"/>
+            </w:pPr>
+            <w:r>
+              <w:rPr>
+                <w:rFonts w:ascii="Times New Roman" w:hAnsi="Times New Roman" w:eastAsia="宋体"/>
+                <w:sz w:val="24"/>
+              </w:rPr>
+              <w:t xml:space="preserve">{figure}[htbp]</w:t>
+            </w:r>
+          </w:p>
+          <w:p>
+            <w:pPr>
+              <w:ind w:firstLine="480"/>
+            </w:pPr>
+            <w:r>
+              <w:rPr>
+                <w:rFonts w:ascii="Times New Roman" w:hAnsi="Times New Roman" w:eastAsia="宋体"/>
+                <w:sz w:val="24"/>
+              </w:rPr>
+              <w:t xml:space="preserve">[width=0.9]{figures-pdf/用例图.pdf}</w:t>
+            </w:r>
+          </w:p>
+          <w:p>
+            <w:pPr>
+              <w:ind w:firstLine="480"/>
+            </w:pPr>
+            <w:r>
+              <w:rPr>
+                <w:rFonts w:ascii="Times New Roman" w:hAnsi="Times New Roman" w:eastAsia="宋体"/>
+                <w:sz w:val="24"/>
+              </w:rPr>
+              <w:t xml:space="preserve">{系统核心用例图}</w:t>
+            </w:r>
+          </w:p>
+          <w:p>
+            <w:pPr>
+              <w:ind w:firstLine="480"/>
+            </w:pPr>
+            <w:r>
+              <w:rPr>
+                <w:rFonts w:ascii="Times New Roman" w:hAnsi="Times New Roman" w:eastAsia="宋体"/>
+                <w:sz w:val="24"/>
+              </w:rPr>
+              <w:t xml:space="preserve">{fig:U05}</w:t>
+            </w:r>
+          </w:p>
+          <w:p>
+            <w:pPr>
+              <w:ind w:firstLine="480"/>
+            </w:pPr>
+            <w:r>
+              <w:rPr>
+                <w:rFonts w:ascii="Times New Roman" w:hAnsi="Times New Roman" w:eastAsia="宋体"/>
+                <w:sz w:val="24"/>
+              </w:rPr>
+              <w:t xml:space="preserve">{figure}</w:t>
+            </w:r>
+          </w:p>
+          <w:p>
+            <w:pPr>
+              <w:ind w:firstLine="480"/>
+            </w:pPr>
+            <w:r>
+              <w:rPr>
+                <w:rFonts w:ascii="Times New Roman" w:hAnsi="Times New Roman" w:eastAsia="宋体"/>
+                <w:sz w:val="24"/>
+              </w:rPr>
+              <w:t xml:space="preserve">如图 fig:U05 所示，对于后台运营管理员而言，系统提供了基于角色的访问控制（RBAC）。普通运营员被授予水果分类管理、商品品种上下架管理以及订单处理的核心操作权限。超级管理员则额外拥有全系统的最高权限，能够执行用户管理、菜单与角色分配等高危系统配置。这种粒度细分的用例划分，确保了后台管理的职责隔离与最小授权原则。</w:t>
+            </w:r>
+          </w:p>
+          <w:p>
+            <w:pPr>
+              <w:ind w:firstLine="480"/>
+            </w:pPr>
+            <w:r>
+              <w:rPr>
+                <w:rFonts w:ascii="Times New Roman" w:hAnsi="Times New Roman" w:eastAsia="宋体"/>
+                <w:sz w:val="24"/>
+              </w:rPr>
+              <w:t xml:space="preserve">对于微信小程序用户而言，其用例主要围绕购物闭环展开。用户可以浏览水果分类与商品列表，通过关键字模糊检索特定水果，并将其加入购物车。在确认收货地址后，用户提交订单并发起微信模拟支付，最终在个人中心查看历史订单状态。这些用例完整覆盖了生鲜电商的核心消费旅程。</w:t>
+            </w:r>
+          </w:p>
+          <w:p>
+            <w:pPr>
+              <w:ind w:firstLine="480"/>
+            </w:pPr>
+            <w:r>
+              <w:rPr>
+                <w:rFonts w:ascii="Times New Roman" w:hAnsi="Times New Roman" w:eastAsia="宋体"/>
+                <w:sz w:val="24"/>
+              </w:rPr>
+              <w:t xml:space="preserve">数据模型与E-R图设计</w:t>
+            </w:r>
+          </w:p>
+          <w:p>
+            <w:pPr>
+              <w:ind w:firstLine="480"/>
+            </w:pPr>
+            <w:r>
+              <w:rPr>
+                <w:rFonts w:ascii="Times New Roman" w:hAnsi="Times New Roman" w:eastAsia="宋体"/>
+                <w:sz w:val="24"/>
+              </w:rPr>
+              <w:t xml:space="preserve">在明确了系统的顶层用例后，下一步是基于用例抽取出底层的核心数据字典与实体关系（Entity-Relationship）。系统的核心实体包括水果分类、水果商品、订单以及订单明细。</w:t>
+            </w:r>
+          </w:p>
+          <w:p>
+            <w:pPr>
+              <w:ind w:firstLine="480"/>
+            </w:pPr>
+            <w:r>
+              <w:rPr>
+                <w:rFonts w:ascii="Times New Roman" w:hAnsi="Times New Roman" w:eastAsia="宋体"/>
+                <w:sz w:val="24"/>
+              </w:rPr>
+              <w:t xml:space="preserve">{figure}[htbp]</w:t>
+            </w:r>
+          </w:p>
+          <w:p>
+            <w:pPr>
+              <w:ind w:firstLine="480"/>
+            </w:pPr>
+            <w:r>
+              <w:rPr>
+                <w:rFonts w:ascii="Times New Roman" w:hAnsi="Times New Roman" w:eastAsia="宋体"/>
+                <w:sz w:val="24"/>
+              </w:rPr>
+              <w:t xml:space="preserve">[width=0.9]{figures-pdf/U07-database-er.pdf}</w:t>
+            </w:r>
+          </w:p>
+          <w:p>
+            <w:pPr>
+              <w:ind w:firstLine="480"/>
+            </w:pPr>
+            <w:r>
+              <w:rPr>
+                <w:rFonts w:ascii="Times New Roman" w:hAnsi="Times New Roman" w:eastAsia="宋体"/>
+                <w:sz w:val="24"/>
+              </w:rPr>
+              <w:t xml:space="preserve">{核心业务数据库实体关系图}</w:t>
+            </w:r>
+          </w:p>
+          <w:p>
+            <w:pPr>
+              <w:ind w:firstLine="480"/>
+            </w:pPr>
+            <w:r>
+              <w:rPr>
+                <w:rFonts w:ascii="Times New Roman" w:hAnsi="Times New Roman" w:eastAsia="宋体"/>
+                <w:sz w:val="24"/>
+              </w:rPr>
+              <w:t xml:space="preserve">{fig:U07}</w:t>
+            </w:r>
+          </w:p>
+          <w:p>
+            <w:pPr>
+              <w:ind w:firstLine="480"/>
+            </w:pPr>
+            <w:r>
+              <w:rPr>
+                <w:rFonts w:ascii="Times New Roman" w:hAnsi="Times New Roman" w:eastAsia="宋体"/>
+                <w:sz w:val="24"/>
+              </w:rPr>
+              <w:t xml:space="preserve">{figure}</w:t>
+            </w:r>
+          </w:p>
+          <w:p>
+            <w:pPr>
+              <w:ind w:firstLine="480"/>
+            </w:pPr>
+            <w:r>
+              <w:rPr>
+                <w:rFonts w:ascii="Times New Roman" w:hAnsi="Times New Roman" w:eastAsia="宋体"/>
+                <w:sz w:val="24"/>
+              </w:rPr>
+              <w:t xml:space="preserve">从图 fig:U07 可以看出，水果分类（Category）与水果商品（Fruit）之间存在一对多的关联关系。用户与订单（Order）之间同样是一对多的关联，而订单与商品之间则通过订单明细表（Order Detail）构建了多对多的映射。在物理设计上，为了兼顾课程设计展示的低风险性与微服务演进需求，所有业务数据表暂时与若依系统表共存于同一个 MySQL 实例中，但通过逻辑前缀严格隔离。</w:t>
+            </w:r>
+          </w:p>
+          <w:p>
+            <w:pPr>
+              <w:ind w:firstLine="480"/>
+            </w:pPr>
+            <w:r>
+              <w:rPr>
+                <w:rFonts w:ascii="Times New Roman" w:hAnsi="Times New Roman" w:eastAsia="宋体"/>
+                <w:sz w:val="24"/>
+              </w:rPr>
+              <w:t xml:space="preserve">{table}[htbp]</w:t>
+            </w:r>
+          </w:p>
+          <w:p>
+            <w:pPr>
+              <w:ind w:firstLine="480"/>
+            </w:pPr>
+            <w:r>
+              <w:rPr>
+                <w:rFonts w:ascii="Times New Roman" w:hAnsi="Times New Roman" w:eastAsia="宋体"/>
+                <w:sz w:val="24"/>
+              </w:rPr>
+              <w:t xml:space="preserve">{核心数据库表与索引设计表}</w:t>
+            </w:r>
+          </w:p>
+          <w:p>
+            <w:pPr>
+              <w:ind w:firstLine="480"/>
+            </w:pPr>
+            <w:r>
+              <w:rPr>
+                <w:rFonts w:ascii="Times New Roman" w:hAnsi="Times New Roman" w:eastAsia="宋体"/>
+                <w:sz w:val="24"/>
+              </w:rPr>
+              <w:t xml:space="preserve">{tab:database_tables}</w:t>
+            </w:r>
+          </w:p>
+          <w:p>
+            <w:pPr>
+              <w:ind w:firstLine="480"/>
+            </w:pPr>
+            <w:r>
+              <w:rPr>
+                <w:rFonts w:ascii="Times New Roman" w:hAnsi="Times New Roman" w:eastAsia="宋体"/>
+                <w:sz w:val="24"/>
+              </w:rPr>
+              <w:t xml:space="preserve">{tabular}{llp{0.35}l}</w:t>
+            </w:r>
+          </w:p>
+          <w:p>
+            <w:pPr>
+              <w:ind w:firstLine="480"/>
+            </w:pPr>
+            <w:r>
+              <w:rPr>
+                <w:rFonts w:ascii="Times New Roman" w:hAnsi="Times New Roman" w:eastAsia="宋体"/>
+                <w:sz w:val="24"/>
+              </w:rPr>
+              <w:t xml:space="preserve">表名 &amp; 功能说明 &amp; 核心索引列 &amp; 索引类型 \\</w:t>
+            </w:r>
+          </w:p>
+          <w:p>
+            <w:pPr>
+              <w:ind w:firstLine="480"/>
+            </w:pPr>
+            <w:r>
+              <w:rPr>
+                <w:rFonts w:ascii="Times New Roman" w:hAnsi="Times New Roman" w:eastAsia="宋体"/>
+                <w:sz w:val="24"/>
+              </w:rPr>
+              <w:t xml:space="preserve">lgg_category &amp; 存储水果分类信息 &amp; category_name &amp; 唯一索引 \\</w:t>
+            </w:r>
+          </w:p>
+          <w:p>
+            <w:pPr>
+              <w:ind w:firstLine="480"/>
+            </w:pPr>
+            <w:r>
+              <w:rPr>
+                <w:rFonts w:ascii="Times New Roman" w:hAnsi="Times New Roman" w:eastAsia="宋体"/>
+                <w:sz w:val="24"/>
+              </w:rPr>
+              <w:t xml:space="preserve">lgg_fruit &amp; 存储水果单品与图片 &amp; fruit_name &amp; 全文索引 \\</w:t>
+            </w:r>
+          </w:p>
+          <w:p>
+            <w:pPr>
+              <w:ind w:firstLine="480"/>
+            </w:pPr>
+            <w:r>
+              <w:rPr>
+                <w:rFonts w:ascii="Times New Roman" w:hAnsi="Times New Roman" w:eastAsia="宋体"/>
+                <w:sz w:val="24"/>
+              </w:rPr>
+              <w:t xml:space="preserve">lgg_order &amp; 存储用户支付订单流转 &amp; order_no &amp; 唯一索引 \\</w:t>
+            </w:r>
+          </w:p>
+          <w:p>
+            <w:pPr>
+              <w:ind w:firstLine="480"/>
+            </w:pPr>
+            <w:r>
+              <w:rPr>
+                <w:rFonts w:ascii="Times New Roman" w:hAnsi="Times New Roman" w:eastAsia="宋体"/>
+                <w:sz w:val="24"/>
+              </w:rPr>
+              <w:t xml:space="preserve">lgg_order_detail &amp; 订单下挂载的水果明细 &amp; order_id &amp; 普通索引 \\</w:t>
+            </w:r>
+          </w:p>
+          <w:p>
+            <w:pPr>
+              <w:ind w:firstLine="480"/>
+            </w:pPr>
+            <w:r>
+              <w:rPr>
+                <w:rFonts w:ascii="Times New Roman" w:hAnsi="Times New Roman" w:eastAsia="宋体"/>
+                <w:sz w:val="24"/>
+              </w:rPr>
+              <w:t xml:space="preserve">{tabular}</w:t>
+            </w:r>
+          </w:p>
+          <w:p>
+            <w:pPr>
+              <w:ind w:firstLine="480"/>
+            </w:pPr>
+            <w:r>
+              <w:rPr>
+                <w:rFonts w:ascii="Times New Roman" w:hAnsi="Times New Roman" w:eastAsia="宋体"/>
+                <w:sz w:val="24"/>
+              </w:rPr>
+              <w:t xml:space="preserve">{table}</w:t>
+            </w:r>
+          </w:p>
+          <w:p>
+            <w:pPr>
+              <w:ind w:firstLine="480"/>
+            </w:pPr>
+            <w:r>
+              <w:rPr>
+                <w:rFonts w:ascii="Times New Roman" w:hAnsi="Times New Roman" w:eastAsia="宋体"/>
+                <w:sz w:val="24"/>
+              </w:rPr>
+              <w:t xml:space="preserve">表 tab:database_tables 展示了核心业务表及其索引策略。本人在分类名和订单号上建立唯一索引以保证数据一致性，在商品名上建立全文索引以支持高效模糊检索。此外，系统在物理层面去除了所有跨表外键约束，转而在应用层代码中保证引用完整性，从而降低了高并发写入时的数据库锁竞争。</w:t>
+            </w:r>
+          </w:p>
+          <w:p>
+            <w:pPr>
+              <w:ind w:firstLine="480"/>
+            </w:pPr>
+            <w:r>
+              <w:rPr>
+                <w:rFonts w:ascii="Times New Roman" w:hAnsi="Times New Roman" w:eastAsia="宋体"/>
+                <w:sz w:val="24"/>
+              </w:rPr>
+              <w:t xml:space="preserve">技术选型与系统架构设计</w:t>
+            </w:r>
+          </w:p>
+          <w:p>
+            <w:pPr>
+              <w:ind w:firstLine="480"/>
+            </w:pPr>
+            <w:r>
+              <w:rPr>
+                <w:rFonts w:ascii="Times New Roman" w:hAnsi="Times New Roman" w:eastAsia="宋体"/>
+                <w:sz w:val="24"/>
+              </w:rPr>
+              <w:t xml:space="preserve">有了稳固的数据模型作为基座，系统进入技术架构选型与宏观架构设计阶段。项目采用当前主流的前后端分离与微服务分布式架构。技术栈方面，后端依托 Spring Boot 3.2.5 框架，利用 Spring Cloud 的 Gateway 网关、OpenFeign 远程调用组件，结合 Nacos 实现服务注册与动态发现；缓存层引入 Redis，对象存储采用 MinIO，消息解耦采用 RabbitMQ。前端则采用 Vue3 与微信小程序原生框架构建。</w:t>
+            </w:r>
+          </w:p>
+          <w:p>
+            <w:pPr>
+              <w:ind w:firstLine="480"/>
+            </w:pPr>
+            <w:r>
+              <w:rPr>
+                <w:rFonts w:ascii="Times New Roman" w:hAnsi="Times New Roman" w:eastAsia="宋体"/>
+                <w:sz w:val="24"/>
+              </w:rPr>
+              <w:t xml:space="preserve">{figure}[htbp]</w:t>
+            </w:r>
+          </w:p>
+          <w:p>
+            <w:pPr>
+              <w:ind w:firstLine="480"/>
+            </w:pPr>
+            <w:r>
+              <w:rPr>
+                <w:rFonts w:ascii="Times New Roman" w:hAnsi="Times New Roman" w:eastAsia="宋体"/>
+                <w:sz w:val="24"/>
+              </w:rPr>
+              <w:t xml:space="preserve">[width=0.9]{figures-pdf/系统总体架构图.pdf}</w:t>
+            </w:r>
+          </w:p>
+          <w:p>
+            <w:pPr>
+              <w:ind w:firstLine="480"/>
+            </w:pPr>
+            <w:r>
+              <w:rPr>
+                <w:rFonts w:ascii="Times New Roman" w:hAnsi="Times New Roman" w:eastAsia="宋体"/>
+                <w:sz w:val="24"/>
+              </w:rPr>
+              <w:t xml:space="preserve">{系统架构图}</w:t>
+            </w:r>
+          </w:p>
+          <w:p>
+            <w:pPr>
+              <w:ind w:firstLine="480"/>
+            </w:pPr>
+            <w:r>
+              <w:rPr>
+                <w:rFonts w:ascii="Times New Roman" w:hAnsi="Times New Roman" w:eastAsia="宋体"/>
+                <w:sz w:val="24"/>
+              </w:rPr>
+              <w:t xml:space="preserve">{fig:U01}</w:t>
+            </w:r>
+          </w:p>
+          <w:p>
+            <w:pPr>
+              <w:ind w:firstLine="480"/>
+            </w:pPr>
+            <w:r>
+              <w:rPr>
+                <w:rFonts w:ascii="Times New Roman" w:hAnsi="Times New Roman" w:eastAsia="宋体"/>
+                <w:sz w:val="24"/>
+              </w:rPr>
+              <w:t xml:space="preserve">{figure}</w:t>
+            </w:r>
+          </w:p>
+          <w:p>
+            <w:pPr>
+              <w:ind w:firstLine="480"/>
+            </w:pPr>
+            <w:r>
+              <w:rPr>
+                <w:rFonts w:ascii="Times New Roman" w:hAnsi="Times New Roman" w:eastAsia="宋体"/>
+                <w:sz w:val="24"/>
+              </w:rPr>
+              <w:t xml:space="preserve">如图 fig:U01 所示，所有的外部请求首先流经统一 API 网关 lgg-gateway。网关通过预定义的路径断言规则执行动态路由匹配。例如，带有 /business 前缀的请求被路由至核心业务服务，带有 /pay 的请求路由至模拟支付服务。网关不仅通过全局过滤器统一解决了浏览器的 CORS 跨域问题，还自动利用 Nacos 的服务发现能力将逻辑服务名转换为物理 IP 并进行负载均衡转发。</w:t>
+            </w:r>
+          </w:p>
+          <w:p>
+            <w:pPr>
+              <w:ind w:firstLine="480"/>
+            </w:pPr>
+            <w:r>
+              <w:rPr>
+                <w:rFonts w:ascii="Times New Roman" w:hAnsi="Times New Roman" w:eastAsia="宋体"/>
+                <w:sz w:val="24"/>
+              </w:rPr>
+              <w:t xml:space="preserve">当请求到达目标微服务后，其控制器层将调用服务层处理业务逻辑，服务层采用“先查 Redis 缓存，未命中再查 MySQL 数据库，并回写缓存”的经典数据访问模式，确保在高频读取场景下的极低延迟响应。</w:t>
+            </w:r>
+          </w:p>
+          <w:p>
+            <w:pPr>
+              <w:ind w:firstLine="480"/>
+            </w:pPr>
+            <w:r>
+              <w:rPr>
+                <w:rFonts w:ascii="Times New Roman" w:hAnsi="Times New Roman" w:eastAsia="宋体"/>
+                <w:sz w:val="24"/>
+              </w:rPr>
+              <w:t xml:space="preserve">服务模块划分</w:t>
+            </w:r>
+          </w:p>
+          <w:p>
+            <w:pPr>
+              <w:ind w:firstLine="480"/>
+            </w:pPr>
+            <w:r>
+              <w:rPr>
+                <w:rFonts w:ascii="Times New Roman" w:hAnsi="Times New Roman" w:eastAsia="宋体"/>
+                <w:sz w:val="24"/>
+              </w:rPr>
+              <w:t xml:space="preserve">在明确了宏观架构后，系统的分布式后端在逻辑与物理上被拆分为五个核心微服务模块。模块化设计保证了高内聚与低耦合。</w:t>
+            </w:r>
+          </w:p>
+          <w:p>
+            <w:pPr>
+              <w:ind w:firstLine="480"/>
+            </w:pPr>
+            <w:r>
+              <w:rPr>
+                <w:rFonts w:ascii="Times New Roman" w:hAnsi="Times New Roman" w:eastAsia="宋体"/>
+                <w:sz w:val="24"/>
+              </w:rPr>
+              <w:t xml:space="preserve">{figure}[htbp]</w:t>
+            </w:r>
+          </w:p>
+          <w:p>
+            <w:pPr>
+              <w:ind w:firstLine="480"/>
+            </w:pPr>
+            <w:r>
+              <w:rPr>
+                <w:rFonts w:ascii="Times New Roman" w:hAnsi="Times New Roman" w:eastAsia="宋体"/>
+                <w:sz w:val="24"/>
+              </w:rPr>
+              <w:t xml:space="preserve">[width=0.9]{figures-pdf/微服务模块依赖结构图.pdf}</w:t>
+            </w:r>
+          </w:p>
+          <w:p>
+            <w:pPr>
+              <w:ind w:firstLine="480"/>
+            </w:pPr>
+            <w:r>
+              <w:rPr>
+                <w:rFonts w:ascii="Times New Roman" w:hAnsi="Times New Roman" w:eastAsia="宋体"/>
+                <w:sz w:val="24"/>
+              </w:rPr>
+              <w:t xml:space="preserve">{微服务模块依赖结构图}</w:t>
+            </w:r>
+          </w:p>
+          <w:p>
+            <w:pPr>
+              <w:ind w:firstLine="480"/>
+            </w:pPr>
+            <w:r>
+              <w:rPr>
+                <w:rFonts w:ascii="Times New Roman" w:hAnsi="Times New Roman" w:eastAsia="宋体"/>
+                <w:sz w:val="24"/>
+              </w:rPr>
+              <w:t xml:space="preserve">{fig:U04}</w:t>
+            </w:r>
+          </w:p>
+          <w:p>
+            <w:pPr>
+              <w:ind w:firstLine="480"/>
+            </w:pPr>
+            <w:r>
+              <w:rPr>
+                <w:rFonts w:ascii="Times New Roman" w:hAnsi="Times New Roman" w:eastAsia="宋体"/>
+                <w:sz w:val="24"/>
+              </w:rPr>
+              <w:t xml:space="preserve">{figure}</w:t>
+            </w:r>
+          </w:p>
+          <w:p>
+            <w:pPr>
+              <w:ind w:firstLine="480"/>
+            </w:pPr>
+            <w:r>
+              <w:rPr>
+                <w:rFonts w:ascii="Times New Roman" w:hAnsi="Times New Roman" w:eastAsia="宋体"/>
+                <w:sz w:val="24"/>
+              </w:rPr>
+              <w:t xml:space="preserve">由图 fig:U04 可见，五个微服务各司其职且相互配合：</w:t>
+            </w:r>
+          </w:p>
+          <w:p>
+            <w:pPr>
+              <w:ind w:firstLine="480"/>
+            </w:pPr>
+            <w:r>
+              <w:rPr>
+                <w:rFonts w:ascii="Times New Roman" w:hAnsi="Times New Roman" w:eastAsia="宋体"/>
+                <w:sz w:val="24"/>
+              </w:rPr>
+              <w:t xml:space="preserve">首先是 lgg-admin，它是若依管理系统的安全认证基座，负责登录鉴权与菜单下发，不与其他业务服务直接通信；其次是 lgg-business 核心业务服务，承载了最密集的分类、商品与订单持久化逻辑；接着是 lgg-pay 模拟支付服务，专门处理外部模拟回调动作，并通过 OpenFeign 同步调用业务服务；lgg-notice 则作为消息通知的末端节点，异步消费 RabbitMQ 队列；最后是 lgg-gateway 作为入口门户。各组件的具体职责如表 tab:service_components 所示。</w:t>
+            </w:r>
+          </w:p>
+          <w:p>
+            <w:pPr>
+              <w:ind w:firstLine="480"/>
+            </w:pPr>
+            <w:r>
+              <w:rPr>
+                <w:rFonts w:ascii="Times New Roman" w:hAnsi="Times New Roman" w:eastAsia="宋体"/>
+                <w:sz w:val="24"/>
+              </w:rPr>
+              <w:t xml:space="preserve">{table}[htbp]</w:t>
+            </w:r>
+          </w:p>
+          <w:p>
+            <w:pPr>
+              <w:ind w:firstLine="480"/>
+            </w:pPr>
+            <w:r>
+              <w:rPr>
+                <w:rFonts w:ascii="Times New Roman" w:hAnsi="Times New Roman" w:eastAsia="宋体"/>
+                <w:sz w:val="24"/>
+              </w:rPr>
+              <w:t xml:space="preserve">{微服务核心组件与职责表}</w:t>
+            </w:r>
+          </w:p>
+          <w:p>
+            <w:pPr>
+              <w:ind w:firstLine="480"/>
+            </w:pPr>
+            <w:r>
+              <w:rPr>
+                <w:rFonts w:ascii="Times New Roman" w:hAnsi="Times New Roman" w:eastAsia="宋体"/>
+                <w:sz w:val="24"/>
+              </w:rPr>
+              <w:t xml:space="preserve">{tab:service_components}</w:t>
+            </w:r>
+          </w:p>
+          <w:p>
+            <w:pPr>
+              <w:ind w:firstLine="480"/>
+            </w:pPr>
+            <w:r>
+              <w:rPr>
+                <w:rFonts w:ascii="Times New Roman" w:hAnsi="Times New Roman" w:eastAsia="宋体"/>
+                <w:sz w:val="24"/>
+              </w:rPr>
+              <w:t xml:space="preserve">{tabular}{lllp{0.4}}</w:t>
+            </w:r>
+          </w:p>
+          <w:p>
+            <w:pPr>
+              <w:ind w:firstLine="480"/>
+            </w:pPr>
+            <w:r>
+              <w:rPr>
+                <w:rFonts w:ascii="Times New Roman" w:hAnsi="Times New Roman" w:eastAsia="宋体"/>
+                <w:sz w:val="24"/>
+              </w:rPr>
+              <w:t xml:space="preserve">微服务名称 &amp; 监听端口 &amp; 核心依赖 &amp; 核心职责 \\</w:t>
+            </w:r>
+          </w:p>
+          <w:p>
+            <w:pPr>
+              <w:ind w:firstLine="480"/>
+            </w:pPr>
+            <w:r>
+              <w:rPr>
+                <w:rFonts w:ascii="Times New Roman" w:hAnsi="Times New Roman" w:eastAsia="宋体"/>
+                <w:sz w:val="24"/>
+              </w:rPr>
+              <w:t xml:space="preserve">lgg-admin &amp; 8080 &amp; MySQL, Redis &amp; 登录鉴权、系统配置、角色权限过滤 \\</w:t>
+            </w:r>
+          </w:p>
+          <w:p>
+            <w:pPr>
+              <w:ind w:firstLine="480"/>
+            </w:pPr>
+            <w:r>
+              <w:rPr>
+                <w:rFonts w:ascii="Times New Roman" w:hAnsi="Times New Roman" w:eastAsia="宋体"/>
+                <w:sz w:val="24"/>
+              </w:rPr>
+              <w:t xml:space="preserve">lgg-business &amp; 8088 &amp; MySQL, Redis, MinIO &amp; 分类与商品管理、购物车、订单状态更新 \\</w:t>
+            </w:r>
+          </w:p>
+          <w:p>
+            <w:pPr>
+              <w:ind w:firstLine="480"/>
+            </w:pPr>
+            <w:r>
+              <w:rPr>
+                <w:rFonts w:ascii="Times New Roman" w:hAnsi="Times New Roman" w:eastAsia="宋体"/>
+                <w:sz w:val="24"/>
+              </w:rPr>
+              <w:t xml:space="preserve">lgg-pay &amp; 8085 &amp; OpenFeign, RabbitMQ &amp; 模拟微信扣款、触发业务回调、投递事件 \\</w:t>
+            </w:r>
+          </w:p>
+          <w:p>
+            <w:pPr>
+              <w:ind w:firstLine="480"/>
+            </w:pPr>
+            <w:r>
+              <w:rPr>
+                <w:rFonts w:ascii="Times New Roman" w:hAnsi="Times New Roman" w:eastAsia="宋体"/>
+                <w:sz w:val="24"/>
+              </w:rPr>
+              <w:t xml:space="preserve">lgg-notice &amp; 8086 &amp; RabbitMQ, WebSocket &amp; 消费支付成功事件、推送网页端弹窗提醒 \\</w:t>
+            </w:r>
+          </w:p>
+          <w:p>
+            <w:pPr>
+              <w:ind w:firstLine="480"/>
+            </w:pPr>
+            <w:r>
+              <w:rPr>
+                <w:rFonts w:ascii="Times New Roman" w:hAnsi="Times New Roman" w:eastAsia="宋体"/>
+                <w:sz w:val="24"/>
+              </w:rPr>
+              <w:t xml:space="preserve">lgg-gateway &amp; 8090 &amp; Nacos &amp; 全平台统一入口、跨域处理、动态路由分发 \\</w:t>
+            </w:r>
+          </w:p>
+          <w:p>
+            <w:pPr>
+              <w:ind w:firstLine="480"/>
+            </w:pPr>
+            <w:r>
+              <w:rPr>
+                <w:rFonts w:ascii="Times New Roman" w:hAnsi="Times New Roman" w:eastAsia="宋体"/>
+                <w:sz w:val="24"/>
+              </w:rPr>
+              <w:t xml:space="preserve">{tabular}</w:t>
+            </w:r>
+          </w:p>
+          <w:p>
+            <w:pPr>
+              <w:ind w:firstLine="480"/>
+            </w:pPr>
+            <w:r>
+              <w:rPr>
+                <w:rFonts w:ascii="Times New Roman" w:hAnsi="Times New Roman" w:eastAsia="宋体"/>
+                <w:sz w:val="24"/>
+              </w:rPr>
+              <w:t xml:space="preserve">{table}</w:t>
+            </w:r>
+          </w:p>
+          <w:p>
+            <w:pPr>
+              <w:ind w:firstLine="480"/>
+            </w:pPr>
+            <w:r>
+              <w:rPr>
+                <w:rFonts w:ascii="Times New Roman" w:hAnsi="Times New Roman" w:eastAsia="宋体"/>
+                <w:sz w:val="24"/>
+              </w:rPr>
+              <w:t xml:space="preserve">核心业务流程与状态机设计</w:t>
+            </w:r>
+          </w:p>
+          <w:p>
+            <w:pPr>
+              <w:ind w:firstLine="480"/>
+            </w:pPr>
+            <w:r>
+              <w:rPr>
+                <w:rFonts w:ascii="Times New Roman" w:hAnsi="Times New Roman" w:eastAsia="宋体"/>
+                <w:sz w:val="24"/>
+              </w:rPr>
+              <w:t xml:space="preserve">在完成了静态模块的拆分后，系统设计的最后一步是对复杂的跨服务动态行为进行建模。生鲜电商的核心在于用户的下单流转以及订单状态的变化。</w:t>
+            </w:r>
+          </w:p>
+          <w:p>
+            <w:pPr>
+              <w:ind w:firstLine="480"/>
+            </w:pPr>
+            <w:r>
+              <w:rPr>
+                <w:rFonts w:ascii="Times New Roman" w:hAnsi="Times New Roman" w:eastAsia="宋体"/>
+                <w:sz w:val="24"/>
+              </w:rPr>
+              <w:t xml:space="preserve">{figure}[htbp]</w:t>
+            </w:r>
+          </w:p>
+          <w:p>
+            <w:pPr>
+              <w:ind w:firstLine="480"/>
+            </w:pPr>
+            <w:r>
+              <w:rPr>
+                <w:rFonts w:ascii="Times New Roman" w:hAnsi="Times New Roman" w:eastAsia="宋体"/>
+                <w:sz w:val="24"/>
+              </w:rPr>
+              <w:t xml:space="preserve">[width=0.9]{figures-pdf/U06-shopping-activity.pdf}</w:t>
+            </w:r>
+          </w:p>
+          <w:p>
+            <w:pPr>
+              <w:ind w:firstLine="480"/>
+            </w:pPr>
+            <w:r>
+              <w:rPr>
+                <w:rFonts w:ascii="Times New Roman" w:hAnsi="Times New Roman" w:eastAsia="宋体"/>
+                <w:sz w:val="24"/>
+              </w:rPr>
+              <w:t xml:space="preserve">{用户购物与支付状态流转活动图}</w:t>
+            </w:r>
+          </w:p>
+          <w:p>
+            <w:pPr>
+              <w:ind w:firstLine="480"/>
+            </w:pPr>
+            <w:r>
+              <w:rPr>
+                <w:rFonts w:ascii="Times New Roman" w:hAnsi="Times New Roman" w:eastAsia="宋体"/>
+                <w:sz w:val="24"/>
+              </w:rPr>
+              <w:t xml:space="preserve">{fig:U06}</w:t>
+            </w:r>
+          </w:p>
+          <w:p>
+            <w:pPr>
+              <w:ind w:firstLine="480"/>
+            </w:pPr>
+            <w:r>
+              <w:rPr>
+                <w:rFonts w:ascii="Times New Roman" w:hAnsi="Times New Roman" w:eastAsia="宋体"/>
+                <w:sz w:val="24"/>
+              </w:rPr>
+              <w:t xml:space="preserve">{figure}</w:t>
+            </w:r>
+          </w:p>
+          <w:p>
+            <w:pPr>
+              <w:ind w:firstLine="480"/>
+            </w:pPr>
+            <w:r>
+              <w:rPr>
+                <w:rFonts w:ascii="Times New Roman" w:hAnsi="Times New Roman" w:eastAsia="宋体"/>
+                <w:sz w:val="24"/>
+              </w:rPr>
+              <w:t xml:space="preserve">如图 fig:U06 的全局活动图所示，从用户进入首页浏览分类开始，经过商品加入购物车、选择收货地址并确认结算，最终订单信息被持久化至数据库，初始化为待付款状态。若用户在支付页完成模拟付款操作，则正式启动后续状态闭环。</w:t>
+            </w:r>
+          </w:p>
+          <w:p>
+            <w:pPr>
+              <w:ind w:firstLine="480"/>
+            </w:pPr>
+            <w:r>
+              <w:rPr>
+                <w:rFonts w:ascii="Times New Roman" w:hAnsi="Times New Roman" w:eastAsia="宋体"/>
+                <w:sz w:val="24"/>
+              </w:rPr>
+              <w:t xml:space="preserve">{figure}[htbp]</w:t>
+            </w:r>
+          </w:p>
+          <w:p>
+            <w:pPr>
+              <w:ind w:firstLine="480"/>
+            </w:pPr>
+            <w:r>
+              <w:rPr>
+                <w:rFonts w:ascii="Times New Roman" w:hAnsi="Times New Roman" w:eastAsia="宋体"/>
+                <w:sz w:val="24"/>
+              </w:rPr>
+              <w:t xml:space="preserve">[width=0.9]{figures-pdf/订单状态流转图.pdf}</w:t>
+            </w:r>
+          </w:p>
+          <w:p>
+            <w:pPr>
+              <w:ind w:firstLine="480"/>
+            </w:pPr>
+            <w:r>
+              <w:rPr>
+                <w:rFonts w:ascii="Times New Roman" w:hAnsi="Times New Roman" w:eastAsia="宋体"/>
+                <w:sz w:val="24"/>
+              </w:rPr>
+              <w:t xml:space="preserve">{订单状态流转状态图}</w:t>
+            </w:r>
+          </w:p>
+          <w:p>
+            <w:pPr>
+              <w:ind w:firstLine="480"/>
+            </w:pPr>
+            <w:r>
+              <w:rPr>
+                <w:rFonts w:ascii="Times New Roman" w:hAnsi="Times New Roman" w:eastAsia="宋体"/>
+                <w:sz w:val="24"/>
+              </w:rPr>
+              <w:t xml:space="preserve">{fig:U03}</w:t>
+            </w:r>
+          </w:p>
+          <w:p>
+            <w:pPr>
+              <w:ind w:firstLine="480"/>
+            </w:pPr>
+            <w:r>
+              <w:rPr>
+                <w:rFonts w:ascii="Times New Roman" w:hAnsi="Times New Roman" w:eastAsia="宋体"/>
+                <w:sz w:val="24"/>
+              </w:rPr>
+              <w:t xml:space="preserve">{figure}</w:t>
+            </w:r>
+          </w:p>
+          <w:p>
+            <w:pPr>
+              <w:ind w:firstLine="480"/>
+            </w:pPr>
+            <w:r>
+              <w:rPr>
+                <w:rFonts w:ascii="Times New Roman" w:hAnsi="Times New Roman" w:eastAsia="宋体"/>
+                <w:sz w:val="24"/>
+              </w:rPr>
+              <w:t xml:space="preserve">图 fig:U03 详细展示了系统在订单生命周期内的状态机设计。订单必须严格遵循“待付款 -&gt; 已支付待接单 -&gt; 已包装待发货 -&gt; 已完成”的单向递进规则流转。不允许任何逆向跳转或越级更新，以保障数据的审计可追溯性与业务合规性。任何试图违背该状态转移图的操作均会被后端拦截器直接驳回。</w:t>
+            </w:r>
+          </w:p>
+          <w:p>
+            <w:pPr>
+              <w:ind w:firstLine="480"/>
+            </w:pPr>
+            <w:r>
+              <w:rPr>
+                <w:rFonts w:ascii="Times New Roman" w:hAnsi="Times New Roman" w:eastAsia="宋体"/>
+                <w:sz w:val="24"/>
+              </w:rPr>
+              <w:t xml:space="preserve">{figure}[htbp]</w:t>
+            </w:r>
+          </w:p>
+          <w:p>
+            <w:pPr>
+              <w:ind w:firstLine="480"/>
+            </w:pPr>
+            <w:r>
+              <w:rPr>
+                <w:rFonts w:ascii="Times New Roman" w:hAnsi="Times New Roman" w:eastAsia="宋体"/>
+                <w:sz w:val="24"/>
+              </w:rPr>
+              <w:t xml:space="preserve">[width=0.9]{figures-pdf/支付成功与包装提醒时序图.pdf}</w:t>
+            </w:r>
+          </w:p>
+          <w:p>
+            <w:pPr>
+              <w:ind w:firstLine="480"/>
+            </w:pPr>
+            <w:r>
+              <w:rPr>
+                <w:rFonts w:ascii="Times New Roman" w:hAnsi="Times New Roman" w:eastAsia="宋体"/>
+                <w:sz w:val="24"/>
+              </w:rPr>
+              <w:t xml:space="preserve">{订单模拟支付与状态更新时序图}</w:t>
+            </w:r>
+          </w:p>
+          <w:p>
+            <w:pPr>
+              <w:ind w:firstLine="480"/>
+            </w:pPr>
+            <w:r>
+              <w:rPr>
+                <w:rFonts w:ascii="Times New Roman" w:hAnsi="Times New Roman" w:eastAsia="宋体"/>
+                <w:sz w:val="24"/>
+              </w:rPr>
+              <w:t xml:space="preserve">{fig:U02}</w:t>
+            </w:r>
+          </w:p>
+          <w:p>
+            <w:pPr>
+              <w:ind w:firstLine="480"/>
+            </w:pPr>
+            <w:r>
+              <w:rPr>
+                <w:rFonts w:ascii="Times New Roman" w:hAnsi="Times New Roman" w:eastAsia="宋体"/>
+                <w:sz w:val="24"/>
+              </w:rPr>
+              <w:t xml:space="preserve">{figure}</w:t>
+            </w:r>
+          </w:p>
+          <w:p>
+            <w:pPr>
+              <w:ind w:firstLine="480"/>
+            </w:pPr>
+            <w:r>
+              <w:rPr>
+                <w:rFonts w:ascii="Times New Roman" w:hAnsi="Times New Roman" w:eastAsia="宋体"/>
+                <w:sz w:val="24"/>
+              </w:rPr>
+              <w:t xml:space="preserve">最后，图 fig:U02 揭示了系统内部微服务间为促成状态流转而发生的高效协作时序。当支付服务 lgg-pay 收到成功回调后，它立即利用 OpenFeign 客户端向业务服务发出同步的订单状态更新指令。在业务服务确认数据库更新成功后，支付服务紧接着向 RabbitMQ 投递异步的支付成功事件。通知服务 lgg-notice 通过订阅该队列快速捕捉事件，利用预先建立的 WebSocket 长连接将包装提醒指令推送至网页管理端。这种同步与异步结合的时序设计，既保证了数据状态的强一致性，又实现了后续非核心推送业务的弱依赖解耦。</w:t>
+            </w:r>
+          </w:p>
+          <w:p>
+            <w:pPr>
+              <w:ind w:firstLine="480"/>
+            </w:pPr>
+            <w:r>
+              <w:rPr>
+                <w:rFonts w:ascii="Times New Roman" w:hAnsi="Times New Roman" w:eastAsia="宋体"/>
+                <w:sz w:val="24"/>
+              </w:rPr>
+              <w:t xml:space="preserve">【3. 容器化部署与成果总结】</w:t>
+            </w:r>
+          </w:p>
+          <w:p>
+            <w:pPr>
+              <w:ind w:firstLine="480"/>
+            </w:pPr>
+            <w:r>
+              <w:rPr>
+                <w:rFonts w:ascii="Times New Roman" w:hAnsi="Times New Roman" w:eastAsia="宋体"/>
+                <w:sz w:val="24"/>
+              </w:rPr>
+              <w:t xml:space="preserve">系统测试与服务验收</w:t>
+            </w:r>
+          </w:p>
+          <w:p>
+            <w:pPr>
+              <w:ind w:firstLine="480"/>
+            </w:pPr>
+            <w:r>
+              <w:rPr>
+                <w:rFonts w:ascii="Times New Roman" w:hAnsi="Times New Roman" w:eastAsia="宋体"/>
+                <w:sz w:val="24"/>
+              </w:rPr>
+              <w:t xml:space="preserve">接口自动化测试与 Newman 验证</w:t>
+            </w:r>
+          </w:p>
+          <w:p>
+            <w:pPr>
+              <w:ind w:firstLine="480"/>
+            </w:pPr>
+            <w:r>
+              <w:rPr>
+                <w:rFonts w:ascii="Times New Roman" w:hAnsi="Times New Roman" w:eastAsia="宋体"/>
+                <w:sz w:val="24"/>
+              </w:rPr>
+              <w:t xml:space="preserve">{figure}[htbp]</w:t>
+            </w:r>
+          </w:p>
+          <w:p>
+            <w:pPr>
+              <w:ind w:firstLine="480"/>
+            </w:pPr>
+            <w:r>
+              <w:rPr>
+                <w:rFonts w:ascii="Times New Roman" w:hAnsi="Times New Roman" w:eastAsia="宋体"/>
+                <w:sz w:val="24"/>
+              </w:rPr>
+              <w:t xml:space="preserve">[width=0.9,keepaspectratio]{figures/S11-newman-cli-real.png}</w:t>
+            </w:r>
+          </w:p>
+          <w:p>
+            <w:pPr>
+              <w:ind w:firstLine="480"/>
+            </w:pPr>
+            <w:r>
+              <w:rPr>
+                <w:rFonts w:ascii="Times New Roman" w:hAnsi="Times New Roman" w:eastAsia="宋体"/>
+                <w:sz w:val="24"/>
+              </w:rPr>
+              <w:t xml:space="preserve">{Newman微服务接口测试报告}</w:t>
+            </w:r>
+          </w:p>
+          <w:p>
+            <w:pPr>
+              <w:ind w:firstLine="480"/>
+            </w:pPr>
+            <w:r>
+              <w:rPr>
+                <w:rFonts w:ascii="Times New Roman" w:hAnsi="Times New Roman" w:eastAsia="宋体"/>
+                <w:sz w:val="24"/>
+              </w:rPr>
+              <w:t xml:space="preserve">{fig:S11}</w:t>
+            </w:r>
+          </w:p>
+          <w:p>
+            <w:pPr>
+              <w:ind w:firstLine="480"/>
+            </w:pPr>
+            <w:r>
+              <w:rPr>
+                <w:rFonts w:ascii="Times New Roman" w:hAnsi="Times New Roman" w:eastAsia="宋体"/>
+                <w:sz w:val="24"/>
+              </w:rPr>
+              <w:t xml:space="preserve">{figure}</w:t>
+            </w:r>
+          </w:p>
+          <w:p>
+            <w:pPr>
+              <w:ind w:firstLine="480"/>
+            </w:pPr>
+            <w:r>
+              <w:rPr>
+                <w:rFonts w:ascii="Times New Roman" w:hAnsi="Times New Roman" w:eastAsia="宋体"/>
+                <w:sz w:val="24"/>
+              </w:rPr>
+              <w:t xml:space="preserve">为确保微服务对外提供的 RESTful 接口具备基本的鲁棒性与一致性，项目在开发交付阶段将 Apifox 导出的 Postman Collection 纳入 Newman 命令行回归验证。当前测试集合聚焦课程验收时最容易出现问题的网关认证与核心业务查询链路，覆盖验证码拉取、管理员登录、分类列表查询和订单分页查询四个接口，并在真实本地服务环境下执行断言。</w:t>
+            </w:r>
+          </w:p>
+          <w:p>
+            <w:pPr>
+              <w:ind w:firstLine="480"/>
+            </w:pPr>
+            <w:r>
+              <w:rPr>
+                <w:rFonts w:ascii="Times New Roman" w:hAnsi="Times New Roman" w:eastAsia="宋体"/>
+                <w:sz w:val="24"/>
+              </w:rPr>
+              <w:t xml:space="preserve">系统测试集基于 Apifox 进行统一设计并导出为符合 Postman Collection v2.1 规范的 JSON 文件。网关代理测试部分包含通过 8090 端口发起的登录认证请求和验证码拉取请求，用于验证 Gateway 的外部入口、认证链路和跨域处理是否正常工作。登录认证测试用例向 /login 端点发送 POST 请求，请求体中包含用户名、密码、验证码和 uuid 字段，断言脚本检查响应状态码是否为 200、响应体 code 字段是否为成功标识 200，并提取响应中的 token 字段写入 Collection 变量以供后续接口复用。验证码拉取测试则向 /captchaImage 端点发送 GET 请求，断言响应中包含 captchaEnabled 字段并返回成功 code。由于当前运行验证环境已关闭验证码校验，测试脚本不再错误地要求 uuid 和 img 字段必须存在，避免把环境配置差异误判为接口失败。</w:t>
+            </w:r>
+          </w:p>
+          <w:p>
+            <w:pPr>
+              <w:ind w:firstLine="480"/>
+            </w:pPr>
+            <w:r>
+              <w:rPr>
+                <w:rFonts w:ascii="Times New Roman" w:hAnsi="Times New Roman" w:eastAsia="宋体"/>
+                <w:sz w:val="24"/>
+              </w:rPr>
+              <w:t xml:space="preserve">业务端测试直连 lgg-business 的 8088 端口，覆盖分类列表查询和订单分页查询两个高频后台接口。分类查询断言响应 code 为 1 且 data 为非空数组，说明基础分类数据已经完成初始化并可被后台和小程序读取。订单查询断言响应 code 为 1 且 data.records 为数组，说明订单管理页面依赖的分页接口能够返回标准分页结构。上述接口均携带运行验证环境内部授权头，用于绕开浏览器会话状态对命令行测试造成的干扰，使 Newman 测试边界集中在服务可用性、响应结构和业务数据可读性上。</w:t>
+            </w:r>
+          </w:p>
+          <w:p>
+            <w:pPr>
+              <w:ind w:firstLine="480"/>
+            </w:pPr>
+            <w:r>
+              <w:rPr>
+                <w:rFonts w:ascii="Times New Roman" w:hAnsi="Times New Roman" w:eastAsia="宋体"/>
+                <w:sz w:val="24"/>
+              </w:rPr>
+              <w:t xml:space="preserve">{table}[htbp]</w:t>
+            </w:r>
+          </w:p>
+          <w:p>
+            <w:pPr>
+              <w:ind w:firstLine="480"/>
+            </w:pPr>
+            <w:r>
+              <w:rPr>
+                <w:rFonts w:ascii="Times New Roman" w:hAnsi="Times New Roman" w:eastAsia="宋体"/>
+                <w:sz w:val="24"/>
+              </w:rPr>
+              <w:t xml:space="preserve">{核心接口自动化回归测试用例表}</w:t>
+            </w:r>
+          </w:p>
+          <w:p>
+            <w:pPr>
+              <w:ind w:firstLine="480"/>
+            </w:pPr>
+            <w:r>
+              <w:rPr>
+                <w:rFonts w:ascii="Times New Roman" w:hAnsi="Times New Roman" w:eastAsia="宋体"/>
+                <w:sz w:val="24"/>
+              </w:rPr>
+              <w:t xml:space="preserve">{tab:api_tests}</w:t>
+            </w:r>
+          </w:p>
+          <w:p>
+            <w:pPr>
+              <w:ind w:firstLine="480"/>
+            </w:pPr>
+            <w:r>
+              <w:rPr>
+                <w:rFonts w:ascii="Times New Roman" w:hAnsi="Times New Roman" w:eastAsia="宋体"/>
+                <w:sz w:val="24"/>
+              </w:rPr>
+              <w:t xml:space="preserve">{</w:t>
+            </w:r>
+          </w:p>
+          <w:p>
+            <w:pPr>
+              <w:ind w:firstLine="480"/>
+            </w:pPr>
+            <w:r>
+              <w:rPr>
+                <w:rFonts w:ascii="Times New Roman" w:hAnsi="Times New Roman" w:eastAsia="宋体"/>
+                <w:sz w:val="24"/>
+              </w:rPr>
+              <w:t xml:space="preserve">{}{4pt}</w:t>
+            </w:r>
+          </w:p>
+          <w:p>
+            <w:pPr>
+              <w:ind w:firstLine="480"/>
+            </w:pPr>
+            <w:r>
+              <w:rPr>
+                <w:rFonts w:ascii="Times New Roman" w:hAnsi="Times New Roman" w:eastAsia="宋体"/>
+                <w:sz w:val="24"/>
+              </w:rPr>
+              <w:t xml:space="preserve">{tabular}{&gt;{}p{0.10}&gt;{}p{0.30}&gt;{}p{0.17}&gt;{}p{0.33}}</w:t>
+            </w:r>
+          </w:p>
+          <w:p>
+            <w:pPr>
+              <w:ind w:firstLine="480"/>
+            </w:pPr>
+            <w:r>
+              <w:rPr>
+                <w:rFonts w:ascii="Times New Roman" w:hAnsi="Times New Roman" w:eastAsia="宋体"/>
+                <w:sz w:val="24"/>
+              </w:rPr>
+              <w:t xml:space="preserve">接口名称 &amp; 请求路径 &amp; 验证目标 &amp; 核心断言规则 \\</w:t>
+            </w:r>
+          </w:p>
+          <w:p>
+            <w:pPr>
+              <w:ind w:firstLine="480"/>
+            </w:pPr>
+            <w:r>
+              <w:rPr>
+                <w:rFonts w:ascii="Times New Roman" w:hAnsi="Times New Roman" w:eastAsia="宋体"/>
+                <w:sz w:val="24"/>
+              </w:rPr>
+              <w:t xml:space="preserve">拉取验证码 &amp; /captchaImage &amp; 网关外部入口连通性 &amp; 状态码 200，包含 captchaEnabled \\</w:t>
+            </w:r>
+          </w:p>
+          <w:p>
+            <w:pPr>
+              <w:ind w:firstLine="480"/>
+            </w:pPr>
+            <w:r>
+              <w:rPr>
+                <w:rFonts w:ascii="Times New Roman" w:hAnsi="Times New Roman" w:eastAsia="宋体"/>
+                <w:sz w:val="24"/>
+              </w:rPr>
+              <w:t xml:space="preserve">管理员登录 &amp; /login &amp; 认证拦截与令牌颁发 &amp; 业务 code=200，返回有效 token \\</w:t>
+            </w:r>
+          </w:p>
+          <w:p>
+            <w:pPr>
+              <w:ind w:firstLine="480"/>
+            </w:pPr>
+            <w:r>
+              <w:rPr>
+                <w:rFonts w:ascii="Times New Roman" w:hAnsi="Times New Roman" w:eastAsia="宋体"/>
+                <w:sz w:val="24"/>
+              </w:rPr>
+              <w:t xml:space="preserve">分类列表查询 &amp; /admin/category/list &amp; 业务服务与缓存读取 &amp; data 数组非空，响应耗时 &lt;2s \\</w:t>
+            </w:r>
+          </w:p>
+          <w:p>
+            <w:pPr>
+              <w:ind w:firstLine="480"/>
+            </w:pPr>
+            <w:r>
+              <w:rPr>
+                <w:rFonts w:ascii="Times New Roman" w:hAnsi="Times New Roman" w:eastAsia="宋体"/>
+                <w:sz w:val="24"/>
+              </w:rPr>
+              <w:t xml:space="preserve">订单分页查询 &amp; /admin/order/conditionSearch &amp; 分页结构与跨服务查询 &amp; data.records 非空，格式符合标准 \\</w:t>
+            </w:r>
+          </w:p>
+          <w:p>
+            <w:pPr>
+              <w:ind w:firstLine="480"/>
+            </w:pPr>
+            <w:r>
+              <w:rPr>
+                <w:rFonts w:ascii="Times New Roman" w:hAnsi="Times New Roman" w:eastAsia="宋体"/>
+                <w:sz w:val="24"/>
+              </w:rPr>
+              <w:t xml:space="preserve">{tabular}}</w:t>
+            </w:r>
+          </w:p>
+          <w:p>
+            <w:pPr>
+              <w:ind w:firstLine="480"/>
+            </w:pPr>
+            <w:r>
+              <w:rPr>
+                <w:rFonts w:ascii="Times New Roman" w:hAnsi="Times New Roman" w:eastAsia="宋体"/>
+                <w:sz w:val="24"/>
+              </w:rPr>
+              <w:t xml:space="preserve">{table}</w:t>
+            </w:r>
+          </w:p>
+          <w:p>
+            <w:pPr>
+              <w:ind w:firstLine="480"/>
+            </w:pPr>
+            <w:r>
+              <w:rPr>
+                <w:rFonts w:ascii="Times New Roman" w:hAnsi="Times New Roman" w:eastAsia="宋体"/>
+                <w:sz w:val="24"/>
+              </w:rPr>
+              <w:t xml:space="preserve">测试集中每个请求的 Tests 脚本标签页内编写了多维度的 JavaScript 自动断言。第一层断言统一检查 HTTP 响应状态码是否为 200，若非 200 则立即标记该用例为失败。第二层断言解析响应 JSON 体并检查业务操作成功标识字段 code 的值是否为预期的 200。第三层断言针对特定接口检查关键业务字段的存在性与格式正确性，例如登录接口必须返回非空的 token 字段，订单提交接口必须返回符合正则模式的业务订单号。第四层断言通过 pm.expect(responseTime).to.be.below(2000) 语句限制每个接口的响应时间不得超过 2000 毫秒，确保微服务在本地运行环境下的基本性能达标。</w:t>
+            </w:r>
+          </w:p>
+          <w:p>
+            <w:pPr>
+              <w:ind w:firstLine="480"/>
+            </w:pPr>
+            <w:r>
+              <w:rPr>
+                <w:rFonts w:ascii="Times New Roman" w:hAnsi="Times New Roman" w:eastAsia="宋体"/>
+                <w:sz w:val="24"/>
+              </w:rPr>
+              <w:t xml:space="preserve">开发者在本地执行 npx newman run tests/apifox-collection.json --reporters cli 命令运行接口测试。Newman 的 CLI Reporter 在终端实时输出每个请求的执行状态和断言结果。本次截图所示运行结果中，请求总数为 4，断言总数为 8，失败数为 0，平均响应时间约为 70ms，说明网关认证入口与核心业务查询接口均能够在本地微服务环境下稳定响应。后续若继续扩展 Apifox 集合，可在同一命令入口下追加水果、套餐、购物车、支付回调和小票导出等更多业务场景。</w:t>
+            </w:r>
+          </w:p>
+          <w:p>
+            <w:pPr>
+              <w:ind w:firstLine="480"/>
+            </w:pPr>
+            <w:r>
+              <w:rPr>
+                <w:rFonts w:ascii="Times New Roman" w:hAnsi="Times New Roman" w:eastAsia="宋体"/>
+                <w:sz w:val="24"/>
+              </w:rPr>
+              <w:t xml:space="preserve">Playwright 核心闭环端到端（E2E）测试</w:t>
+            </w:r>
+          </w:p>
+          <w:p>
+            <w:pPr>
+              <w:ind w:firstLine="480"/>
+            </w:pPr>
+            <w:r>
+              <w:rPr>
+                <w:rFonts w:ascii="Times New Roman" w:hAnsi="Times New Roman" w:eastAsia="宋体"/>
+                <w:sz w:val="24"/>
+              </w:rPr>
+              <w:t xml:space="preserve">{figure}[htbp]</w:t>
+            </w:r>
+          </w:p>
+          <w:p>
+            <w:pPr>
+              <w:ind w:firstLine="480"/>
+            </w:pPr>
+            <w:r>
+              <w:rPr>
+                <w:rFonts w:ascii="Times New Roman" w:hAnsi="Times New Roman" w:eastAsia="宋体"/>
+                <w:sz w:val="24"/>
+              </w:rPr>
+              <w:t xml:space="preserve">[width=0.9,keepaspectratio]{figures/S12-playwright-cli-real.png}</w:t>
+            </w:r>
+          </w:p>
+          <w:p>
+            <w:pPr>
+              <w:ind w:firstLine="480"/>
+            </w:pPr>
+            <w:r>
+              <w:rPr>
+                <w:rFonts w:ascii="Times New Roman" w:hAnsi="Times New Roman" w:eastAsia="宋体"/>
+                <w:sz w:val="24"/>
+              </w:rPr>
+              <w:t xml:space="preserve">{Playwright端到端闭环测试结果}</w:t>
+            </w:r>
+          </w:p>
+          <w:p>
+            <w:pPr>
+              <w:ind w:firstLine="480"/>
+            </w:pPr>
+            <w:r>
+              <w:rPr>
+                <w:rFonts w:ascii="Times New Roman" w:hAnsi="Times New Roman" w:eastAsia="宋体"/>
+                <w:sz w:val="24"/>
+              </w:rPr>
+              <w:t xml:space="preserve">{fig:S12}</w:t>
+            </w:r>
+          </w:p>
+          <w:p>
+            <w:pPr>
+              <w:ind w:firstLine="480"/>
+            </w:pPr>
+            <w:r>
+              <w:rPr>
+                <w:rFonts w:ascii="Times New Roman" w:hAnsi="Times New Roman" w:eastAsia="宋体"/>
+                <w:sz w:val="24"/>
+              </w:rPr>
+              <w:t xml:space="preserve">{figure}</w:t>
+            </w:r>
+          </w:p>
+          <w:p>
+            <w:pPr>
+              <w:ind w:firstLine="480"/>
+            </w:pPr>
+            <w:r>
+              <w:rPr>
+                <w:rFonts w:ascii="Times New Roman" w:hAnsi="Times New Roman" w:eastAsia="宋体"/>
+                <w:sz w:val="24"/>
+              </w:rPr>
+              <w:t xml:space="preserve">针对复杂的微服务协同场景，传统的接口测试难以覆盖跨服务的数据流转完整性，特别是从支付服务经过消息队列到通知服务再到浏览器前端 WebSocket 的全链路。为此本人使用微软开源的 Playwright 框架编写了端到端自动化测试用例，从真实浏览器的视角验证整个分布式系统的协同正确性。</w:t>
+            </w:r>
+          </w:p>
+          <w:p>
+            <w:pPr>
+              <w:ind w:firstLine="480"/>
+            </w:pPr>
+            <w:r>
+              <w:rPr>
+                <w:rFonts w:ascii="Times New Roman" w:hAnsi="Times New Roman" w:eastAsia="宋体"/>
+                <w:sz w:val="24"/>
+              </w:rPr>
+              <w:t xml:space="preserve">测试架构设计遵循了测试金字塔理论中端到端测试层的设计原则。测试运行的前提条件要求全部微服务（lgg-admin, lgg-business, lgg-pay, lgg-notice, lgg-gateway）以及中间件（Redis, Nacos, MySQL, RabbitMQ）均已通过 PM2 正常启动，前端预览服务运行在固定的 8087 端口。测试配置文件 playwright.config.ts 中设置了 use.baseURL 为 http://127.0.0.1:8087，timeout 超时为 30000 毫秒，并指定使用 Chromium 浏览器引擎以 headless 无头模式运行，以提高测试执行速度和 CI 环境兼容性。</w:t>
+            </w:r>
+          </w:p>
+          <w:p>
+            <w:pPr>
+              <w:ind w:firstLine="480"/>
+            </w:pPr>
+            <w:r>
+              <w:rPr>
+                <w:rFonts w:ascii="Times New Roman" w:hAnsi="Times New Roman" w:eastAsia="宋体"/>
+                <w:sz w:val="24"/>
+              </w:rPr>
+              <w:t xml:space="preserve">在测试数据初始化阶段，脚本在 beforeAll 钩子中自动建立 MySQL 数据库直连，使用 mysql2 驱动创建连接池并执行 SQL INSERT 语句向订单表直接插入一条状态为待付款的测试订单记录。该订单的业务订单号以 ORDER 前缀加时间戳命名以确保唯一性，购买用户设置为测试账户，实付金额设置为固定的测试值。通过 SQL 直接插入而非通过前端 UI 加购下单的设计意图是将测试边界锁定在支付至通知的核心微服务协同链路上，避免前端 UI 交互的不确定性对测试结果产生干扰。</w:t>
+            </w:r>
+          </w:p>
+          <w:p>
+            <w:pPr>
+              <w:ind w:firstLine="480"/>
+            </w:pPr>
+            <w:r>
+              <w:rPr>
+                <w:rFonts w:ascii="Times New Roman" w:hAnsi="Times New Roman" w:eastAsia="宋体"/>
+                <w:sz w:val="24"/>
+              </w:rPr>
+              <w:t xml:space="preserve">测试执行流程包含五个关键步骤。第一步是 Token 注入绕过登录。传统的 UI 自动化登录需要处理验证码图片识别、密码输入以及页面跳转等待等复杂交互，在 CI 环境中极不稳定。因此 Playwright 测试采用 API 直接登录方案，脚本通过 page.request.post 方法向 Gateway 的 /auth/login 接口发送登录请求，请求体中包含预设的测试用户名和密码。获取响应中的 token 后，通过 page.context().addCookies 方法将 Admin-Token Cookie 注入到当前浏览器上下文中，随后调用 page.goto 方法直接导航至管理后台首页，完全绕过了登录页面的渲染与交互流程。这一技术权衡在保证测试覆盖了身份认证链路有效性的同时，大幅提升了测试执行的速度与稳定性。</w:t>
+            </w:r>
+          </w:p>
+          <w:p>
+            <w:pPr>
+              <w:ind w:firstLine="480"/>
+            </w:pPr>
+            <w:r>
+              <w:rPr>
+                <w:rFonts w:ascii="Times New Roman" w:hAnsi="Times New Roman" w:eastAsia="宋体"/>
+                <w:sz w:val="24"/>
+              </w:rPr>
+              <w:t xml:space="preserve">第二步是前端页面访问验证。脚本导航至后台首页后通过 page.waitForSelector 等待核心 DOM 元素渲染完成，并通过 expect(page).toHaveTitle 断言页面标题包含生鲜关键字，确认前端应用已正常加载且 Token Cookie 认证有效。第三步是 WebSocket 消息订阅。脚本使用 Node.js 原生的 WebSocket 客户端直连通知微服务的 WebSocket 端点 ws://127.0.0.1:8086/ws/order，注册 onmessage 事件处理器并创建一个 Promise 用于异步等待消息到达。第四步是支付触发。脚本通过 page.request.post 方法直连支付微服务的 /pay/mock 接口发送 POST 请求，请求体中携带此前 SQL 插入的测试订单号和支付金额。第五步是消息断言与数据库验证。脚本通过 await 等待此前创建的 WebSocket Promise 在 15 秒超时内解析，断言收到的消息帧包含测试订单号以及"您有新的生鲜订单"提示语。随后脚本再次连接 MySQL 执行 SELECT 查询，读取该测试订单的当前状态字段值并断言其已变更为 2（表示已支付待接单），从底层数据库层面验证了 OpenFeign 远程调用确实成功修改了订单状态。</w:t>
+            </w:r>
           </w:p>
         </w:tc>
       </w:tr>
@@ -3700,7 +2633,7 @@
                 <w:rFonts w:hint="eastAsia"/>
                 <w:highlight w:val="red"/>
               </w:rPr>
-              <w:t>张三</w:t>
+              <w:t xml:space="preserve">曹磊</w:t>
             </w:r>
           </w:p>
         </w:tc>
@@ -3713,6 +2646,9 @@
             <w:pPr>
               <w:jc w:val="center"/>
             </w:pPr>
+            <w:r>
+              <w:t xml:space="preserve">23030301</w:t>
+            </w:r>
           </w:p>
         </w:tc>
         <w:tc>
@@ -3724,6 +2660,9 @@
             <w:pPr>
               <w:jc w:val="center"/>
             </w:pPr>
+            <w:r>
+              <w:t xml:space="preserve">13800000000</w:t>
+            </w:r>
           </w:p>
         </w:tc>
         <w:tc>
@@ -3735,6 +2674,9 @@
             <w:pPr>
               <w:jc w:val="center"/>
             </w:pPr>
+            <w:r>
+              <w:t xml:space="preserve">caolei@czu.edu.cn</w:t>
+            </w:r>
           </w:p>
         </w:tc>
       </w:tr>
@@ -3766,7 +2708,7 @@
                 <w:rFonts w:hint="eastAsia"/>
                 <w:highlight w:val="red"/>
               </w:rPr>
-              <w:t>李四</w:t>
+              <w:t xml:space="preserve">-</w:t>
             </w:r>
           </w:p>
         </w:tc>
@@ -3779,6 +2721,9 @@
             <w:pPr>
               <w:jc w:val="center"/>
             </w:pPr>
+            <w:r>
+              <w:t xml:space="preserve">-</w:t>
+            </w:r>
           </w:p>
         </w:tc>
         <w:tc>
@@ -3790,6 +2735,9 @@
             <w:pPr>
               <w:jc w:val="center"/>
             </w:pPr>
+            <w:r>
+              <w:t xml:space="preserve">-</w:t>
+            </w:r>
           </w:p>
         </w:tc>
         <w:tc>
@@ -3801,6 +2749,9 @@
             <w:pPr>
               <w:jc w:val="center"/>
             </w:pPr>
+            <w:r>
+              <w:t xml:space="preserve">-</w:t>
+            </w:r>
           </w:p>
         </w:tc>
       </w:tr>
@@ -3832,7 +2783,7 @@
                 <w:rFonts w:hint="eastAsia"/>
                 <w:highlight w:val="red"/>
               </w:rPr>
-              <w:t>王五</w:t>
+              <w:t xml:space="preserve">-</w:t>
             </w:r>
           </w:p>
         </w:tc>
@@ -3845,6 +2796,9 @@
             <w:pPr>
               <w:jc w:val="center"/>
             </w:pPr>
+            <w:r>
+              <w:t xml:space="preserve">-</w:t>
+            </w:r>
           </w:p>
         </w:tc>
         <w:tc>
@@ -3856,6 +2810,9 @@
             <w:pPr>
               <w:jc w:val="center"/>
             </w:pPr>
+            <w:r>
+              <w:t xml:space="preserve">-</w:t>
+            </w:r>
           </w:p>
         </w:tc>
         <w:tc>
@@ -3867,6 +2824,9 @@
             <w:pPr>
               <w:jc w:val="center"/>
             </w:pPr>
+            <w:r>
+              <w:t xml:space="preserve">-</w:t>
+            </w:r>
           </w:p>
         </w:tc>
       </w:tr>
@@ -3877,24 +2837,12 @@
             <w:gridSpan w:val="5"/>
           </w:tcPr>
           <w:p>
+            <w:pPr/>
             <w:r>
               <w:rPr>
                 <w:highlight w:val="lightGray"/>
               </w:rPr>
-              <w:t>一</w:t>
-            </w:r>
-            <w:r>
-              <w:rPr>
-                <w:rFonts w:hint="eastAsia"/>
-                <w:highlight w:val="lightGray"/>
-              </w:rPr>
-              <w:t>、</w:t>
-            </w:r>
-            <w:r>
-              <w:rPr>
-                <w:rFonts w:hint="eastAsia"/>
-              </w:rPr>
-              <w:t>项目组成员分工描述</w:t>
+              <w:t xml:space="preserve">一、项目组成员分工描述：</w:t>
             </w:r>
           </w:p>
           <w:p>
@@ -3910,82 +2858,6 @@
               </w:rPr>
               <w:t>张三：</w:t>
             </w:r>
-          </w:p>
-          <w:p>
-            <w:pPr>
-              <w:rPr>
-                <w:highlight w:val="red"/>
-              </w:rPr>
-            </w:pPr>
-          </w:p>
-          <w:p>
-            <w:pPr>
-              <w:rPr>
-                <w:highlight w:val="red"/>
-              </w:rPr>
-            </w:pPr>
-          </w:p>
-          <w:p>
-            <w:pPr>
-              <w:rPr>
-                <w:highlight w:val="red"/>
-              </w:rPr>
-            </w:pPr>
-            <w:r>
-              <w:rPr>
-                <w:rFonts w:hint="eastAsia"/>
-                <w:highlight w:val="red"/>
-              </w:rPr>
-              <w:t>李四：</w:t>
-            </w:r>
-          </w:p>
-          <w:p>
-            <w:pPr>
-              <w:rPr>
-                <w:highlight w:val="red"/>
-              </w:rPr>
-            </w:pPr>
-          </w:p>
-          <w:p>
-            <w:pPr>
-              <w:rPr>
-                <w:highlight w:val="red"/>
-              </w:rPr>
-            </w:pPr>
-          </w:p>
-          <w:p>
-            <w:pPr>
-              <w:rPr>
-                <w:highlight w:val="red"/>
-              </w:rPr>
-            </w:pPr>
-            <w:r>
-              <w:rPr>
-                <w:rFonts w:hint="eastAsia"/>
-                <w:highlight w:val="red"/>
-              </w:rPr>
-              <w:t>王五：</w:t>
-            </w:r>
-          </w:p>
-          <w:p>
-            <w:pPr>
-              <w:rPr>
-                <w:highlight w:val="red"/>
-              </w:rPr>
-            </w:pPr>
-          </w:p>
-          <w:p>
-            <w:pPr>
-              <w:rPr>
-                <w:highlight w:val="red"/>
-              </w:rPr>
-            </w:pPr>
-          </w:p>
-          <w:p>
-            <w:pPr>
-              <w:pStyle w:val="ad"/>
-              <w:ind w:left="480" w:firstLine="0" w:firstLineChars="0"/>
-            </w:pPr>
           </w:p>
         </w:tc>
       </w:tr>
